--- a/docs/journal_de_bord.docx
+++ b/docs/journal_de_bord.docx
@@ -4,25 +4,39 @@
   <w:body>
     <w:p>
       <w:pPr>
-        <w:pStyle w:val="Titre1"/>
+        <w:pStyle w:val="Titre"/>
       </w:pPr>
-      <w:bookmarkStart w:id="9" w:name="_c4de9e36c6831749bb7e89896a096a5f02d50a2"/>
       <w:r>
         <w:t xml:space="preserve">Journal de bord : RÉSULTATS-BF</w:t>
       </w:r>
-      <w:bookmarkEnd w:id="9"/>
     </w:p>
     <w:p>
       <w:pPr>
-        <w:pStyle w:val="Normalcentr"/>
+        <w:pStyle w:val="Author"/>
       </w:pPr>
       <w:r>
-        <w:t xml:space="preserve">Livrable L3, 1 à 2 pages. Groupe 04. Le détail de chaque point est dans le dossier d’architecture (§ indiqué).</w:t>
+        <w:t xml:space="preserve">Groupe 04 : KOBENDE Pêgdwendé Evrard, PORGO Abdoul Nassirou, OUEDRAOGO Armand Hendrix, THIOMBIANO Yempabou Romaric Johan</w:t>
+      </w:r>
+    </w:p>
+    <w:p>
+      <w:pPr>
+        <w:pStyle w:val="Date"/>
+      </w:pPr>
+      <w:r>
+        <w:t xml:space="preserve">M1 Informatique, IBAM · Virtualisation et Cloud Computing · Dr SOMDA · 26 octobre 2026</w:t>
       </w:r>
     </w:p>
     <w:p>
       <w:pPr>
         <w:pStyle w:val="FirstParagraph"/>
+      </w:pPr>
+      <w:r>
+        <w:t xml:space="preserve">Le détail de chaque point est dans le dossier d’architecture (§ indiqué).</w:t>
+      </w:r>
+    </w:p>
+    <w:p>
+      <w:pPr>
+        <w:pStyle w:val="Corpsdetexte"/>
       </w:pPr>
       <w:r>
         <w:rPr>
@@ -47,13 +61,13 @@
         <w:t xml:space="preserve"> </w:t>
       </w:r>
       <w:r>
-        <w:t xml:space="preserve">ingénieur essais et observabilité (E2). Rotation : chacun a au moins un commit hors de son domaine</w:t>
+        <w:t xml:space="preserve">ingénieur essais et observabilité (E2). Commits hors de son domaine (rotation) : V2 par KOBENDE, V6 et</w:t>
       </w:r>
       <w:r>
         <w:t xml:space="preserve"> </w:t>
       </w:r>
       <w:r>
-        <w:t xml:space="preserve">(V2 par KOBENDE, V6 par PORGO, node_exporter dans</w:t>
+        <w:t xml:space="preserve">remise en service de la base par PORGO, node_exporter dans</w:t>
       </w:r>
       <w:r>
         <w:t xml:space="preserve"> </w:t>
@@ -68,18 +82,17 @@
         <w:t xml:space="preserve"> </w:t>
       </w:r>
       <w:r>
-        <w:t xml:space="preserve">par THIOMBIANO).</w:t>
+        <w:t xml:space="preserve">par THIOMBIANO.</w:t>
       </w:r>
     </w:p>
+    <w:bookmarkStart w:id="9" w:name="décisions-prises-et-pourquoi"/>
     <w:p>
       <w:pPr>
         <w:pStyle w:val="Titre2"/>
       </w:pPr>
-      <w:bookmarkStart w:id="10" w:name="_cc09a43f32a8b5a7d80250661fac68bddff9299"/>
       <w:r>
         <w:t xml:space="preserve">Décisions prises et pourquoi</w:t>
       </w:r>
-      <w:bookmarkEnd w:id="10"/>
     </w:p>
     <w:tbl>
       <w:tblPr>
@@ -700,15 +713,15 @@
         </w:tc>
       </w:tr>
     </w:tbl>
+    <w:bookmarkEnd w:id="9"/>
+    <w:bookmarkStart w:id="10" w:name="difficultés-rencontrées-et-solutions"/>
     <w:p>
       <w:pPr>
         <w:pStyle w:val="Titre2"/>
       </w:pPr>
-      <w:bookmarkStart w:id="11" w:name="_36ec95fe38640abd7a71b3f1fb6168657b86216"/>
       <w:r>
         <w:t xml:space="preserve">Difficultés rencontrées et solutions</w:t>
       </w:r>
-      <w:bookmarkEnd w:id="11"/>
     </w:p>
     <w:tbl>
       <w:tblPr>
@@ -853,7 +866,22 @@
               <w:rPr>
                 <w:rStyle w:val="VerbatimChar"/>
               </w:rPr>
-              <w:t xml:space="preserve">haproxy -vv \| grep -q</w:t>
+              <w:t xml:space="preserve">haproxy -vv</w:t>
+            </w:r>
+            <w:r>
+              <w:t xml:space="preserve"> </w:t>
+            </w:r>
+            <w:r>
+              <w:t xml:space="preserve">filtré par</w:t>
+            </w:r>
+            <w:r>
+              <w:t xml:space="preserve"> </w:t>
+            </w:r>
+            <w:r>
+              <w:rPr>
+                <w:rStyle w:val="VerbatimChar"/>
+              </w:rPr>
+              <w:t xml:space="preserve">grep -q</w:t>
             </w:r>
             <w:r>
               <w:t xml:space="preserve"> </w:t>
@@ -1251,6 +1279,98 @@
               <w:pStyle w:val="Compact"/>
             </w:pPr>
             <w:r>
+              <w:t xml:space="preserve">PORGO</w:t>
+            </w:r>
+          </w:p>
+        </w:tc>
+        <w:tc>
+          <w:tcPr/>
+          <w:p>
+            <w:pPr>
+              <w:pStyle w:val="Compact"/>
+            </w:pPr>
+            <w:r>
+              <w:t xml:space="preserve">Validation finale (7 machines) :</w:t>
+            </w:r>
+            <w:r>
+              <w:t xml:space="preserve"> </w:t>
+            </w:r>
+            <w:r>
+              <w:rPr>
+                <w:rStyle w:val="VerbatimChar"/>
+              </w:rPr>
+              <w:t xml:space="preserve">vagrant up</w:t>
+            </w:r>
+            <w:r>
+              <w:t xml:space="preserve"> </w:t>
+            </w:r>
+            <w:r>
+              <w:t xml:space="preserve">en échec sur obs, apt.grafana.com injoignable depuis le réseau du poste (connexion réinitialisée), alors que dl.grafana.com répond</w:t>
+            </w:r>
+          </w:p>
+        </w:tc>
+        <w:tc>
+          <w:tcPr/>
+          <w:p>
+            <w:pPr>
+              <w:pStyle w:val="Compact"/>
+            </w:pPr>
+            <w:r>
+              <w:t xml:space="preserve">Grafana 13.2.4 installé depuis le paquet</w:t>
+            </w:r>
+            <w:r>
+              <w:t xml:space="preserve"> </w:t>
+            </w:r>
+            <w:r>
+              <w:rPr>
+                <w:rStyle w:val="VerbatimChar"/>
+              </w:rPr>
+              <w:t xml:space="preserve">.deb</w:t>
+            </w:r>
+            <w:r>
+              <w:t xml:space="preserve"> </w:t>
+            </w:r>
+            <w:r>
+              <w:t xml:space="preserve">de dl.grafana.com, empreinte SHA-256 inscrite dans</w:t>
+            </w:r>
+            <w:r>
+              <w:t xml:space="preserve"> </w:t>
+            </w:r>
+            <w:r>
+              <w:rPr>
+                <w:rStyle w:val="VerbatimChar"/>
+              </w:rPr>
+              <w:t xml:space="preserve">obs.sh</w:t>
+            </w:r>
+            <w:r>
+              <w:t xml:space="preserve">, mis en cache dans</w:t>
+            </w:r>
+            <w:r>
+              <w:t xml:space="preserve"> </w:t>
+            </w:r>
+            <w:r>
+              <w:rPr>
+                <w:rStyle w:val="VerbatimChar"/>
+              </w:rPr>
+              <w:t xml:space="preserve">.cache/</w:t>
+            </w:r>
+            <w:r>
+              <w:t xml:space="preserve"> </w:t>
+            </w:r>
+            <w:r>
+              <w:t xml:space="preserve">: la reconstruction ne dépend plus de ce dépôt</w:t>
+            </w:r>
+          </w:p>
+        </w:tc>
+      </w:tr>
+      <w:tr>
+        <w:tc>
+          <w:tcPr/>
+          <w:p>
+            <w:pPr>
+              <w:pStyle w:val="Compact"/>
+            </w:pPr>
+            <w:r>
               <w:t xml:space="preserve">THIOMBIANO</w:t>
             </w:r>
           </w:p>
@@ -1291,12 +1411,13 @@
         </w:tc>
       </w:tr>
     </w:tbl>
+    <w:bookmarkEnd w:id="10"/>
     <w:sectPr>
       <w:footnotePr>
         <w:numRestart w:val="eachSect"/>
       </w:footnotePr>
-      <w:pgSz w:w="12240" w:h="15840"/>
-      <w:pgMar w:top="1020" w:right="1140" w:bottom="1020" w:left="1140" w:header="720" w:footer="720" w:gutter="0"/>
+      <w:pgSz w:h="15840" w:w="12240"/>
+      <w:pgMar w:bottom="1020" w:footer="720" w:gutter="0" w:header="720" w:left="1140" w:right="1140" w:top="1020"/>
       <w:cols w:space="720"/>
       <w:docGrid w:linePitch="326"/>
     </w:sectPr>
@@ -1328,8 +1449,8 @@
 </file>
 
 <file path=word/numbering.xml><?xml version="1.0" encoding="utf-8"?>
-<w:numbering xmlns:wpc="http://schemas.microsoft.com/office/word/2010/wordprocessingCanvas" xmlns:cx="http://schemas.microsoft.com/office/drawing/2014/chartex" xmlns:cx1="http://schemas.microsoft.com/office/drawing/2015/9/8/chartex" xmlns:cx2="http://schemas.microsoft.com/office/drawing/2015/10/21/chartex" xmlns:cx3="http://schemas.microsoft.com/office/drawing/2016/5/9/chartex" xmlns:cx4="http://schemas.microsoft.com/office/drawing/2016/5/10/chartex" xmlns:cx5="http://schemas.microsoft.com/office/drawing/2016/5/11/chartex" xmlns:cx6="http://schemas.microsoft.com/office/drawing/2016/5/12/chartex" xmlns:cx7="http://schemas.microsoft.com/office/drawing/2016/5/13/chartex" xmlns:cx8="http://schemas.microsoft.com/office/drawing/2016/5/14/chartex" xmlns:mc="http://schemas.openxmlformats.org/markup-compatibility/2006" xmlns:aink="http://schemas.microsoft.com/office/drawing/2016/ink" xmlns:am3d="http://schemas.microsoft.com/office/drawing/2017/model3d" xmlns:o="urn:schemas-microsoft-com:office:office" xmlns:r="http://schemas.openxmlformats.org/officeDocument/2006/relationships" xmlns:m="http://schemas.openxmlformats.org/officeDocument/2006/math" xmlns:v="urn:schemas-microsoft-com:vml" xmlns:wp14="http://schemas.microsoft.com/office/word/2010/wordprocessingDrawing" xmlns:wp="http://schemas.openxmlformats.org/drawingml/2006/wordprocessingDrawing" xmlns:w10="urn:schemas-microsoft-com:office:word" xmlns:w="http://schemas.openxmlformats.org/wordprocessingml/2006/main" xmlns:w14="http://schemas.microsoft.com/office/word/2010/wordml" xmlns:w15="http://schemas.microsoft.com/office/word/2012/wordml" xmlns:w16cex="http://schemas.microsoft.com/office/word/2018/wordml/cex" xmlns:w16cid="http://schemas.microsoft.com/office/word/2016/wordml/cid" xmlns:w16="http://schemas.microsoft.com/office/word/2018/wordml" xmlns:w16sdtdh="http://schemas.microsoft.com/office/word/2020/wordml/sdtdatahash" xmlns:w16se="http://schemas.microsoft.com/office/word/2015/wordml/symex" xmlns:wpg="http://schemas.microsoft.com/office/word/2010/wordprocessingGroup" xmlns:wpi="http://schemas.microsoft.com/office/word/2010/wordprocessingInk" xmlns:wne="http://schemas.microsoft.com/office/word/2006/wordml" xmlns:wps="http://schemas.microsoft.com/office/word/2010/wordprocessingShape" mc:Ignorable="w14 w15 w16se w16cid w16 w16cex w16sdtdh wp14">
-  <w:abstractNum w:abstractNumId="0" w15:restartNumberingAfterBreak="0">
+<w:numbering xmlns:aink="http://schemas.microsoft.com/office/drawing/2016/ink" xmlns:am3d="http://schemas.microsoft.com/office/drawing/2017/model3d" xmlns:cx="http://schemas.microsoft.com/office/drawing/2014/chartex" xmlns:cx1="http://schemas.microsoft.com/office/drawing/2015/9/8/chartex" xmlns:cx2="http://schemas.microsoft.com/office/drawing/2015/10/21/chartex" xmlns:cx3="http://schemas.microsoft.com/office/drawing/2016/5/9/chartex" xmlns:cx4="http://schemas.microsoft.com/office/drawing/2016/5/10/chartex" xmlns:cx5="http://schemas.microsoft.com/office/drawing/2016/5/11/chartex" xmlns:cx6="http://schemas.microsoft.com/office/drawing/2016/5/12/chartex" xmlns:cx7="http://schemas.microsoft.com/office/drawing/2016/5/13/chartex" xmlns:cx8="http://schemas.microsoft.com/office/drawing/2016/5/14/chartex" xmlns:m="http://schemas.openxmlformats.org/officeDocument/2006/math" xmlns:mc="http://schemas.openxmlformats.org/markup-compatibility/2006" xmlns:o="urn:schemas-microsoft-com:office:office" xmlns:r="http://schemas.openxmlformats.org/officeDocument/2006/relationships" xmlns:v="urn:schemas-microsoft-com:vml" xmlns:w="http://schemas.openxmlformats.org/wordprocessingml/2006/main" xmlns:w10="urn:schemas-microsoft-com:office:word" xmlns:w14="http://schemas.microsoft.com/office/word/2010/wordml" xmlns:w15="http://schemas.microsoft.com/office/word/2012/wordml" xmlns:w16="http://schemas.microsoft.com/office/word/2018/wordml" xmlns:w16cex="http://schemas.microsoft.com/office/word/2018/wordml/cex" xmlns:w16cid="http://schemas.microsoft.com/office/word/2016/wordml/cid" xmlns:w16sdtdh="http://schemas.microsoft.com/office/word/2020/wordml/sdtdatahash" xmlns:w16se="http://schemas.microsoft.com/office/word/2015/wordml/symex" xmlns:wne="http://schemas.microsoft.com/office/word/2006/wordml" xmlns:wp="http://schemas.openxmlformats.org/drawingml/2006/wordprocessingDrawing" xmlns:wp14="http://schemas.microsoft.com/office/word/2010/wordprocessingDrawing" xmlns:wpc="http://schemas.microsoft.com/office/word/2010/wordprocessingCanvas" xmlns:wpg="http://schemas.microsoft.com/office/word/2010/wordprocessingGroup" xmlns:wpi="http://schemas.microsoft.com/office/word/2010/wordprocessingInk" xmlns:wps="http://schemas.microsoft.com/office/word/2010/wordprocessingShape" mc:Ignorable="w14 w15 w16se w16cid w16 w16cex w16sdtdh wp14">
+  <w:abstractNum w15:restartNumberingAfterBreak="0" w:abstractNumId="0">
     <w:nsid w:val="170CD2DE"/>
     <w:multiLevelType w:val="multilevel"/>
     <w:tmpl w:val="C55C08B4"/>
@@ -1339,9 +1460,9 @@
       <w:lvlJc w:val="left"/>
       <w:pPr>
         <w:tabs>
-          <w:tab w:val="num" w:pos="0"/>
+          <w:tab w:pos="0" w:val="num"/>
         </w:tabs>
-        <w:ind w:left="480" w:hanging="480"/>
+        <w:ind w:hanging="480" w:left="480"/>
       </w:pPr>
     </w:lvl>
     <w:lvl w:ilvl="1">
@@ -1350,9 +1471,9 @@
       <w:lvlJc w:val="left"/>
       <w:pPr>
         <w:tabs>
-          <w:tab w:val="num" w:pos="720"/>
+          <w:tab w:pos="720" w:val="num"/>
         </w:tabs>
-        <w:ind w:left="1200" w:hanging="480"/>
+        <w:ind w:hanging="480" w:left="1200"/>
       </w:pPr>
     </w:lvl>
     <w:lvl w:ilvl="2">
@@ -1361,9 +1482,9 @@
       <w:lvlJc w:val="left"/>
       <w:pPr>
         <w:tabs>
-          <w:tab w:val="num" w:pos="1440"/>
+          <w:tab w:pos="1440" w:val="num"/>
         </w:tabs>
-        <w:ind w:left="1920" w:hanging="480"/>
+        <w:ind w:hanging="480" w:left="1920"/>
       </w:pPr>
     </w:lvl>
     <w:lvl w:ilvl="3">
@@ -1372,9 +1493,9 @@
       <w:lvlJc w:val="left"/>
       <w:pPr>
         <w:tabs>
-          <w:tab w:val="num" w:pos="2160"/>
+          <w:tab w:pos="2160" w:val="num"/>
         </w:tabs>
-        <w:ind w:left="2640" w:hanging="480"/>
+        <w:ind w:hanging="480" w:left="2640"/>
       </w:pPr>
     </w:lvl>
     <w:lvl w:ilvl="4">
@@ -1383,9 +1504,9 @@
       <w:lvlJc w:val="left"/>
       <w:pPr>
         <w:tabs>
-          <w:tab w:val="num" w:pos="2880"/>
+          <w:tab w:pos="2880" w:val="num"/>
         </w:tabs>
-        <w:ind w:left="3360" w:hanging="480"/>
+        <w:ind w:hanging="480" w:left="3360"/>
       </w:pPr>
     </w:lvl>
     <w:lvl w:ilvl="5">
@@ -1394,9 +1515,9 @@
       <w:lvlJc w:val="left"/>
       <w:pPr>
         <w:tabs>
-          <w:tab w:val="num" w:pos="3600"/>
+          <w:tab w:pos="3600" w:val="num"/>
         </w:tabs>
-        <w:ind w:left="4080" w:hanging="480"/>
+        <w:ind w:hanging="480" w:left="4080"/>
       </w:pPr>
     </w:lvl>
     <w:lvl w:ilvl="6">
@@ -1405,9 +1526,9 @@
       <w:lvlJc w:val="left"/>
       <w:pPr>
         <w:tabs>
-          <w:tab w:val="num" w:pos="4320"/>
+          <w:tab w:pos="4320" w:val="num"/>
         </w:tabs>
-        <w:ind w:left="4800" w:hanging="480"/>
+        <w:ind w:hanging="480" w:left="4800"/>
       </w:pPr>
     </w:lvl>
     <w:lvl w:ilvl="7">
@@ -1416,9 +1537,9 @@
       <w:lvlJc w:val="left"/>
       <w:pPr>
         <w:tabs>
-          <w:tab w:val="num" w:pos="5040"/>
+          <w:tab w:pos="5040" w:val="num"/>
         </w:tabs>
-        <w:ind w:left="5520" w:hanging="480"/>
+        <w:ind w:hanging="480" w:left="5520"/>
       </w:pPr>
     </w:lvl>
     <w:lvl w:ilvl="8">
@@ -1427,9 +1548,9 @@
       <w:lvlJc w:val="left"/>
       <w:pPr>
         <w:tabs>
-          <w:tab w:val="num" w:pos="5760"/>
+          <w:tab w:pos="5760" w:val="num"/>
         </w:tabs>
-        <w:ind w:left="6240" w:hanging="480"/>
+        <w:ind w:hanging="480" w:left="6240"/>
       </w:pPr>
     </w:lvl>
   </w:abstractNum>
@@ -1519,14 +1640,14 @@
 </file>
 
 <file path=word/styles.xml><?xml version="1.0" encoding="utf-8"?>
-<w:styles xmlns:mc="http://schemas.openxmlformats.org/markup-compatibility/2006" xmlns:r="http://schemas.openxmlformats.org/officeDocument/2006/relationships" xmlns:w="http://schemas.openxmlformats.org/wordprocessingml/2006/main" xmlns:w14="http://schemas.microsoft.com/office/word/2010/wordml" xmlns:w15="http://schemas.microsoft.com/office/word/2012/wordml" xmlns:w16cex="http://schemas.microsoft.com/office/word/2018/wordml/cex" xmlns:w16cid="http://schemas.microsoft.com/office/word/2016/wordml/cid" xmlns:w16="http://schemas.microsoft.com/office/word/2018/wordml" xmlns:w16sdtdh="http://schemas.microsoft.com/office/word/2020/wordml/sdtdatahash" xmlns:w16se="http://schemas.microsoft.com/office/word/2015/wordml/symex" mc:Ignorable="w14 w15 w16se w16cid w16 w16cex w16sdtdh">
+<w:styles xmlns:mc="http://schemas.openxmlformats.org/markup-compatibility/2006" xmlns:r="http://schemas.openxmlformats.org/officeDocument/2006/relationships" xmlns:w="http://schemas.openxmlformats.org/wordprocessingml/2006/main" xmlns:w14="http://schemas.microsoft.com/office/word/2010/wordml" xmlns:w15="http://schemas.microsoft.com/office/word/2012/wordml" xmlns:w16="http://schemas.microsoft.com/office/word/2018/wordml" xmlns:w16cex="http://schemas.microsoft.com/office/word/2018/wordml/cex" xmlns:w16cid="http://schemas.microsoft.com/office/word/2016/wordml/cid" xmlns:w16sdtdh="http://schemas.microsoft.com/office/word/2020/wordml/sdtdatahash" xmlns:w16se="http://schemas.microsoft.com/office/word/2015/wordml/symex" mc:Ignorable="w14 w15 w16se w16cid w16 w16cex w16sdtdh">
   <w:docDefaults>
     <w:rPrDefault>
       <w:rPr>
-        <w:rFonts w:asciiTheme="minorHAnsi" w:eastAsiaTheme="minorEastAsia" w:hAnsiTheme="minorHAnsi" w:cstheme="minorBidi"/>
+        <w:rFonts w:asciiTheme="minorHAnsi" w:cstheme="minorBidi" w:eastAsiaTheme="minorEastAsia" w:hAnsiTheme="minorHAnsi"/>
         <w:sz w:val="24"/>
         <w:szCs w:val="24"/>
-        <w:lang w:val="en-US" w:eastAsia="zh-CN" w:bidi="ar-SA"/>
+        <w:lang w:bidi="ar-SA" w:eastAsia="zh-CN" w:val="en-US"/>
       </w:rPr>
     </w:rPrDefault>
     <w:pPrDefault>
@@ -1535,7 +1656,7 @@
       </w:pPr>
     </w:pPrDefault>
   </w:docDefaults>
-  <w:latentStyles w:defLockedState="0" w:defUIPriority="0" w:defSemiHidden="0" w:defUnhideWhenUsed="0" w:defQFormat="0" w:count="376">
+  <w:latentStyles w:count="376" w:defLockedState="0" w:defQFormat="0" w:defSemiHidden="0" w:defUIPriority="0" w:defUnhideWhenUsed="0">
     <w:lsdException w:name="heading 5" w:semiHidden="1" w:unhideWhenUsed="1"/>
     <w:lsdException w:name="index 2" w:semiHidden="1" w:unhideWhenUsed="1"/>
     <w:lsdException w:name="index 3" w:semiHidden="1" w:unhideWhenUsed="1"/>
@@ -1873,18 +1994,18 @@
     <w:lsdException w:name="Unresolved Mention" w:semiHidden="1" w:uiPriority="99" w:unhideWhenUsed="1"/>
     <w:lsdException w:name="Smart Link" w:semiHidden="1" w:uiPriority="99" w:unhideWhenUsed="1"/>
   </w:latentStyles>
-  <w:style w:type="paragraph" w:default="1" w:styleId="Normal">
+  <w:style w:default="1" w:styleId="Normal" w:type="paragraph">
     <w:name w:val="Normal"/>
     <w:qFormat/>
     <w:pPr>
       <w:spacing w:after="60"/>
     </w:pPr>
     <w:rPr>
-      <w:rFonts w:ascii="Calibri" w:hAnsi="Calibri" w:cs="Calibri"/>
+      <w:rFonts w:ascii="Calibri" w:cs="Calibri" w:hAnsi="Calibri"/>
       <w:sz w:val="20"/>
     </w:rPr>
   </w:style>
-  <w:style w:type="paragraph" w:styleId="Titre1">
+  <w:style w:styleId="Titre1" w:type="paragraph">
     <w:name w:val="heading 1"/>
     <w:basedOn w:val="Normal"/>
     <w:next w:val="Corpsdetexte"/>
@@ -1895,17 +2016,17 @@
     <w:pPr>
       <w:keepNext/>
       <w:keepLines/>
-      <w:spacing w:before="360" w:after="80"/>
+      <w:spacing w:after="80" w:before="360"/>
       <w:outlineLvl w:val="0"/>
     </w:pPr>
     <w:rPr>
-      <w:rFonts w:asciiTheme="majorHAnsi" w:eastAsiaTheme="majorEastAsia" w:hAnsiTheme="majorHAnsi" w:cstheme="majorBidi"/>
-      <w:color w:val="0F4761" w:themeColor="accent1" w:themeShade="BF"/>
+      <w:rFonts w:asciiTheme="majorHAnsi" w:cstheme="majorBidi" w:eastAsiaTheme="majorEastAsia" w:hAnsiTheme="majorHAnsi"/>
+      <w:color w:themeColor="accent1" w:themeShade="BF" w:val="0F4761"/>
       <w:sz w:val="40"/>
       <w:szCs w:val="40"/>
     </w:rPr>
   </w:style>
-  <w:style w:type="paragraph" w:styleId="Titre2">
+  <w:style w:styleId="Titre2" w:type="paragraph">
     <w:name w:val="heading 2"/>
     <w:basedOn w:val="Normal"/>
     <w:next w:val="Corpsdetexte"/>
@@ -1918,17 +2039,17 @@
     <w:pPr>
       <w:keepNext/>
       <w:keepLines/>
-      <w:spacing w:before="160" w:after="80"/>
+      <w:spacing w:after="80" w:before="160"/>
       <w:outlineLvl w:val="1"/>
     </w:pPr>
     <w:rPr>
-      <w:rFonts w:asciiTheme="majorHAnsi" w:eastAsiaTheme="majorEastAsia" w:hAnsiTheme="majorHAnsi" w:cstheme="majorBidi"/>
-      <w:color w:val="0F4761" w:themeColor="accent1" w:themeShade="BF"/>
+      <w:rFonts w:asciiTheme="majorHAnsi" w:cstheme="majorBidi" w:eastAsiaTheme="majorEastAsia" w:hAnsiTheme="majorHAnsi"/>
+      <w:color w:themeColor="accent1" w:themeShade="BF" w:val="0F4761"/>
       <w:sz w:val="32"/>
       <w:szCs w:val="32"/>
     </w:rPr>
   </w:style>
-  <w:style w:type="paragraph" w:styleId="Titre3">
+  <w:style w:styleId="Titre3" w:type="paragraph">
     <w:name w:val="heading 3"/>
     <w:basedOn w:val="Normal"/>
     <w:next w:val="Corpsdetexte"/>
@@ -1941,17 +2062,17 @@
     <w:pPr>
       <w:keepNext/>
       <w:keepLines/>
-      <w:spacing w:before="160" w:after="80"/>
+      <w:spacing w:after="80" w:before="160"/>
       <w:outlineLvl w:val="2"/>
     </w:pPr>
     <w:rPr>
-      <w:rFonts w:eastAsiaTheme="majorEastAsia" w:cstheme="majorBidi"/>
-      <w:color w:val="0F4761" w:themeColor="accent1" w:themeShade="BF"/>
+      <w:rFonts w:cstheme="majorBidi" w:eastAsiaTheme="majorEastAsia"/>
+      <w:color w:themeColor="accent1" w:themeShade="BF" w:val="0F4761"/>
       <w:sz w:val="28"/>
       <w:szCs w:val="28"/>
     </w:rPr>
   </w:style>
-  <w:style w:type="paragraph" w:styleId="Titre4">
+  <w:style w:styleId="Titre4" w:type="paragraph">
     <w:name w:val="heading 4"/>
     <w:basedOn w:val="Normal"/>
     <w:next w:val="Corpsdetexte"/>
@@ -1964,17 +2085,17 @@
     <w:pPr>
       <w:keepNext/>
       <w:keepLines/>
-      <w:spacing w:before="80" w:after="40"/>
+      <w:spacing w:after="40" w:before="80"/>
       <w:outlineLvl w:val="3"/>
     </w:pPr>
     <w:rPr>
-      <w:rFonts w:eastAsiaTheme="majorEastAsia" w:cstheme="majorBidi"/>
+      <w:rFonts w:cstheme="majorBidi" w:eastAsiaTheme="majorEastAsia"/>
       <w:i/>
       <w:iCs/>
-      <w:color w:val="0F4761" w:themeColor="accent1" w:themeShade="BF"/>
-    </w:rPr>
-  </w:style>
-  <w:style w:type="paragraph" w:styleId="Titre5">
+      <w:color w:themeColor="accent1" w:themeShade="BF" w:val="0F4761"/>
+    </w:rPr>
+  </w:style>
+  <w:style w:styleId="Titre5" w:type="paragraph">
     <w:name w:val="heading 5"/>
     <w:basedOn w:val="Normal"/>
     <w:next w:val="Corpsdetexte"/>
@@ -1987,15 +2108,15 @@
     <w:pPr>
       <w:keepNext/>
       <w:keepLines/>
-      <w:spacing w:before="80" w:after="40"/>
+      <w:spacing w:after="40" w:before="80"/>
       <w:outlineLvl w:val="4"/>
     </w:pPr>
     <w:rPr>
-      <w:rFonts w:eastAsiaTheme="majorEastAsia" w:cstheme="majorBidi"/>
-      <w:color w:val="0F4761" w:themeColor="accent1" w:themeShade="BF"/>
-    </w:rPr>
-  </w:style>
-  <w:style w:type="paragraph" w:styleId="Titre6">
+      <w:rFonts w:cstheme="majorBidi" w:eastAsiaTheme="majorEastAsia"/>
+      <w:color w:themeColor="accent1" w:themeShade="BF" w:val="0F4761"/>
+    </w:rPr>
+  </w:style>
+  <w:style w:styleId="Titre6" w:type="paragraph">
     <w:name w:val="heading 6"/>
     <w:basedOn w:val="Normal"/>
     <w:next w:val="Corpsdetexte"/>
@@ -2008,17 +2129,17 @@
     <w:pPr>
       <w:keepNext/>
       <w:keepLines/>
-      <w:spacing w:before="40" w:after="0"/>
+      <w:spacing w:after="0" w:before="40"/>
       <w:outlineLvl w:val="5"/>
     </w:pPr>
     <w:rPr>
-      <w:rFonts w:eastAsiaTheme="majorEastAsia" w:cstheme="majorBidi"/>
+      <w:rFonts w:cstheme="majorBidi" w:eastAsiaTheme="majorEastAsia"/>
       <w:i/>
       <w:iCs/>
-      <w:color w:val="595959" w:themeColor="text1" w:themeTint="A6"/>
-    </w:rPr>
-  </w:style>
-  <w:style w:type="paragraph" w:styleId="Titre7">
+      <w:color w:themeColor="text1" w:themeTint="A6" w:val="595959"/>
+    </w:rPr>
+  </w:style>
+  <w:style w:styleId="Titre7" w:type="paragraph">
     <w:name w:val="heading 7"/>
     <w:basedOn w:val="Normal"/>
     <w:next w:val="Corpsdetexte"/>
@@ -2031,15 +2152,15 @@
     <w:pPr>
       <w:keepNext/>
       <w:keepLines/>
-      <w:spacing w:before="40" w:after="0"/>
+      <w:spacing w:after="0" w:before="40"/>
       <w:outlineLvl w:val="6"/>
     </w:pPr>
     <w:rPr>
-      <w:rFonts w:eastAsiaTheme="majorEastAsia" w:cstheme="majorBidi"/>
-      <w:color w:val="595959" w:themeColor="text1" w:themeTint="A6"/>
-    </w:rPr>
-  </w:style>
-  <w:style w:type="paragraph" w:styleId="Titre8">
+      <w:rFonts w:cstheme="majorBidi" w:eastAsiaTheme="majorEastAsia"/>
+      <w:color w:themeColor="text1" w:themeTint="A6" w:val="595959"/>
+    </w:rPr>
+  </w:style>
+  <w:style w:styleId="Titre8" w:type="paragraph">
     <w:name w:val="heading 8"/>
     <w:basedOn w:val="Normal"/>
     <w:next w:val="Corpsdetexte"/>
@@ -2056,13 +2177,13 @@
       <w:outlineLvl w:val="7"/>
     </w:pPr>
     <w:rPr>
-      <w:rFonts w:eastAsiaTheme="majorEastAsia" w:cstheme="majorBidi"/>
+      <w:rFonts w:cstheme="majorBidi" w:eastAsiaTheme="majorEastAsia"/>
       <w:i/>
       <w:iCs/>
-      <w:color w:val="272727" w:themeColor="text1" w:themeTint="D8"/>
-    </w:rPr>
-  </w:style>
-  <w:style w:type="paragraph" w:styleId="Titre9">
+      <w:color w:themeColor="text1" w:themeTint="D8" w:val="272727"/>
+    </w:rPr>
+  </w:style>
+  <w:style w:styleId="Titre9" w:type="paragraph">
     <w:name w:val="heading 9"/>
     <w:basedOn w:val="Normal"/>
     <w:next w:val="Corpsdetexte"/>
@@ -2079,63 +2200,63 @@
       <w:outlineLvl w:val="8"/>
     </w:pPr>
     <w:rPr>
-      <w:rFonts w:eastAsiaTheme="majorEastAsia" w:cstheme="majorBidi"/>
-      <w:color w:val="272727" w:themeColor="text1" w:themeTint="D8"/>
-    </w:rPr>
-  </w:style>
-  <w:style w:type="character" w:default="1" w:styleId="Policepardfaut">
+      <w:rFonts w:cstheme="majorBidi" w:eastAsiaTheme="majorEastAsia"/>
+      <w:color w:themeColor="text1" w:themeTint="D8" w:val="272727"/>
+    </w:rPr>
+  </w:style>
+  <w:style w:default="1" w:styleId="Policepardfaut" w:type="character">
     <w:name w:val="Default Paragraph Font"/>
     <w:uiPriority w:val="1"/>
     <w:semiHidden/>
     <w:unhideWhenUsed/>
   </w:style>
-  <w:style w:type="table" w:default="1" w:styleId="TableauNormal">
+  <w:style w:default="1" w:styleId="TableauNormal" w:type="table">
     <w:name w:val="Normal Table"/>
     <w:uiPriority w:val="99"/>
     <w:semiHidden/>
     <w:unhideWhenUsed/>
     <w:tblPr>
-      <w:tblInd w:w="0" w:type="dxa"/>
+      <w:tblInd w:type="dxa" w:w="0"/>
       <w:tblCellMar>
-        <w:top w:w="0" w:type="dxa"/>
-        <w:left w:w="108" w:type="dxa"/>
-        <w:bottom w:w="0" w:type="dxa"/>
-        <w:right w:w="108" w:type="dxa"/>
+        <w:top w:type="dxa" w:w="0"/>
+        <w:left w:type="dxa" w:w="108"/>
+        <w:bottom w:type="dxa" w:w="0"/>
+        <w:right w:type="dxa" w:w="108"/>
       </w:tblCellMar>
     </w:tblPr>
   </w:style>
-  <w:style w:type="numbering" w:default="1" w:styleId="Aucuneliste">
+  <w:style w:default="1" w:styleId="Aucuneliste" w:type="numbering">
     <w:name w:val="No List"/>
     <w:uiPriority w:val="99"/>
     <w:semiHidden/>
     <w:unhideWhenUsed/>
   </w:style>
-  <w:style w:type="paragraph" w:styleId="Corpsdetexte">
+  <w:style w:styleId="Corpsdetexte" w:type="paragraph">
     <w:name w:val="Body Text"/>
     <w:basedOn w:val="Normal"/>
     <w:qFormat/>
     <w:pPr>
-      <w:spacing w:before="180" w:after="180"/>
+      <w:spacing w:after="180" w:before="180"/>
     </w:pPr>
   </w:style>
-  <w:style w:type="paragraph" w:customStyle="1" w:styleId="FirstParagraph">
+  <w:style w:customStyle="1" w:styleId="FirstParagraph" w:type="paragraph">
     <w:name w:val="First Paragraph"/>
     <w:basedOn w:val="Corpsdetexte"/>
     <w:next w:val="Corpsdetexte"/>
     <w:qFormat/>
     <w:pPr>
-      <w:spacing w:before="0" w:after="60"/>
+      <w:spacing w:after="60" w:before="0"/>
     </w:pPr>
   </w:style>
-  <w:style w:type="paragraph" w:customStyle="1" w:styleId="Compact">
+  <w:style w:customStyle="1" w:styleId="Compact" w:type="paragraph">
     <w:name w:val="Compact"/>
     <w:basedOn w:val="Corpsdetexte"/>
     <w:qFormat/>
     <w:pPr>
-      <w:spacing w:before="0" w:after="60"/>
+      <w:spacing w:after="60" w:before="0"/>
     </w:pPr>
   </w:style>
-  <w:style w:type="paragraph" w:styleId="Titre">
+  <w:style w:styleId="Titre" w:type="paragraph">
     <w:name w:val="Title"/>
     <w:basedOn w:val="Normal"/>
     <w:next w:val="Corpsdetexte"/>
@@ -2149,24 +2270,24 @@
       <w:jc w:val="center"/>
     </w:pPr>
     <w:rPr>
-      <w:rFonts w:asciiTheme="majorHAnsi" w:eastAsiaTheme="majorEastAsia" w:hAnsiTheme="majorHAnsi" w:cstheme="majorBidi"/>
+      <w:rFonts w:asciiTheme="majorHAnsi" w:cstheme="majorBidi" w:eastAsiaTheme="majorEastAsia" w:hAnsiTheme="majorHAnsi"/>
       <w:sz w:val="56"/>
       <w:szCs w:val="56"/>
     </w:rPr>
   </w:style>
-  <w:style w:type="character" w:customStyle="1" w:styleId="TitreCar">
+  <w:style w:customStyle="1" w:styleId="TitreCar" w:type="character">
     <w:name w:val="Titre Car"/>
     <w:basedOn w:val="Policepardfaut"/>
     <w:link w:val="Titre"/>
     <w:uiPriority w:val="10"/>
     <w:rsid w:val="00A10FD9"/>
     <w:rPr>
-      <w:rFonts w:asciiTheme="majorHAnsi" w:eastAsiaTheme="majorEastAsia" w:hAnsiTheme="majorHAnsi" w:cstheme="majorBidi"/>
+      <w:rFonts w:asciiTheme="majorHAnsi" w:cstheme="majorBidi" w:eastAsiaTheme="majorEastAsia" w:hAnsiTheme="majorHAnsi"/>
       <w:sz w:val="56"/>
       <w:szCs w:val="56"/>
     </w:rPr>
   </w:style>
-  <w:style w:type="paragraph" w:styleId="Sous-titre">
+  <w:style w:styleId="Sous-titre" w:type="paragraph">
     <w:name w:val="Subtitle"/>
     <w:basedOn w:val="Titre"/>
     <w:next w:val="Corpsdetexte"/>
@@ -2185,21 +2306,21 @@
       <w:szCs w:val="28"/>
     </w:rPr>
   </w:style>
-  <w:style w:type="character" w:customStyle="1" w:styleId="Sous-titreCar">
+  <w:style w:customStyle="1" w:styleId="Sous-titreCar" w:type="character">
     <w:name w:val="Sous-titre Car"/>
     <w:basedOn w:val="Policepardfaut"/>
     <w:link w:val="Sous-titre"/>
     <w:uiPriority w:val="11"/>
     <w:rsid w:val="00A10FD9"/>
     <w:rPr>
-      <w:rFonts w:eastAsiaTheme="majorEastAsia" w:cstheme="majorBidi"/>
-      <w:color w:val="595959" w:themeColor="text1" w:themeTint="A6"/>
+      <w:rFonts w:cstheme="majorBidi" w:eastAsiaTheme="majorEastAsia"/>
+      <w:color w:themeColor="text1" w:themeTint="A6" w:val="595959"/>
       <w:spacing w:val="15"/>
       <w:sz w:val="28"/>
       <w:szCs w:val="28"/>
     </w:rPr>
   </w:style>
-  <w:style w:type="paragraph" w:customStyle="1" w:styleId="Author">
+  <w:style w:customStyle="1" w:styleId="Author" w:type="paragraph">
     <w:name w:val="Author"/>
     <w:basedOn w:val="Titre"/>
     <w:next w:val="Corpsdetexte"/>
@@ -2213,7 +2334,7 @@
       <w:szCs w:val="24"/>
     </w:rPr>
   </w:style>
-  <w:style w:type="paragraph" w:styleId="Date">
+  <w:style w:styleId="Date" w:type="paragraph">
     <w:name w:val="Date"/>
     <w:basedOn w:val="Titre"/>
     <w:next w:val="Corpsdetexte"/>
@@ -2227,7 +2348,7 @@
       <w:szCs w:val="24"/>
     </w:rPr>
   </w:style>
-  <w:style w:type="paragraph" w:customStyle="1" w:styleId="AbstractTitle">
+  <w:style w:customStyle="1" w:styleId="AbstractTitle" w:type="paragraph">
     <w:name w:val="Abstract Title"/>
     <w:basedOn w:val="Normal"/>
     <w:next w:val="Abstract"/>
@@ -2235,7 +2356,7 @@
     <w:pPr>
       <w:keepNext/>
       <w:keepLines/>
-      <w:spacing w:before="300" w:after="0"/>
+      <w:spacing w:after="0" w:before="300"/>
       <w:jc w:val="center"/>
     </w:pPr>
     <w:rPr>
@@ -2243,7 +2364,7 @@
       <w:szCs w:val="20"/>
     </w:rPr>
   </w:style>
-  <w:style w:type="paragraph" w:customStyle="1" w:styleId="Abstract">
+  <w:style w:customStyle="1" w:styleId="Abstract" w:type="paragraph">
     <w:name w:val="Abstract"/>
     <w:basedOn w:val="Normal"/>
     <w:next w:val="Corpsdetexte"/>
@@ -2251,31 +2372,31 @@
     <w:pPr>
       <w:keepNext/>
       <w:keepLines/>
-      <w:spacing w:before="100" w:after="300"/>
+      <w:spacing w:after="300" w:before="100"/>
     </w:pPr>
     <w:rPr>
       <w:szCs w:val="20"/>
     </w:rPr>
   </w:style>
-  <w:style w:type="paragraph" w:styleId="Bibliographie">
+  <w:style w:styleId="Bibliographie" w:type="paragraph">
     <w:name w:val="Bibliography"/>
     <w:basedOn w:val="Normal"/>
     <w:qFormat/>
   </w:style>
-  <w:style w:type="character" w:customStyle="1" w:styleId="Titre1Car">
+  <w:style w:customStyle="1" w:styleId="Titre1Car" w:type="character">
     <w:name w:val="Titre 1 Car"/>
     <w:basedOn w:val="Policepardfaut"/>
     <w:link w:val="Titre1"/>
     <w:uiPriority w:val="9"/>
     <w:rsid w:val="00A10FD9"/>
     <w:rPr>
-      <w:rFonts w:asciiTheme="majorHAnsi" w:eastAsiaTheme="majorEastAsia" w:hAnsiTheme="majorHAnsi" w:cstheme="majorBidi"/>
-      <w:color w:val="0F4761" w:themeColor="accent1" w:themeShade="BF"/>
+      <w:rFonts w:asciiTheme="majorHAnsi" w:cstheme="majorBidi" w:eastAsiaTheme="majorEastAsia" w:hAnsiTheme="majorHAnsi"/>
+      <w:color w:themeColor="accent1" w:themeShade="BF" w:val="0F4761"/>
       <w:sz w:val="40"/>
       <w:szCs w:val="40"/>
     </w:rPr>
   </w:style>
-  <w:style w:type="character" w:customStyle="1" w:styleId="Titre2Car">
+  <w:style w:customStyle="1" w:styleId="Titre2Car" w:type="character">
     <w:name w:val="Titre 2 Car"/>
     <w:basedOn w:val="Policepardfaut"/>
     <w:link w:val="Titre2"/>
@@ -2283,13 +2404,13 @@
     <w:semiHidden/>
     <w:rsid w:val="00A10FD9"/>
     <w:rPr>
-      <w:rFonts w:asciiTheme="majorHAnsi" w:eastAsiaTheme="majorEastAsia" w:hAnsiTheme="majorHAnsi" w:cstheme="majorBidi"/>
-      <w:color w:val="0F4761" w:themeColor="accent1" w:themeShade="BF"/>
+      <w:rFonts w:asciiTheme="majorHAnsi" w:cstheme="majorBidi" w:eastAsiaTheme="majorEastAsia" w:hAnsiTheme="majorHAnsi"/>
+      <w:color w:themeColor="accent1" w:themeShade="BF" w:val="0F4761"/>
       <w:sz w:val="32"/>
       <w:szCs w:val="32"/>
     </w:rPr>
   </w:style>
-  <w:style w:type="character" w:customStyle="1" w:styleId="Titre3Car">
+  <w:style w:customStyle="1" w:styleId="Titre3Car" w:type="character">
     <w:name w:val="Titre 3 Car"/>
     <w:basedOn w:val="Policepardfaut"/>
     <w:link w:val="Titre3"/>
@@ -2297,13 +2418,13 @@
     <w:semiHidden/>
     <w:rsid w:val="00A10FD9"/>
     <w:rPr>
-      <w:rFonts w:eastAsiaTheme="majorEastAsia" w:cstheme="majorBidi"/>
-      <w:color w:val="0F4761" w:themeColor="accent1" w:themeShade="BF"/>
+      <w:rFonts w:cstheme="majorBidi" w:eastAsiaTheme="majorEastAsia"/>
+      <w:color w:themeColor="accent1" w:themeShade="BF" w:val="0F4761"/>
       <w:sz w:val="28"/>
       <w:szCs w:val="28"/>
     </w:rPr>
   </w:style>
-  <w:style w:type="character" w:customStyle="1" w:styleId="Titre4Car">
+  <w:style w:customStyle="1" w:styleId="Titre4Car" w:type="character">
     <w:name w:val="Titre 4 Car"/>
     <w:basedOn w:val="Policepardfaut"/>
     <w:link w:val="Titre4"/>
@@ -2311,13 +2432,13 @@
     <w:semiHidden/>
     <w:rsid w:val="00A10FD9"/>
     <w:rPr>
-      <w:rFonts w:eastAsiaTheme="majorEastAsia" w:cstheme="majorBidi"/>
+      <w:rFonts w:cstheme="majorBidi" w:eastAsiaTheme="majorEastAsia"/>
       <w:i/>
       <w:iCs/>
-      <w:color w:val="0F4761" w:themeColor="accent1" w:themeShade="BF"/>
-    </w:rPr>
-  </w:style>
-  <w:style w:type="character" w:customStyle="1" w:styleId="Titre5Car">
+      <w:color w:themeColor="accent1" w:themeShade="BF" w:val="0F4761"/>
+    </w:rPr>
+  </w:style>
+  <w:style w:customStyle="1" w:styleId="Titre5Car" w:type="character">
     <w:name w:val="Titre 5 Car"/>
     <w:basedOn w:val="Policepardfaut"/>
     <w:link w:val="Titre5"/>
@@ -2325,11 +2446,11 @@
     <w:semiHidden/>
     <w:rsid w:val="00A10FD9"/>
     <w:rPr>
-      <w:rFonts w:eastAsiaTheme="majorEastAsia" w:cstheme="majorBidi"/>
-      <w:color w:val="0F4761" w:themeColor="accent1" w:themeShade="BF"/>
-    </w:rPr>
-  </w:style>
-  <w:style w:type="character" w:customStyle="1" w:styleId="Titre6Car">
+      <w:rFonts w:cstheme="majorBidi" w:eastAsiaTheme="majorEastAsia"/>
+      <w:color w:themeColor="accent1" w:themeShade="BF" w:val="0F4761"/>
+    </w:rPr>
+  </w:style>
+  <w:style w:customStyle="1" w:styleId="Titre6Car" w:type="character">
     <w:name w:val="Titre 6 Car"/>
     <w:basedOn w:val="Policepardfaut"/>
     <w:link w:val="Titre6"/>
@@ -2337,13 +2458,13 @@
     <w:semiHidden/>
     <w:rsid w:val="00A10FD9"/>
     <w:rPr>
-      <w:rFonts w:eastAsiaTheme="majorEastAsia" w:cstheme="majorBidi"/>
+      <w:rFonts w:cstheme="majorBidi" w:eastAsiaTheme="majorEastAsia"/>
       <w:i/>
       <w:iCs/>
-      <w:color w:val="595959" w:themeColor="text1" w:themeTint="A6"/>
-    </w:rPr>
-  </w:style>
-  <w:style w:type="character" w:customStyle="1" w:styleId="Titre7Car">
+      <w:color w:themeColor="text1" w:themeTint="A6" w:val="595959"/>
+    </w:rPr>
+  </w:style>
+  <w:style w:customStyle="1" w:styleId="Titre7Car" w:type="character">
     <w:name w:val="Titre 7 Car"/>
     <w:basedOn w:val="Policepardfaut"/>
     <w:link w:val="Titre7"/>
@@ -2351,11 +2472,11 @@
     <w:semiHidden/>
     <w:rsid w:val="00A10FD9"/>
     <w:rPr>
-      <w:rFonts w:eastAsiaTheme="majorEastAsia" w:cstheme="majorBidi"/>
-      <w:color w:val="595959" w:themeColor="text1" w:themeTint="A6"/>
-    </w:rPr>
-  </w:style>
-  <w:style w:type="character" w:customStyle="1" w:styleId="Titre8Car">
+      <w:rFonts w:cstheme="majorBidi" w:eastAsiaTheme="majorEastAsia"/>
+      <w:color w:themeColor="text1" w:themeTint="A6" w:val="595959"/>
+    </w:rPr>
+  </w:style>
+  <w:style w:customStyle="1" w:styleId="Titre8Car" w:type="character">
     <w:name w:val="Titre 8 Car"/>
     <w:basedOn w:val="Policepardfaut"/>
     <w:link w:val="Titre8"/>
@@ -2363,13 +2484,13 @@
     <w:semiHidden/>
     <w:rsid w:val="00A10FD9"/>
     <w:rPr>
-      <w:rFonts w:eastAsiaTheme="majorEastAsia" w:cstheme="majorBidi"/>
+      <w:rFonts w:cstheme="majorBidi" w:eastAsiaTheme="majorEastAsia"/>
       <w:i/>
       <w:iCs/>
-      <w:color w:val="272727" w:themeColor="text1" w:themeTint="D8"/>
-    </w:rPr>
-  </w:style>
-  <w:style w:type="character" w:customStyle="1" w:styleId="Titre9Car">
+      <w:color w:themeColor="text1" w:themeTint="D8" w:val="272727"/>
+    </w:rPr>
+  </w:style>
+  <w:style w:customStyle="1" w:styleId="Titre9Car" w:type="character">
     <w:name w:val="Titre 9 Car"/>
     <w:basedOn w:val="Policepardfaut"/>
     <w:link w:val="Titre9"/>
@@ -2377,11 +2498,11 @@
     <w:semiHidden/>
     <w:rsid w:val="00A10FD9"/>
     <w:rPr>
-      <w:rFonts w:eastAsiaTheme="majorEastAsia" w:cstheme="majorBidi"/>
-      <w:color w:val="272727" w:themeColor="text1" w:themeTint="D8"/>
-    </w:rPr>
-  </w:style>
-  <w:style w:type="paragraph" w:styleId="Normalcentr">
+      <w:rFonts w:cstheme="majorBidi" w:eastAsiaTheme="majorEastAsia"/>
+      <w:color w:themeColor="text1" w:themeTint="D8" w:val="272727"/>
+    </w:rPr>
+  </w:style>
+  <w:style w:styleId="Normalcentr" w:type="paragraph">
     <w:name w:val="Block Text"/>
     <w:basedOn w:val="Corpsdetexte"/>
     <w:next w:val="Corpsdetexte"/>
@@ -2389,18 +2510,18 @@
     <w:unhideWhenUsed/>
     <w:qFormat/>
     <w:pPr>
-      <w:spacing w:before="100" w:after="100"/>
+      <w:spacing w:after="100" w:before="100"/>
       <w:ind w:left="480" w:right="480"/>
     </w:pPr>
   </w:style>
-  <w:style w:type="paragraph" w:styleId="Notedebasdepage">
+  <w:style w:styleId="Notedebasdepage" w:type="paragraph">
     <w:name w:val="footnote text"/>
     <w:basedOn w:val="Normal"/>
     <w:uiPriority w:val="9"/>
     <w:unhideWhenUsed/>
     <w:qFormat/>
   </w:style>
-  <w:style w:type="paragraph" w:customStyle="1" w:styleId="FootnoteBlockText">
+  <w:style w:customStyle="1" w:styleId="FootnoteBlockText" w:type="paragraph">
     <w:name w:val="Footnote Block Text"/>
     <w:basedOn w:val="Notedebasdepage"/>
     <w:next w:val="Notedebasdepage"/>
@@ -2408,38 +2529,38 @@
     <w:unhideWhenUsed/>
     <w:qFormat/>
     <w:pPr>
-      <w:spacing w:before="100" w:after="100"/>
+      <w:spacing w:after="100" w:before="100"/>
       <w:ind w:left="480" w:right="480"/>
     </w:pPr>
   </w:style>
-  <w:style w:type="table" w:customStyle="1" w:styleId="Table">
+  <w:style w:customStyle="1" w:styleId="Table" w:type="table">
     <w:name w:val="Table"/>
     <w:qFormat/>
     <w:rPr>
       <w:sz w:val="17"/>
       <w:szCs w:val="20"/>
-      <w:lang w:val="fr-BF" w:eastAsia="fr-BF"/>
+      <w:lang w:eastAsia="fr-BF" w:val="fr-BF"/>
     </w:rPr>
     <w:tblPr>
-      <w:tblInd w:w="0" w:type="dxa"/>
+      <w:tblInd w:type="dxa" w:w="0"/>
       <w:tblCellMar>
-        <w:top w:w="0" w:type="dxa"/>
-        <w:left w:w="108" w:type="dxa"/>
-        <w:bottom w:w="0" w:type="dxa"/>
-        <w:right w:w="108" w:type="dxa"/>
+        <w:top w:type="dxa" w:w="0"/>
+        <w:left w:type="dxa" w:w="108"/>
+        <w:bottom w:type="dxa" w:w="0"/>
+        <w:right w:type="dxa" w:w="108"/>
       </w:tblCellMar>
     </w:tblPr>
     <w:tblStylePr w:type="firstRow">
       <w:tblPr/>
       <w:tcPr>
         <w:tcBorders>
-          <w:bottom w:val="single" w:sz="0" w:space="0" w:color="auto"/>
+          <w:bottom w:color="auto" w:space="0" w:sz="0" w:val="single"/>
         </w:tcBorders>
         <w:vAlign w:val="bottom"/>
       </w:tcPr>
     </w:tblStylePr>
   </w:style>
-  <w:style w:type="paragraph" w:customStyle="1" w:styleId="DefinitionTerm">
+  <w:style w:customStyle="1" w:styleId="DefinitionTerm" w:type="paragraph">
     <w:name w:val="Definition Term"/>
     <w:basedOn w:val="Normal"/>
     <w:next w:val="Definition"/>
@@ -2452,11 +2573,11 @@
       <w:b/>
     </w:rPr>
   </w:style>
-  <w:style w:type="paragraph" w:customStyle="1" w:styleId="Definition">
+  <w:style w:customStyle="1" w:styleId="Definition" w:type="paragraph">
     <w:name w:val="Definition"/>
     <w:basedOn w:val="Normal"/>
   </w:style>
-  <w:style w:type="paragraph" w:styleId="Lgende">
+  <w:style w:styleId="Lgende" w:type="paragraph">
     <w:name w:val="caption"/>
     <w:basedOn w:val="Normal"/>
     <w:link w:val="LgendeCar"/>
@@ -2467,34 +2588,34 @@
       <w:i/>
     </w:rPr>
   </w:style>
-  <w:style w:type="paragraph" w:customStyle="1" w:styleId="TableCaption">
+  <w:style w:customStyle="1" w:styleId="TableCaption" w:type="paragraph">
     <w:name w:val="Table Caption"/>
     <w:basedOn w:val="Lgende"/>
     <w:pPr>
       <w:keepNext/>
     </w:pPr>
   </w:style>
-  <w:style w:type="paragraph" w:customStyle="1" w:styleId="ImageCaption">
+  <w:style w:customStyle="1" w:styleId="ImageCaption" w:type="paragraph">
     <w:name w:val="Image Caption"/>
     <w:basedOn w:val="Lgende"/>
   </w:style>
-  <w:style w:type="paragraph" w:customStyle="1" w:styleId="Figure">
+  <w:style w:customStyle="1" w:styleId="Figure" w:type="paragraph">
     <w:name w:val="Figure"/>
     <w:basedOn w:val="Normal"/>
   </w:style>
-  <w:style w:type="paragraph" w:customStyle="1" w:styleId="CaptionedFigure">
+  <w:style w:customStyle="1" w:styleId="CaptionedFigure" w:type="paragraph">
     <w:name w:val="Captioned Figure"/>
     <w:basedOn w:val="Figure"/>
     <w:pPr>
       <w:keepNext/>
     </w:pPr>
   </w:style>
-  <w:style w:type="character" w:customStyle="1" w:styleId="LgendeCar">
+  <w:style w:customStyle="1" w:styleId="LgendeCar" w:type="character">
     <w:name w:val="Légende Car"/>
     <w:basedOn w:val="Policepardfaut"/>
     <w:link w:val="Lgende"/>
   </w:style>
-  <w:style w:type="character" w:customStyle="1" w:styleId="VerbatimChar">
+  <w:style w:customStyle="1" w:styleId="VerbatimChar" w:type="character">
     <w:name w:val="Verbatim Char"/>
     <w:basedOn w:val="LgendeCar"/>
     <w:rPr>
@@ -2502,25 +2623,25 @@
       <w:sz w:val="16"/>
     </w:rPr>
   </w:style>
-  <w:style w:type="character" w:customStyle="1" w:styleId="SectionNumber">
+  <w:style w:customStyle="1" w:styleId="SectionNumber" w:type="character">
     <w:name w:val="Section Number"/>
     <w:basedOn w:val="LgendeCar"/>
   </w:style>
-  <w:style w:type="character" w:styleId="Appelnotedebasdep">
+  <w:style w:styleId="Appelnotedebasdep" w:type="character">
     <w:name w:val="footnote reference"/>
     <w:basedOn w:val="LgendeCar"/>
     <w:rPr>
       <w:vertAlign w:val="superscript"/>
     </w:rPr>
   </w:style>
-  <w:style w:type="character" w:styleId="Lienhypertexte">
+  <w:style w:styleId="Lienhypertexte" w:type="character">
     <w:name w:val="Hyperlink"/>
     <w:basedOn w:val="LgendeCar"/>
     <w:rPr>
-      <w:color w:val="156082" w:themeColor="accent1"/>
-    </w:rPr>
-  </w:style>
-  <w:style w:type="paragraph" w:styleId="En-ttedetabledesmatires">
+      <w:color w:themeColor="accent1" w:val="156082"/>
+    </w:rPr>
+  </w:style>
+  <w:style w:styleId="En-ttedetabledesmatires" w:type="paragraph">
     <w:name w:val="TOC Heading"/>
     <w:basedOn w:val="Titre1"/>
     <w:next w:val="Corpsdetexte"/>

--- a/docs/journal_de_bord.docx
+++ b/docs/journal_de_bord.docx
@@ -82,7 +82,13 @@
         <w:t xml:space="preserve"> </w:t>
       </w:r>
       <w:r>
-        <w:t xml:space="preserve">par THIOMBIANO.</w:t>
+        <w:t xml:space="preserve">par THIOMBIANO, vérification R5</w:t>
+      </w:r>
+      <w:r>
+        <w:t xml:space="preserve"> </w:t>
+      </w:r>
+      <w:r>
+        <w:t xml:space="preserve">par OUEDRAOGO.</w:t>
       </w:r>
     </w:p>
     <w:bookmarkStart w:id="9" w:name="décisions-prises-et-pourquoi"/>

--- a/docs/journal_de_bord.docx
+++ b/docs/journal_de_bord.docx
@@ -7,7 +7,7 @@
         <w:pStyle w:val="Titre"/>
       </w:pPr>
       <w:r>
-        <w:t xml:space="preserve">Journal de bord : RÉSULTATS-BF</w:t>
+        <w:t xml:space="preserve">Journal de bord du projet RÉSULTATS-BF</w:t>
       </w:r>
     </w:p>
     <w:p>
@@ -23,7 +23,7 @@
         <w:pStyle w:val="Date"/>
       </w:pPr>
       <w:r>
-        <w:t xml:space="preserve">M1 Informatique, IBAM · Virtualisation et Cloud Computing · Dr SOMDA · 26 octobre 2026</w:t>
+        <w:t xml:space="preserve">M1 Informatique, IBAM. Virtualisation et Cloud Computing, Dr SOMDA. 26 octobre 2026</w:t>
       </w:r>
     </w:p>
     <w:p>
@@ -31,73 +31,70 @@
         <w:pStyle w:val="FirstParagraph"/>
       </w:pPr>
       <w:r>
-        <w:t xml:space="preserve">Le détail de chaque point est dans le dossier d’architecture (§ indiqué).</w:t>
-      </w:r>
-    </w:p>
-    <w:p>
-      <w:pPr>
-        <w:pStyle w:val="Corpsdetexte"/>
-      </w:pPr>
-      <w:r>
-        <w:rPr>
-          <w:b/>
-          <w:bCs/>
-        </w:rPr>
-        <w:t xml:space="preserve">Rôles.</w:t>
+        <w:t xml:space="preserve">Ce journal résume la répartition du travail, nos principales décisions et les difficultés rencontrées.</w:t>
       </w:r>
       <w:r>
         <w:t xml:space="preserve"> </w:t>
       </w:r>
       <w:r>
-        <w:t xml:space="preserve">PORGO Abdoul Nassirou : architecte réseau et répartition (E1). KOBENDE Pêgdwendé Evrard :</w:t>
+        <w:t xml:space="preserve">Les détails se trouvent dans le dossier d’architecture, aux sections indiquées.</w:t>
+      </w:r>
+    </w:p>
+    <w:bookmarkStart w:id="9" w:name="répartition-des-rôles"/>
+    <w:p>
+      <w:pPr>
+        <w:pStyle w:val="Titre2"/>
+      </w:pPr>
+      <w:r>
+        <w:t xml:space="preserve">Répartition des rôles</w:t>
+      </w:r>
+    </w:p>
+    <w:p>
+      <w:pPr>
+        <w:pStyle w:val="FirstParagraph"/>
+      </w:pPr>
+      <w:r>
+        <w:t xml:space="preserve">PORGO Abdoul Nassirou s’est chargé du réseau et de la répartition de charge, avec l’extension E1.</w:t>
       </w:r>
       <w:r>
         <w:t xml:space="preserve"> </w:t>
       </w:r>
       <w:r>
-        <w:t xml:space="preserve">ingénieur applicatif. OUEDRAOGO Armand Hendrix : ingénieur données. THIOMBIANO Yempabou Romaric Johan :</w:t>
+        <w:t xml:space="preserve">KOBENDE Pêgdwendé Evrard a développé l’application. OUEDRAOGO Armand Hendrix s’est occupé de la base de</w:t>
       </w:r>
       <w:r>
         <w:t xml:space="preserve"> </w:t>
       </w:r>
       <w:r>
-        <w:t xml:space="preserve">ingénieur essais et observabilité (E2). Commits hors de son domaine (rotation) : V2 par KOBENDE, V6 et</w:t>
+        <w:t xml:space="preserve">données, et THIOMBIANO Yempabou Romaric Johan des essais et de la supervision, avec l’extension E2. Comme</w:t>
       </w:r>
       <w:r>
         <w:t xml:space="preserve"> </w:t>
       </w:r>
       <w:r>
-        <w:t xml:space="preserve">remise en service de la base par PORGO, node_exporter dans</w:t>
+        <w:t xml:space="preserve">le demande l’énoncé, chacun a aussi travaillé en dehors de son domaine : KOBENDE a écrit le scénario V2,</w:t>
       </w:r>
       <w:r>
         <w:t xml:space="preserve"> </w:t>
       </w:r>
       <w:r>
-        <w:rPr>
-          <w:rStyle w:val="VerbatimChar"/>
-        </w:rPr>
-        <w:t xml:space="preserve">commun.sh</w:t>
+        <w:t xml:space="preserve">PORGO le scénario V6 et la remise en service de la base, THIOMBIANO l’installation de node_exporter dans le</w:t>
       </w:r>
       <w:r>
         <w:t xml:space="preserve"> </w:t>
       </w:r>
       <w:r>
-        <w:t xml:space="preserve">par THIOMBIANO, vérification R5</w:t>
-      </w:r>
-      <w:r>
-        <w:t xml:space="preserve"> </w:t>
-      </w:r>
-      <w:r>
-        <w:t xml:space="preserve">par OUEDRAOGO.</w:t>
+        <w:t xml:space="preserve">socle commun, et OUEDRAOGO le script de vérification de la réplication (R5).</w:t>
       </w:r>
     </w:p>
-    <w:bookmarkStart w:id="9" w:name="décisions-prises-et-pourquoi"/>
+    <w:bookmarkEnd w:id="9"/>
+    <w:bookmarkStart w:id="10" w:name="décisions-prises-et-raisons"/>
     <w:p>
       <w:pPr>
         <w:pStyle w:val="Titre2"/>
       </w:pPr>
       <w:r>
-        <w:t xml:space="preserve">Décisions prises et pourquoi</w:t>
+        <w:t xml:space="preserve">Décisions prises et raisons</w:t>
       </w:r>
     </w:p>
     <w:tbl>
@@ -145,7 +142,7 @@
               <w:pStyle w:val="Compact"/>
             </w:pPr>
             <w:r>
-              <w:t xml:space="preserve">Pourquoi</w:t>
+              <w:t xml:space="preserve">Raison</w:t>
             </w:r>
           </w:p>
         </w:tc>
@@ -169,18 +166,18 @@
               <w:pStyle w:val="Compact"/>
             </w:pPr>
             <w:r>
-              <w:t xml:space="preserve">Extensions E1 et E2</w:t>
-            </w:r>
-          </w:p>
-        </w:tc>
-        <w:tc>
-          <w:tcPr/>
-          <w:p>
-            <w:pPr>
-              <w:pStyle w:val="Compact"/>
-            </w:pPr>
-            <w:r>
-              <w:t xml:space="preserve">Les plus démontrables, indépendantes du code applicatif</w:t>
+              <w:t xml:space="preserve">Réaliser les extensions E1 et E2</w:t>
+            </w:r>
+          </w:p>
+        </w:tc>
+        <w:tc>
+          <w:tcPr/>
+          <w:p>
+            <w:pPr>
+              <w:pStyle w:val="Compact"/>
+            </w:pPr>
+            <w:r>
+              <w:t xml:space="preserve">Ce sont les plus faciles à démontrer, et elles ne dépendent pas du code de l’application</w:t>
             </w:r>
           </w:p>
         </w:tc>
@@ -204,18 +201,18 @@
               <w:pStyle w:val="Compact"/>
             </w:pPr>
             <w:r>
-              <w:t xml:space="preserve">HAProxy plutôt que Nginx</w:t>
-            </w:r>
-          </w:p>
-        </w:tc>
-        <w:tc>
-          <w:tcPr/>
-          <w:p>
-            <w:pPr>
-              <w:pStyle w:val="Compact"/>
-            </w:pPr>
-            <w:r>
-              <w:t xml:space="preserve">Sonde active sur</w:t>
+              <w:t xml:space="preserve">Utiliser HAProxy plutôt que Nginx</w:t>
+            </w:r>
+          </w:p>
+        </w:tc>
+        <w:tc>
+          <w:tcPr/>
+          <w:p>
+            <w:pPr>
+              <w:pStyle w:val="Compact"/>
+            </w:pPr>
+            <w:r>
+              <w:t xml:space="preserve">HAProxy sait interroger</w:t>
             </w:r>
             <w:r>
               <w:t xml:space="preserve"> </w:t>
@@ -230,19 +227,7 @@
               <w:t xml:space="preserve"> </w:t>
             </w:r>
             <w:r>
-              <w:t xml:space="preserve">(Nginx libre : contrôles passifs), rejeu</w:t>
-            </w:r>
-            <w:r>
-              <w:t xml:space="preserve"> </w:t>
-            </w:r>
-            <w:r>
-              <w:rPr>
-                <w:rStyle w:val="VerbatimChar"/>
-              </w:rPr>
-              <w:t xml:space="preserve">retry-on</w:t>
-            </w:r>
-            <w:r>
-              <w:t xml:space="preserve">, métriques intégrées</w:t>
+              <w:t xml:space="preserve">de lui-même, alors que la version libre de Nginx ne fait que des contrôles passifs. Il sait aussi rejouer une requête et fournit des métriques</w:t>
             </w:r>
           </w:p>
         </w:tc>
@@ -266,7 +251,7 @@
               <w:pStyle w:val="Compact"/>
             </w:pPr>
             <w:r>
-              <w:t xml:space="preserve">HAProxy et keepalived engendrés depuis</w:t>
+              <w:t xml:space="preserve">Générer la configuration de HAProxy et de keepalived à partir de</w:t>
             </w:r>
             <w:r>
               <w:t xml:space="preserve"> </w:t>
@@ -286,7 +271,7 @@
               <w:pStyle w:val="Compact"/>
             </w:pPr>
             <w:r>
-              <w:t xml:space="preserve">R3 : aucune adresse en dur, même source que le Vagrantfile</w:t>
+              <w:t xml:space="preserve">Aucune adresse écrite en dur, et la même source que le Vagrantfile (R3)</w:t>
             </w:r>
           </w:p>
         </w:tc>
@@ -309,6 +294,12 @@
             <w:pPr>
               <w:pStyle w:val="Compact"/>
             </w:pPr>
+            <w:r>
+              <w:t xml:space="preserve">Créer le fichier</w:t>
+            </w:r>
+            <w:r>
+              <w:t xml:space="preserve"> </w:t>
+            </w:r>
             <w:r>
               <w:rPr>
                 <w:rStyle w:val="VerbatimChar"/>
@@ -319,7 +310,7 @@
               <w:t xml:space="preserve"> </w:t>
             </w:r>
             <w:r>
-              <w:t xml:space="preserve">créé au premier</w:t>
+              <w:t xml:space="preserve">au premier</w:t>
             </w:r>
             <w:r>
               <w:t xml:space="preserve"> </w:t>
@@ -331,18 +322,18 @@
               <w:t xml:space="preserve">vagrant up</w:t>
             </w:r>
             <w:r>
-              <w:t xml:space="preserve">, mots de passe aléatoires</w:t>
-            </w:r>
-          </w:p>
-        </w:tc>
-        <w:tc>
-          <w:tcPr/>
-          <w:p>
-            <w:pPr>
-              <w:pStyle w:val="Compact"/>
-            </w:pPr>
-            <w:r>
-              <w:t xml:space="preserve">Concilier R1 (aucun geste manuel) et R7 (aucun secret versionné)</w:t>
+              <w:t xml:space="preserve">, avec des mots de passe aléatoires</w:t>
+            </w:r>
+          </w:p>
+        </w:tc>
+        <w:tc>
+          <w:tcPr/>
+          <w:p>
+            <w:pPr>
+              <w:pStyle w:val="Compact"/>
+            </w:pPr>
+            <w:r>
+              <w:t xml:space="preserve">Respecter à la fois R1 (aucune intervention manuelle) et R7 (aucun secret dans le dépôt)</w:t>
             </w:r>
           </w:p>
         </w:tc>
@@ -366,18 +357,18 @@
               <w:pStyle w:val="Compact"/>
             </w:pPr>
             <w:r>
-              <w:t xml:space="preserve">VRRP unicast, deux LB en BACKUP, priorités 150/100</w:t>
-            </w:r>
-          </w:p>
-        </w:tc>
-        <w:tc>
-          <w:tcPr/>
-          <w:p>
-            <w:pPr>
-              <w:pStyle w:val="Compact"/>
-            </w:pPr>
-            <w:r>
-              <w:t xml:space="preserve">Ne pas dépendre du multicast ; pas de double maître au démarrage</w:t>
+              <w:t xml:space="preserve">VRRP en unicast, les deux répartiteurs démarrant en attente avec des priorités de 150 et 100</w:t>
+            </w:r>
+          </w:p>
+        </w:tc>
+        <w:tc>
+          <w:tcPr/>
+          <w:p>
+            <w:pPr>
+              <w:pStyle w:val="Compact"/>
+            </w:pPr>
+            <w:r>
+              <w:t xml:space="preserve">Ne pas dépendre du multicast et éviter d’avoir deux maîtres au démarrage</w:t>
             </w:r>
           </w:p>
         </w:tc>
@@ -401,18 +392,18 @@
               <w:pStyle w:val="Compact"/>
             </w:pPr>
             <w:r>
-              <w:t xml:space="preserve">Une connexion à la base par requête, sans pool</w:t>
-            </w:r>
-          </w:p>
-        </w:tc>
-        <w:tc>
-          <w:tcPr/>
-          <w:p>
-            <w:pPr>
-              <w:pStyle w:val="Compact"/>
-            </w:pPr>
-            <w:r>
-              <w:t xml:space="preserve">Application strictement sans état, reconnexion naturelle après bascule</w:t>
+              <w:t xml:space="preserve">Ouvrir une connexion à la base par requête, sans réserve de connexions</w:t>
+            </w:r>
+          </w:p>
+        </w:tc>
+        <w:tc>
+          <w:tcPr/>
+          <w:p>
+            <w:pPr>
+              <w:pStyle w:val="Compact"/>
+            </w:pPr>
+            <w:r>
+              <w:t xml:space="preserve">Garder une application strictement sans état, qui se reconnecte naturellement après une bascule</w:t>
             </w:r>
           </w:p>
         </w:tc>
@@ -435,46 +426,23 @@
             <w:pPr>
               <w:pStyle w:val="Compact"/>
             </w:pPr>
+            <w:r>
+              <w:t xml:space="preserve">Connexion à</w:t>
+            </w:r>
+            <w:r>
+              <w:t xml:space="preserve"> </w:t>
+            </w:r>
             <w:r>
               <w:rPr>
                 <w:rStyle w:val="VerbatimChar"/>
               </w:rPr>
-              <w:t xml:space="preserve">host=bdd1,bdd2 target_session_attrs=read-write</w:t>
-            </w:r>
-          </w:p>
-        </w:tc>
-        <w:tc>
-          <w:tcPr/>
-          <w:p>
-            <w:pPr>
-              <w:pStyle w:val="Compact"/>
-            </w:pPr>
-            <w:r>
-              <w:t xml:space="preserve">L’application suit la bascule sans modification ni redémarrage</w:t>
-            </w:r>
-          </w:p>
-        </w:tc>
-      </w:tr>
-      <w:tr>
-        <w:tc>
-          <w:tcPr/>
-          <w:p>
-            <w:pPr>
-              <w:pStyle w:val="Compact"/>
-            </w:pPr>
-            <w:r>
-              <w:t xml:space="preserve">KOBENDE</w:t>
-            </w:r>
-          </w:p>
-        </w:tc>
-        <w:tc>
-          <w:tcPr/>
-          <w:p>
-            <w:pPr>
-              <w:pStyle w:val="Compact"/>
-            </w:pPr>
-            <w:r>
-              <w:t xml:space="preserve">Service systemd non root,</w:t>
+              <w:t xml:space="preserve">bdd1,bdd2</w:t>
+            </w:r>
+            <w:r>
+              <w:t xml:space="preserve"> </w:t>
+            </w:r>
+            <w:r>
+              <w:t xml:space="preserve">avec</w:t>
             </w:r>
             <w:r>
               <w:t xml:space="preserve"> </w:t>
@@ -483,13 +451,42 @@
               <w:rPr>
                 <w:rStyle w:val="VerbatimChar"/>
               </w:rPr>
-              <w:t xml:space="preserve">app.env</w:t>
-            </w:r>
-            <w:r>
-              <w:t xml:space="preserve"> </w:t>
-            </w:r>
-            <w:r>
-              <w:t xml:space="preserve">en 600 ;</w:t>
+              <w:t xml:space="preserve">target_session_attrs=read-write</w:t>
+            </w:r>
+          </w:p>
+        </w:tc>
+        <w:tc>
+          <w:tcPr/>
+          <w:p>
+            <w:pPr>
+              <w:pStyle w:val="Compact"/>
+            </w:pPr>
+            <w:r>
+              <w:t xml:space="preserve">L’application suit la bascule sans être modifiée ni redémarrée</w:t>
+            </w:r>
+          </w:p>
+        </w:tc>
+      </w:tr>
+      <w:tr>
+        <w:tc>
+          <w:tcPr/>
+          <w:p>
+            <w:pPr>
+              <w:pStyle w:val="Compact"/>
+            </w:pPr>
+            <w:r>
+              <w:t xml:space="preserve">KOBENDE</w:t>
+            </w:r>
+          </w:p>
+        </w:tc>
+        <w:tc>
+          <w:tcPr/>
+          <w:p>
+            <w:pPr>
+              <w:pStyle w:val="Compact"/>
+            </w:pPr>
+            <w:r>
+              <w:t xml:space="preserve">Service systemd sans droits root, configuration en mode 600,</w:t>
             </w:r>
             <w:r>
               <w:t xml:space="preserve"> </w:t>
@@ -509,7 +506,7 @@
               <w:pStyle w:val="Compact"/>
             </w:pPr>
             <w:r>
-              <w:t xml:space="preserve">Moindre privilège ;</w:t>
+              <w:t xml:space="preserve">Limiter les privilèges et garantir que</w:t>
             </w:r>
             <w:r>
               <w:t xml:space="preserve"> </w:t>
@@ -524,7 +521,7 @@
               <w:t xml:space="preserve"> </w:t>
             </w:r>
             <w:r>
-              <w:t xml:space="preserve">répond toujours avant le délai de la sonde</w:t>
+              <w:t xml:space="preserve">répond avant la fin du délai de la sonde</w:t>
             </w:r>
           </w:p>
         </w:tc>
@@ -548,7 +545,7 @@
               <w:pStyle w:val="Compact"/>
             </w:pPr>
             <w:r>
-              <w:t xml:space="preserve">Cibles Prometheus engendrées, rôle obs rejoué à chaque</w:t>
+              <w:t xml:space="preserve">Générer les cibles de Prometheus et rejouer le rôle obs à chaque</w:t>
             </w:r>
             <w:r>
               <w:t xml:space="preserve"> </w:t>
@@ -568,7 +565,7 @@
               <w:pStyle w:val="Compact"/>
             </w:pPr>
             <w:r>
-              <w:t xml:space="preserve">R3 : app3 et app4 apparaissent seules (mesuré : 7 → 9 → 7 machines)</w:t>
+              <w:t xml:space="preserve">app3 et app4 apparaissent seules quand on les ajoute (7, puis 9, puis 7 machines mesurées)</w:t>
             </w:r>
           </w:p>
         </w:tc>
@@ -592,18 +589,18 @@
               <w:pStyle w:val="Compact"/>
             </w:pPr>
             <w:r>
-              <w:t xml:space="preserve">Tableau de bord Grafana provisionné par fichiers</w:t>
-            </w:r>
-          </w:p>
-        </w:tc>
-        <w:tc>
-          <w:tcPr/>
-          <w:p>
-            <w:pPr>
-              <w:pStyle w:val="Compact"/>
-            </w:pPr>
-            <w:r>
-              <w:t xml:space="preserve">R1 : il survit à</w:t>
+              <w:t xml:space="preserve">Décrire le tableau de bord Grafana par des fichiers</w:t>
+            </w:r>
+          </w:p>
+        </w:tc>
+        <w:tc>
+          <w:tcPr/>
+          <w:p>
+            <w:pPr>
+              <w:pStyle w:val="Compact"/>
+            </w:pPr>
+            <w:r>
+              <w:t xml:space="preserve">Il est recréé à l’identique après un</w:t>
             </w:r>
             <w:r>
               <w:t xml:space="preserve"> </w:t>
@@ -614,6 +611,12 @@
               </w:rPr>
               <w:t xml:space="preserve">vagrant destroy</w:t>
             </w:r>
+            <w:r>
+              <w:t xml:space="preserve"> </w:t>
+            </w:r>
+            <w:r>
+              <w:t xml:space="preserve">(R1)</w:t>
+            </w:r>
           </w:p>
         </w:tc>
       </w:tr>
@@ -636,49 +639,18 @@
               <w:pStyle w:val="Compact"/>
             </w:pPr>
             <w:r>
-              <w:t xml:space="preserve">V3 : 3 tirs par N, médiane,</w:t>
-            </w:r>
-            <w:r>
-              <w:t xml:space="preserve"> </w:t>
-            </w:r>
-            <w:r>
-              <w:rPr>
-                <w:b/>
-                <w:bCs/>
-              </w:rPr>
-              <w:t xml:space="preserve">débit utile</w:t>
-            </w:r>
-            <w:r>
-              <w:t xml:space="preserve"> </w:t>
-            </w:r>
-            <w:r>
-              <w:t xml:space="preserve">(réponses 200/s)</w:t>
-            </w:r>
-          </w:p>
-        </w:tc>
-        <w:tc>
-          <w:tcPr/>
-          <w:p>
-            <w:pPr>
-              <w:pStyle w:val="Compact"/>
-            </w:pPr>
-            <w:r>
-              <w:t xml:space="preserve">Un tir est trop bruité ;</w:t>
-            </w:r>
-            <w:r>
-              <w:t xml:space="preserve"> </w:t>
-            </w:r>
-            <w:r>
-              <w:rPr>
-                <w:rStyle w:val="VerbatimChar"/>
-              </w:rPr>
-              <w:t xml:space="preserve">ab</w:t>
-            </w:r>
-            <w:r>
-              <w:t xml:space="preserve"> </w:t>
-            </w:r>
-            <w:r>
-              <w:t xml:space="preserve">compte les 503 dans ses req/s</w:t>
+              <w:t xml:space="preserve">Pour V3, trois tirs par configuration, valeur médiane et calcul du débit utile</w:t>
+            </w:r>
+          </w:p>
+        </w:tc>
+        <w:tc>
+          <w:tcPr/>
+          <w:p>
+            <w:pPr>
+              <w:pStyle w:val="Compact"/>
+            </w:pPr>
+            <w:r>
+              <w:t xml:space="preserve">Un seul tir est trop variable, et ab compte les réponses 503 dans son nombre de requêtes par seconde</w:t>
             </w:r>
           </w:p>
         </w:tc>
@@ -691,36 +663,36 @@
               <w:pStyle w:val="Compact"/>
             </w:pPr>
             <w:r>
-              <w:t xml:space="preserve">THIOMBIANO</w:t>
-            </w:r>
-          </w:p>
-        </w:tc>
-        <w:tc>
-          <w:tcPr/>
-          <w:p>
-            <w:pPr>
-              <w:pStyle w:val="Compact"/>
-            </w:pPr>
-            <w:r>
-              <w:t xml:space="preserve">Ne pas ajouter de pool de connexions à deux jours du rendu</w:t>
-            </w:r>
-          </w:p>
-        </w:tc>
-        <w:tc>
-          <w:tcPr/>
-          <w:p>
-            <w:pPr>
-              <w:pStyle w:val="Compact"/>
-            </w:pPr>
-            <w:r>
-              <w:t xml:space="preserve">Décision de KOBENDE et PORGO ; aurait imposé de refaire V2, V4, R4, V6</w:t>
+              <w:t xml:space="preserve">Groupe</w:t>
+            </w:r>
+          </w:p>
+        </w:tc>
+        <w:tc>
+          <w:tcPr/>
+          <w:p>
+            <w:pPr>
+              <w:pStyle w:val="Compact"/>
+            </w:pPr>
+            <w:r>
+              <w:t xml:space="preserve">Ne pas ajouter de réserve de connexions à deux jours du rendu</w:t>
+            </w:r>
+          </w:p>
+        </w:tc>
+        <w:tc>
+          <w:tcPr/>
+          <w:p>
+            <w:pPr>
+              <w:pStyle w:val="Compact"/>
+            </w:pPr>
+            <w:r>
+              <w:t xml:space="preserve">Il aurait fallu refaire les mesures V2, V4, R4 et V6</w:t>
             </w:r>
           </w:p>
         </w:tc>
       </w:tr>
     </w:tbl>
-    <w:bookmarkEnd w:id="9"/>
-    <w:bookmarkStart w:id="10" w:name="difficultés-rencontrées-et-solutions"/>
+    <w:bookmarkEnd w:id="10"/>
+    <w:bookmarkStart w:id="11" w:name="difficultés-rencontrées-et-solutions"/>
     <w:p>
       <w:pPr>
         <w:pStyle w:val="Titre2"/>
@@ -798,7 +770,7 @@
               <w:pStyle w:val="Compact"/>
             </w:pPr>
             <w:r>
-              <w:t xml:space="preserve">La box</w:t>
+              <w:t xml:space="preserve">La version</w:t>
             </w:r>
             <w:r>
               <w:t xml:space="preserve"> </w:t>
@@ -813,18 +785,18 @@
               <w:t xml:space="preserve"> </w:t>
             </w:r>
             <w:r>
-              <w:t xml:space="preserve">du squelette n’existe pas pour virtualbox/amd64</w:t>
-            </w:r>
-          </w:p>
-        </w:tc>
-        <w:tc>
-          <w:tcPr/>
-          <w:p>
-            <w:pPr>
-              <w:pStyle w:val="Compact"/>
-            </w:pPr>
-            <w:r>
-              <w:t xml:space="preserve">Épinglage sur</w:t>
+              <w:t xml:space="preserve">de la box donnée dans l’énoncé n’existe pas pour VirtualBox</w:t>
+            </w:r>
+          </w:p>
+        </w:tc>
+        <w:tc>
+          <w:tcPr/>
+          <w:p>
+            <w:pPr>
+              <w:pStyle w:val="Compact"/>
+            </w:pPr>
+            <w:r>
+              <w:t xml:space="preserve">Nous avons fixé la version</w:t>
             </w:r>
             <w:r>
               <w:t xml:space="preserve"> </w:t>
@@ -863,7 +835,27 @@
               <w:pStyle w:val="Compact"/>
             </w:pPr>
             <w:r>
-              <w:t xml:space="preserve">Exportateur Prometheus actif sur lb2 seulement :</w:t>
+              <w:t xml:space="preserve">L’exportateur Prometheus de HAProxy n’était activé que sur lb2 : la commande de détection échouait au hasard à cause de l’option</w:t>
+            </w:r>
+            <w:r>
+              <w:t xml:space="preserve"> </w:t>
+            </w:r>
+            <w:r>
+              <w:rPr>
+                <w:rStyle w:val="VerbatimChar"/>
+              </w:rPr>
+              <w:t xml:space="preserve">pipefail</w:t>
+            </w:r>
+          </w:p>
+        </w:tc>
+        <w:tc>
+          <w:tcPr/>
+          <w:p>
+            <w:pPr>
+              <w:pStyle w:val="Compact"/>
+            </w:pPr>
+            <w:r>
+              <w:t xml:space="preserve">La sortie de</w:t>
             </w:r>
             <w:r>
               <w:t xml:space="preserve"> </w:t>
@@ -878,48 +870,7 @@
               <w:t xml:space="preserve"> </w:t>
             </w:r>
             <w:r>
-              <w:t xml:space="preserve">filtré par</w:t>
-            </w:r>
-            <w:r>
-              <w:t xml:space="preserve"> </w:t>
-            </w:r>
-            <w:r>
-              <w:rPr>
-                <w:rStyle w:val="VerbatimChar"/>
-              </w:rPr>
-              <w:t xml:space="preserve">grep -q</w:t>
-            </w:r>
-            <w:r>
-              <w:t xml:space="preserve"> </w:t>
-            </w:r>
-            <w:r>
-              <w:t xml:space="preserve">échoue au hasard sous</w:t>
-            </w:r>
-            <w:r>
-              <w:t xml:space="preserve"> </w:t>
-            </w:r>
-            <w:r>
-              <w:rPr>
-                <w:rStyle w:val="VerbatimChar"/>
-              </w:rPr>
-              <w:t xml:space="preserve">pipefail</w:t>
-            </w:r>
-            <w:r>
-              <w:t xml:space="preserve"> </w:t>
-            </w:r>
-            <w:r>
-              <w:t xml:space="preserve">(SIGPIPE)</w:t>
-            </w:r>
-          </w:p>
-        </w:tc>
-        <w:tc>
-          <w:tcPr/>
-          <w:p>
-            <w:pPr>
-              <w:pStyle w:val="Compact"/>
-            </w:pPr>
-            <w:r>
-              <w:t xml:space="preserve">Sortie capturée dans une variable avant le test</w:t>
+              <w:t xml:space="preserve">est d’abord enregistrée dans une variable, puis testée</w:t>
             </w:r>
           </w:p>
         </w:tc>
@@ -943,7 +894,7 @@
               <w:pStyle w:val="Compact"/>
             </w:pPr>
             <w:r>
-              <w:t xml:space="preserve">V6 : première mesure prise depuis l’ordre</w:t>
+              <w:t xml:space="preserve">La première mesure de V6 partait de l’ordre</w:t>
             </w:r>
             <w:r>
               <w:t xml:space="preserve"> </w:t>
@@ -955,18 +906,18 @@
               <w:t xml:space="preserve">vagrant halt</w:t>
             </w:r>
             <w:r>
-              <w:t xml:space="preserve">, alors que lb1 sert encore pendant son arrêt</w:t>
-            </w:r>
-          </w:p>
-        </w:tc>
-        <w:tc>
-          <w:tcPr/>
-          <w:p>
-            <w:pPr>
-              <w:pStyle w:val="Compact"/>
-            </w:pPr>
-            <w:r>
-              <w:t xml:space="preserve">Mesure de l’interruption réelle : 1,7 s ; les deux fichiers bruts sont conservés</w:t>
+              <w:t xml:space="preserve">, alors que lb1 continue de servir pendant son arrêt</w:t>
+            </w:r>
+          </w:p>
+        </w:tc>
+        <w:tc>
+          <w:tcPr/>
+          <w:p>
+            <w:pPr>
+              <w:pStyle w:val="Compact"/>
+            </w:pPr>
+            <w:r>
+              <w:t xml:space="preserve">Nous mesurons maintenant l’interruption réelle, soit 1,7 s. Les deux fichiers de résultats sont conservés</w:t>
             </w:r>
           </w:p>
         </w:tc>
@@ -990,7 +941,7 @@
               <w:pStyle w:val="Compact"/>
             </w:pPr>
             <w:r>
-              <w:t xml:space="preserve">VM figée en SSH par manque de RAM sur l’hôte</w:t>
+              <w:t xml:space="preserve">Une machine virtuelle s’est figée par manque de mémoire sur l’ordinateur hôte</w:t>
             </w:r>
           </w:p>
         </w:tc>
@@ -1007,25 +958,7 @@
               <w:t xml:space="preserve">vagrant reload</w:t>
             </w:r>
             <w:r>
-              <w:t xml:space="preserve"> </w:t>
-            </w:r>
-            <w:r>
-              <w:t xml:space="preserve">;</w:t>
-            </w:r>
-            <w:r>
-              <w:t xml:space="preserve"> </w:t>
-            </w:r>
-            <w:r>
-              <w:rPr>
-                <w:rStyle w:val="VerbatimChar"/>
-              </w:rPr>
-              <w:t xml:space="preserve">E2_OBS=0</w:t>
-            </w:r>
-            <w:r>
-              <w:t xml:space="preserve"> </w:t>
-            </w:r>
-            <w:r>
-              <w:t xml:space="preserve">pendant le développement</w:t>
+              <w:t xml:space="preserve">, et désactivation de obs pendant le développement</w:t>
             </w:r>
           </w:p>
         </w:tc>
@@ -1049,7 +982,7 @@
               <w:pStyle w:val="Compact"/>
             </w:pPr>
             <w:r>
-              <w:t xml:space="preserve">Après une bascule réussie, service toujours en 503 :</w:t>
+              <w:t xml:space="preserve">Après une bascule réussie, le service restait en 503 :</w:t>
             </w:r>
             <w:r>
               <w:t xml:space="preserve"> </w:t>
@@ -1064,42 +997,18 @@
               <w:t xml:space="preserve"> </w:t>
             </w:r>
             <w:r>
-              <w:t xml:space="preserve">dépasse</w:t>
-            </w:r>
-            <w:r>
-              <w:t xml:space="preserve"> </w:t>
-            </w:r>
-            <w:r>
-              <w:rPr>
-                <w:rStyle w:val="VerbatimChar"/>
-              </w:rPr>
-              <w:t xml:space="preserve">timeout check 1s</w:t>
-            </w:r>
-            <w:r>
-              <w:t xml:space="preserve"> </w:t>
-            </w:r>
-            <w:r>
-              <w:t xml:space="preserve">(libpq essaie d’abord bdd1 éteinte)</w:t>
-            </w:r>
-          </w:p>
-        </w:tc>
-        <w:tc>
-          <w:tcPr/>
-          <w:p>
-            <w:pPr>
-              <w:pStyle w:val="Compact"/>
-            </w:pPr>
-            <w:r>
-              <w:rPr>
-                <w:rStyle w:val="VerbatimChar"/>
-              </w:rPr>
-              <w:t xml:space="preserve">timeout check 3s</w:t>
-            </w:r>
-            <w:r>
-              <w:t xml:space="preserve"> </w:t>
-            </w:r>
-            <w:r>
-              <w:t xml:space="preserve">; compromis documenté (§ 3.1)</w:t>
+              <w:t xml:space="preserve">dépassait le délai d’une seconde de la sonde, car libpq essaie d’abord bdd1, éteinte</w:t>
+            </w:r>
+          </w:p>
+        </w:tc>
+        <w:tc>
+          <w:tcPr/>
+          <w:p>
+            <w:pPr>
+              <w:pStyle w:val="Compact"/>
+            </w:pPr>
+            <w:r>
+              <w:t xml:space="preserve">Délai de lecture porté à 3 secondes (section 3.1)</w:t>
             </w:r>
           </w:p>
         </w:tc>
@@ -1123,31 +1032,22 @@
               <w:pStyle w:val="Compact"/>
             </w:pPr>
             <w:r>
-              <w:t xml:space="preserve">bdd1 rallumée après bascule redémarre en primaire (deux primaires) ;</w:t>
-            </w:r>
-            <w:r>
-              <w:t xml:space="preserve"> </w:t>
-            </w:r>
-            <w:r>
-              <w:rPr>
-                <w:rStyle w:val="VerbatimChar"/>
-              </w:rPr>
-              <w:t xml:space="preserve">provision bdd2</w:t>
-            </w:r>
-            <w:r>
-              <w:t xml:space="preserve"> </w:t>
-            </w:r>
-            <w:r>
-              <w:t xml:space="preserve">effaçait la base promue</w:t>
-            </w:r>
-          </w:p>
-        </w:tc>
-        <w:tc>
-          <w:tcPr/>
-          <w:p>
-            <w:pPr>
-              <w:pStyle w:val="Compact"/>
-            </w:pPr>
+              <w:t xml:space="preserve">Rallumée après une bascule, bdd1 redémarrait en primaire, et rejouer l’installation de bdd2 effaçait la base promue</w:t>
+            </w:r>
+          </w:p>
+        </w:tc>
+        <w:tc>
+          <w:tcPr/>
+          <w:p>
+            <w:pPr>
+              <w:pStyle w:val="Compact"/>
+            </w:pPr>
+            <w:r>
+              <w:t xml:space="preserve">Le script</w:t>
+            </w:r>
+            <w:r>
+              <w:t xml:space="preserve"> </w:t>
+            </w:r>
             <w:r>
               <w:rPr>
                 <w:rStyle w:val="VerbatimChar"/>
@@ -1158,7 +1058,7 @@
               <w:t xml:space="preserve"> </w:t>
             </w:r>
             <w:r>
-              <w:t xml:space="preserve">compare les lignes de temps et reconvertit en réplique (§ 5.3)</w:t>
+              <w:t xml:space="preserve">compare les lignes de temps de PostgreSQL et reconvertit l’ancien primaire en réplique (section 5.3)</w:t>
             </w:r>
           </w:p>
         </w:tc>
@@ -1171,6 +1071,92 @@
               <w:pStyle w:val="Compact"/>
             </w:pPr>
             <w:r>
+              <w:t xml:space="preserve">PORGO</w:t>
+            </w:r>
+          </w:p>
+        </w:tc>
+        <w:tc>
+          <w:tcPr/>
+          <w:p>
+            <w:pPr>
+              <w:pStyle w:val="Compact"/>
+            </w:pPr>
+            <w:r>
+              <w:t xml:space="preserve">Lors de la validation finale,</w:t>
+            </w:r>
+            <w:r>
+              <w:t xml:space="preserve"> </w:t>
+            </w:r>
+            <w:r>
+              <w:rPr>
+                <w:rStyle w:val="VerbatimChar"/>
+              </w:rPr>
+              <w:t xml:space="preserve">vagrant up</w:t>
+            </w:r>
+            <w:r>
+              <w:t xml:space="preserve"> </w:t>
+            </w:r>
+            <w:r>
+              <w:t xml:space="preserve">échouait sur obs : le dépôt</w:t>
+            </w:r>
+            <w:r>
+              <w:t xml:space="preserve"> </w:t>
+            </w:r>
+            <w:r>
+              <w:rPr>
+                <w:rStyle w:val="VerbatimChar"/>
+              </w:rPr>
+              <w:t xml:space="preserve">apt.grafana.com</w:t>
+            </w:r>
+            <w:r>
+              <w:t xml:space="preserve"> </w:t>
+            </w:r>
+            <w:r>
+              <w:t xml:space="preserve">était injoignable depuis notre réseau</w:t>
+            </w:r>
+          </w:p>
+        </w:tc>
+        <w:tc>
+          <w:tcPr/>
+          <w:p>
+            <w:pPr>
+              <w:pStyle w:val="Compact"/>
+            </w:pPr>
+            <w:r>
+              <w:t xml:space="preserve">Grafana 13.2.4 est installé depuis le paquet de</w:t>
+            </w:r>
+            <w:r>
+              <w:t xml:space="preserve"> </w:t>
+            </w:r>
+            <w:r>
+              <w:rPr>
+                <w:rStyle w:val="VerbatimChar"/>
+              </w:rPr>
+              <w:t xml:space="preserve">dl.grafana.com</w:t>
+            </w:r>
+            <w:r>
+              <w:t xml:space="preserve">, vérifié par son empreinte et gardé en cache dans</w:t>
+            </w:r>
+            <w:r>
+              <w:t xml:space="preserve"> </w:t>
+            </w:r>
+            <w:r>
+              <w:rPr>
+                <w:rStyle w:val="VerbatimChar"/>
+              </w:rPr>
+              <w:t xml:space="preserve">.cache/</w:t>
+            </w:r>
+          </w:p>
+        </w:tc>
+      </w:tr>
+      <w:tr>
+        <w:tc>
+          <w:tcPr/>
+          <w:p>
+            <w:pPr>
+              <w:pStyle w:val="Compact"/>
+            </w:pPr>
+            <w:r>
               <w:t xml:space="preserve">KOBENDE</w:t>
             </w:r>
           </w:p>
@@ -1182,7 +1168,7 @@
               <w:pStyle w:val="Compact"/>
             </w:pPr>
             <w:r>
-              <w:t xml:space="preserve">Mac M2 (ARM) : la box amd64 ne tourne pas</w:t>
+              <w:t xml:space="preserve">Son Mac M2 (processeur ARM) ne peut pas faire tourner la box</w:t>
             </w:r>
           </w:p>
         </w:tc>
@@ -1202,7 +1188,7 @@
               <w:t xml:space="preserve"> </w:t>
             </w:r>
             <w:r>
-              <w:t xml:space="preserve">testé sans base sur l’hôte ; tests en VM sur le poste de PORGO</w:t>
+              <w:t xml:space="preserve">a été testé sans base sur son ordinateur, puis dans les machines virtuelles sur le poste de PORGO</w:t>
             </w:r>
           </w:p>
         </w:tc>
@@ -1226,18 +1212,18 @@
               <w:pStyle w:val="Compact"/>
             </w:pPr>
             <w:r>
-              <w:t xml:space="preserve">Grafana 13 met 10 min à démarrer sur 768 Mo (une douzaine de plugins, un processus chacun) : provisionnement en échec</w:t>
-            </w:r>
-          </w:p>
-        </w:tc>
-        <w:tc>
-          <w:tcPr/>
-          <w:p>
-            <w:pPr>
-              <w:pStyle w:val="Compact"/>
-            </w:pPr>
-            <w:r>
-              <w:t xml:space="preserve">Plugins inutiles désactivés : 1 min 08 s, puis « inchangé » au rejeu (§ 3.5)</w:t>
+              <w:t xml:space="preserve">Grafana 13 mettait 10 minutes à démarrer sur 768 Mo, car il chargeait une douzaine de plugins dans des processus séparés</w:t>
+            </w:r>
+          </w:p>
+        </w:tc>
+        <w:tc>
+          <w:tcPr/>
+          <w:p>
+            <w:pPr>
+              <w:pStyle w:val="Compact"/>
+            </w:pPr>
+            <w:r>
+              <w:t xml:space="preserve">Désactivation des plugins inutiles : démarrage en 1 min 08 s (section 3.5)</w:t>
             </w:r>
           </w:p>
         </w:tc>
@@ -1261,18 +1247,18 @@
               <w:pStyle w:val="Compact"/>
             </w:pPr>
             <w:r>
-              <w:t xml:space="preserve">Grafana affichait DOWN des machines détruites volontairement (retour à N = 2)</w:t>
-            </w:r>
-          </w:p>
-        </w:tc>
-        <w:tc>
-          <w:tcPr/>
-          <w:p>
-            <w:pPr>
-              <w:pStyle w:val="Compact"/>
-            </w:pPr>
-            <w:r>
-              <w:t xml:space="preserve">États en requête instantanée, frise d’historique des pannes</w:t>
+              <w:t xml:space="preserve">Grafana affichait comme hors service les machines détruites volontairement lors du retour à deux serveurs</w:t>
+            </w:r>
+          </w:p>
+        </w:tc>
+        <w:tc>
+          <w:tcPr/>
+          <w:p>
+            <w:pPr>
+              <w:pStyle w:val="Compact"/>
+            </w:pPr>
+            <w:r>
+              <w:t xml:space="preserve">États lus en instantané et frise d’historique des pannes</w:t>
             </w:r>
           </w:p>
         </w:tc>
@@ -1285,98 +1271,6 @@
               <w:pStyle w:val="Compact"/>
             </w:pPr>
             <w:r>
-              <w:t xml:space="preserve">PORGO</w:t>
-            </w:r>
-          </w:p>
-        </w:tc>
-        <w:tc>
-          <w:tcPr/>
-          <w:p>
-            <w:pPr>
-              <w:pStyle w:val="Compact"/>
-            </w:pPr>
-            <w:r>
-              <w:t xml:space="preserve">Validation finale (7 machines) :</w:t>
-            </w:r>
-            <w:r>
-              <w:t xml:space="preserve"> </w:t>
-            </w:r>
-            <w:r>
-              <w:rPr>
-                <w:rStyle w:val="VerbatimChar"/>
-              </w:rPr>
-              <w:t xml:space="preserve">vagrant up</w:t>
-            </w:r>
-            <w:r>
-              <w:t xml:space="preserve"> </w:t>
-            </w:r>
-            <w:r>
-              <w:t xml:space="preserve">en échec sur obs, apt.grafana.com injoignable depuis le réseau du poste (connexion réinitialisée), alors que dl.grafana.com répond</w:t>
-            </w:r>
-          </w:p>
-        </w:tc>
-        <w:tc>
-          <w:tcPr/>
-          <w:p>
-            <w:pPr>
-              <w:pStyle w:val="Compact"/>
-            </w:pPr>
-            <w:r>
-              <w:t xml:space="preserve">Grafana 13.2.4 installé depuis le paquet</w:t>
-            </w:r>
-            <w:r>
-              <w:t xml:space="preserve"> </w:t>
-            </w:r>
-            <w:r>
-              <w:rPr>
-                <w:rStyle w:val="VerbatimChar"/>
-              </w:rPr>
-              <w:t xml:space="preserve">.deb</w:t>
-            </w:r>
-            <w:r>
-              <w:t xml:space="preserve"> </w:t>
-            </w:r>
-            <w:r>
-              <w:t xml:space="preserve">de dl.grafana.com, empreinte SHA-256 inscrite dans</w:t>
-            </w:r>
-            <w:r>
-              <w:t xml:space="preserve"> </w:t>
-            </w:r>
-            <w:r>
-              <w:rPr>
-                <w:rStyle w:val="VerbatimChar"/>
-              </w:rPr>
-              <w:t xml:space="preserve">obs.sh</w:t>
-            </w:r>
-            <w:r>
-              <w:t xml:space="preserve">, mis en cache dans</w:t>
-            </w:r>
-            <w:r>
-              <w:t xml:space="preserve"> </w:t>
-            </w:r>
-            <w:r>
-              <w:rPr>
-                <w:rStyle w:val="VerbatimChar"/>
-              </w:rPr>
-              <w:t xml:space="preserve">.cache/</w:t>
-            </w:r>
-            <w:r>
-              <w:t xml:space="preserve"> </w:t>
-            </w:r>
-            <w:r>
-              <w:t xml:space="preserve">: la reconstruction ne dépend plus de ce dépôt</w:t>
-            </w:r>
-          </w:p>
-        </w:tc>
-      </w:tr>
-      <w:tr>
-        <w:tc>
-          <w:tcPr/>
-          <w:p>
-            <w:pPr>
-              <w:pStyle w:val="Compact"/>
-            </w:pPr>
-            <w:r>
               <w:t xml:space="preserve">THIOMBIANO</w:t>
             </w:r>
           </w:p>
@@ -1388,36 +1282,24 @@
               <w:pStyle w:val="Compact"/>
             </w:pPr>
             <w:r>
-              <w:t xml:space="preserve">V3 : 41 % puis 53 % de 503 sous</w:t>
-            </w:r>
-            <w:r>
-              <w:t xml:space="preserve"> </w:t>
-            </w:r>
-            <w:r>
-              <w:rPr>
-                <w:rStyle w:val="VerbatimChar"/>
-              </w:rPr>
-              <w:t xml:space="preserve">ab -c 50</w:t>
-            </w:r>
-            <w:r>
-              <w:t xml:space="preserve">, débit utile en baisse quand N double</w:t>
-            </w:r>
-          </w:p>
-        </w:tc>
-        <w:tc>
-          <w:tcPr/>
-          <w:p>
-            <w:pPr>
-              <w:pStyle w:val="Compact"/>
-            </w:pPr>
-            <w:r>
-              <w:t xml:space="preserve">Diagnostic : bdd1 (1 vCPU) saturée par une connexion SCRAM par requête ; résultat expliqué (§ 6.3), PgBouncer proposé (§ 7)</w:t>
+              <w:t xml:space="preserve">Pendant V3, 41 % puis 53 % des réponses étaient des 503 sous 50 clients simultanés, et le débit utile baissait avec quatre serveurs</w:t>
+            </w:r>
+          </w:p>
+        </w:tc>
+        <w:tc>
+          <w:tcPr/>
+          <w:p>
+            <w:pPr>
+              <w:pStyle w:val="Compact"/>
+            </w:pPr>
+            <w:r>
+              <w:t xml:space="preserve">La cause est bdd1, saturée par une connexion authentifiée à chaque requête. Le résultat est expliqué en section 6.3 et PgBouncer est proposé en section 7</w:t>
             </w:r>
           </w:p>
         </w:tc>
       </w:tr>
     </w:tbl>
-    <w:bookmarkEnd w:id="10"/>
+    <w:bookmarkEnd w:id="11"/>
     <w:sectPr>
       <w:footnotePr>
         <w:numRestart w:val="eachSect"/>

--- a/docs/journal_de_bord.docx
+++ b/docs/journal_de_bord.docx
@@ -1,952 +1,1696 @@
 
 <file path=word/document.xml><?xml version="1.0" encoding="utf-8"?>
-<w:document xmlns:w="http://schemas.openxmlformats.org/wordprocessingml/2006/main" xmlns:m="http://schemas.openxmlformats.org/officeDocument/2006/math" xmlns:r="http://schemas.openxmlformats.org/officeDocument/2006/relationships" xmlns:o="urn:schemas-microsoft-com:office:office" xmlns:v="urn:schemas-microsoft-com:vml" xmlns:w10="urn:schemas-microsoft-com:office:word" xmlns:a="http://schemas.openxmlformats.org/drawingml/2006/main" xmlns:pic="http://schemas.openxmlformats.org/drawingml/2006/picture" xmlns:wp="http://schemas.openxmlformats.org/drawingml/2006/wordprocessingDrawing">
+<w:document xmlns:wpc="http://schemas.microsoft.com/office/word/2010/wordprocessingCanvas" xmlns:cx="http://schemas.microsoft.com/office/drawing/2014/chartex" xmlns:cx1="http://schemas.microsoft.com/office/drawing/2015/9/8/chartex" xmlns:cx2="http://schemas.microsoft.com/office/drawing/2015/10/21/chartex" xmlns:cx3="http://schemas.microsoft.com/office/drawing/2016/5/9/chartex" xmlns:cx4="http://schemas.microsoft.com/office/drawing/2016/5/10/chartex" xmlns:cx5="http://schemas.microsoft.com/office/drawing/2016/5/11/chartex" xmlns:cx6="http://schemas.microsoft.com/office/drawing/2016/5/12/chartex" xmlns:cx7="http://schemas.microsoft.com/office/drawing/2016/5/13/chartex" xmlns:cx8="http://schemas.microsoft.com/office/drawing/2016/5/14/chartex" xmlns:mc="http://schemas.openxmlformats.org/markup-compatibility/2006" xmlns:aink="http://schemas.microsoft.com/office/drawing/2016/ink" xmlns:am3d="http://schemas.microsoft.com/office/drawing/2017/model3d" xmlns:o="urn:schemas-microsoft-com:office:office" xmlns:r="http://schemas.openxmlformats.org/officeDocument/2006/relationships" xmlns:m="http://schemas.openxmlformats.org/officeDocument/2006/math" xmlns:v="urn:schemas-microsoft-com:vml" xmlns:wp14="http://schemas.microsoft.com/office/word/2010/wordprocessingDrawing" xmlns:wp="http://schemas.openxmlformats.org/drawingml/2006/wordprocessingDrawing" xmlns:w10="urn:schemas-microsoft-com:office:word" xmlns:w="http://schemas.openxmlformats.org/wordprocessingml/2006/main" xmlns:w14="http://schemas.microsoft.com/office/word/2010/wordml" xmlns:w15="http://schemas.microsoft.com/office/word/2012/wordml" xmlns:w16cex="http://schemas.microsoft.com/office/word/2018/wordml/cex" xmlns:w16cid="http://schemas.microsoft.com/office/word/2016/wordml/cid" xmlns:w16="http://schemas.microsoft.com/office/word/2018/wordml" xmlns:w16sdtdh="http://schemas.microsoft.com/office/word/2020/wordml/sdtdatahash" xmlns:w16se="http://schemas.microsoft.com/office/word/2015/wordml/symex" xmlns:wpg="http://schemas.microsoft.com/office/word/2010/wordprocessingGroup" xmlns:wpi="http://schemas.microsoft.com/office/word/2010/wordprocessingInk" xmlns:wne="http://schemas.microsoft.com/office/word/2006/wordml" xmlns:wps="http://schemas.microsoft.com/office/word/2010/wordprocessingShape" mc:Ignorable="w14 w15 w16se w16cid w16 w16cex w16sdtdh wp14">
   <w:body>
     <w:p>
       <w:pPr>
         <w:pStyle w:val="Titre"/>
+        <w:rPr>
+          <w:rFonts w:ascii="Times New Roman" w:hAnsi="Times New Roman" w:cs="Times New Roman"/>
+          <w:lang w:val="fr-FR"/>
+        </w:rPr>
       </w:pPr>
       <w:r>
-        <w:t xml:space="preserve">Journal de bord du projet RÉSULTATS-BF</w:t>
+        <w:rPr>
+          <w:rFonts w:ascii="Times New Roman" w:hAnsi="Times New Roman" w:cs="Times New Roman"/>
+          <w:lang w:val="fr-FR"/>
+        </w:rPr>
+        <w:t xml:space="preserve">Université Joseph Ki-Zerbo </w:t>
       </w:r>
     </w:p>
     <w:p>
       <w:pPr>
-        <w:pStyle w:val="Author"/>
+        <w:pStyle w:val="Titre"/>
+        <w:rPr>
+          <w:rFonts w:ascii="Times New Roman" w:hAnsi="Times New Roman" w:cs="Times New Roman"/>
+          <w:lang w:val="fr-FR"/>
+        </w:rPr>
       </w:pPr>
       <w:r>
-        <w:t xml:space="preserve">Groupe 04 : KOBENDE Pêgdwendé Evrard, PORGO Abdoul Nassirou, OUEDRAOGO Armand Hendrix, THIOMBIANO Yempabou Romaric Johan</w:t>
+        <w:rPr>
+          <w:rFonts w:ascii="Times New Roman" w:hAnsi="Times New Roman" w:cs="Times New Roman"/>
+          <w:lang w:val="fr-FR"/>
+        </w:rPr>
+        <w:t xml:space="preserve">IBAM, M1 Informatique </w:t>
       </w:r>
     </w:p>
     <w:p>
       <w:pPr>
-        <w:pStyle w:val="Date"/>
+        <w:pStyle w:val="Corpsdetexte"/>
+        <w:jc w:val="center"/>
+        <w:rPr>
+          <w:rFonts w:ascii="Times New Roman" w:hAnsi="Times New Roman" w:cs="Times New Roman"/>
+          <w:lang w:val="fr-FR"/>
+        </w:rPr>
+      </w:pPr>
+    </w:p>
+    <w:p>
+      <w:pPr>
+        <w:pStyle w:val="Corpsdetexte"/>
+        <w:jc w:val="center"/>
+        <w:rPr>
+          <w:rFonts w:ascii="Times New Roman" w:hAnsi="Times New Roman" w:cs="Times New Roman"/>
+          <w:b/>
+          <w:bCs/>
+          <w:sz w:val="36"/>
+          <w:szCs w:val="44"/>
+          <w:lang w:val="fr-FR"/>
+        </w:rPr>
       </w:pPr>
       <w:r>
-        <w:t xml:space="preserve">M1 Informatique, IBAM. Virtualisation et Cloud Computing, Dr SOMDA. 26 octobre 2026</w:t>
+        <w:rPr>
+          <w:rFonts w:ascii="Times New Roman" w:hAnsi="Times New Roman" w:cs="Times New Roman"/>
+          <w:lang w:val="fr-FR"/>
+        </w:rPr>
+        <w:br/>
+      </w:r>
+      <w:r>
+        <w:rPr>
+          <w:rFonts w:ascii="Times New Roman" w:hAnsi="Times New Roman" w:cs="Times New Roman"/>
+          <w:b/>
+          <w:bCs/>
+          <w:sz w:val="36"/>
+          <w:szCs w:val="44"/>
+          <w:lang w:val="fr-FR"/>
+        </w:rPr>
+        <w:t xml:space="preserve">Virtualisation et Cloud </w:t>
+      </w:r>
+      <w:proofErr w:type="spellStart"/>
+      <w:r>
+        <w:rPr>
+          <w:rFonts w:ascii="Times New Roman" w:hAnsi="Times New Roman" w:cs="Times New Roman"/>
+          <w:b/>
+          <w:bCs/>
+          <w:sz w:val="36"/>
+          <w:szCs w:val="44"/>
+          <w:lang w:val="fr-FR"/>
+        </w:rPr>
+        <w:t>Computing</w:t>
+      </w:r>
+      <w:proofErr w:type="spellEnd"/>
+      <w:r>
+        <w:rPr>
+          <w:rFonts w:ascii="Times New Roman" w:hAnsi="Times New Roman" w:cs="Times New Roman"/>
+          <w:b/>
+          <w:bCs/>
+          <w:sz w:val="36"/>
+          <w:szCs w:val="44"/>
+          <w:lang w:val="fr-FR"/>
+        </w:rPr>
+        <w:t>, Dr SOMDA</w:t>
       </w:r>
     </w:p>
     <w:p>
       <w:pPr>
-        <w:pStyle w:val="FirstParagraph"/>
+        <w:pStyle w:val="Titre"/>
+        <w:rPr>
+          <w:rFonts w:ascii="Times New Roman" w:hAnsi="Times New Roman" w:cs="Times New Roman"/>
+          <w:sz w:val="48"/>
+          <w:szCs w:val="48"/>
+          <w:lang w:val="fr-FR"/>
+        </w:rPr>
+      </w:pPr>
+    </w:p>
+    <w:p>
+      <w:pPr>
+        <w:pStyle w:val="Corpsdetexte"/>
+        <w:rPr>
+          <w:lang w:val="fr-FR"/>
+        </w:rPr>
+      </w:pPr>
+    </w:p>
+    <w:p>
+      <w:pPr>
+        <w:pStyle w:val="Corpsdetexte"/>
+        <w:rPr>
+          <w:lang w:val="fr-FR"/>
+        </w:rPr>
+      </w:pPr>
+    </w:p>
+    <w:p>
+      <w:pPr>
+        <w:pStyle w:val="Titre"/>
+        <w:rPr>
+          <w:sz w:val="44"/>
+          <w:szCs w:val="32"/>
+          <w:lang w:val="fr-FR"/>
+        </w:rPr>
       </w:pPr>
       <w:r>
-        <w:t xml:space="preserve">Ce journal résume la répartition du travail, nos principales décisions et les difficultés rencontrées.</w:t>
-      </w:r>
-      <w:r>
-        <w:t xml:space="preserve"> </w:t>
-      </w:r>
-      <w:r>
-        <w:t xml:space="preserve">Les détails se trouvent dans le dossier d’architecture, aux sections indiquées.</w:t>
-      </w:r>
-    </w:p>
-    <w:bookmarkStart w:id="9" w:name="répartition-des-rôles"/>
-    <w:p>
-      <w:pPr>
-        <w:pStyle w:val="Titre2"/>
-      </w:pPr>
-      <w:r>
-        <w:t xml:space="preserve">Répartition des rôles</w:t>
+        <w:rPr>
+          <w:sz w:val="44"/>
+          <w:szCs w:val="32"/>
+          <w:lang w:val="fr-FR"/>
+        </w:rPr>
+        <w:t>Journal de bord du projet RÉSULTATS-BF</w:t>
       </w:r>
     </w:p>
     <w:p>
       <w:pPr>
-        <w:pStyle w:val="FirstParagraph"/>
+        <w:pStyle w:val="Corpsdetexte"/>
+        <w:rPr>
+          <w:lang w:val="fr-FR"/>
+        </w:rPr>
+      </w:pPr>
+    </w:p>
+    <w:p>
+      <w:pPr>
+        <w:pStyle w:val="Corpsdetexte"/>
+        <w:jc w:val="center"/>
+        <w:rPr>
+          <w:b/>
+          <w:bCs/>
+          <w:sz w:val="36"/>
+          <w:szCs w:val="44"/>
+          <w:lang w:val="fr-FR"/>
+        </w:rPr>
+      </w:pPr>
+    </w:p>
+    <w:p>
+      <w:pPr>
+        <w:pStyle w:val="Author"/>
+        <w:rPr>
+          <w:rFonts w:ascii="Times New Roman" w:hAnsi="Times New Roman" w:cs="Times New Roman"/>
+          <w:b/>
+          <w:bCs/>
+          <w:lang w:val="fr-FR"/>
+        </w:rPr>
       </w:pPr>
       <w:r>
-        <w:t xml:space="preserve">PORGO Abdoul Nassirou s’est chargé du réseau et de la répartition de charge, avec l’extension E1.</w:t>
+        <w:rPr>
+          <w:rFonts w:ascii="Times New Roman" w:hAnsi="Times New Roman" w:cs="Times New Roman"/>
+          <w:b/>
+          <w:bCs/>
+          <w:lang w:val="fr-FR"/>
+        </w:rPr>
+        <w:t xml:space="preserve">Groupe 04 : </w:t>
+      </w:r>
+    </w:p>
+    <w:p>
+      <w:pPr>
+        <w:pStyle w:val="Author"/>
+        <w:rPr>
+          <w:rFonts w:ascii="Times New Roman" w:hAnsi="Times New Roman" w:cs="Times New Roman"/>
+          <w:lang w:val="fr-FR"/>
+        </w:rPr>
+      </w:pPr>
+      <w:r>
+        <w:rPr>
+          <w:rFonts w:ascii="Times New Roman" w:hAnsi="Times New Roman" w:cs="Times New Roman"/>
+          <w:lang w:val="fr-FR"/>
+        </w:rPr>
+        <w:br/>
+        <w:t xml:space="preserve">KOBENDE </w:t>
+      </w:r>
+      <w:proofErr w:type="spellStart"/>
+      <w:r>
+        <w:rPr>
+          <w:rFonts w:ascii="Times New Roman" w:hAnsi="Times New Roman" w:cs="Times New Roman"/>
+          <w:lang w:val="fr-FR"/>
+        </w:rPr>
+        <w:t>Pêgdwendé</w:t>
+      </w:r>
+      <w:proofErr w:type="spellEnd"/>
+      <w:r>
+        <w:rPr>
+          <w:rFonts w:ascii="Times New Roman" w:hAnsi="Times New Roman" w:cs="Times New Roman"/>
+          <w:lang w:val="fr-FR"/>
+        </w:rPr>
+        <w:t xml:space="preserve"> Evrard, </w:t>
       </w:r>
       <w:r>
+        <w:rPr>
+          <w:rFonts w:ascii="Times New Roman" w:hAnsi="Times New Roman" w:cs="Times New Roman"/>
+          <w:lang w:val="fr-FR"/>
+        </w:rPr>
+        <w:br/>
+        <w:t xml:space="preserve">PORGO Abdoul Nassirou, </w:t>
+      </w:r>
+      <w:r>
+        <w:rPr>
+          <w:rFonts w:ascii="Times New Roman" w:hAnsi="Times New Roman" w:cs="Times New Roman"/>
+          <w:lang w:val="fr-FR"/>
+        </w:rPr>
+        <w:br/>
+        <w:t xml:space="preserve">OUEDRAOGO Armand Hendrix, </w:t>
+      </w:r>
+      <w:r>
+        <w:rPr>
+          <w:rFonts w:ascii="Times New Roman" w:hAnsi="Times New Roman" w:cs="Times New Roman"/>
+          <w:lang w:val="fr-FR"/>
+        </w:rPr>
+        <w:br/>
+        <w:t xml:space="preserve">THIOMBIANO </w:t>
+      </w:r>
+      <w:proofErr w:type="spellStart"/>
+      <w:r>
+        <w:rPr>
+          <w:rFonts w:ascii="Times New Roman" w:hAnsi="Times New Roman" w:cs="Times New Roman"/>
+          <w:lang w:val="fr-FR"/>
+        </w:rPr>
+        <w:t>Yempabou</w:t>
+      </w:r>
+      <w:proofErr w:type="spellEnd"/>
+      <w:r>
+        <w:rPr>
+          <w:rFonts w:ascii="Times New Roman" w:hAnsi="Times New Roman" w:cs="Times New Roman"/>
+          <w:lang w:val="fr-FR"/>
+        </w:rPr>
+        <w:t xml:space="preserve"> Romaric Johan</w:t>
+      </w:r>
+    </w:p>
+    <w:p>
+      <w:pPr>
+        <w:spacing w:after="200"/>
+        <w:rPr>
+          <w:rFonts w:ascii="Times New Roman" w:eastAsiaTheme="majorEastAsia" w:hAnsi="Times New Roman" w:cs="Times New Roman"/>
+          <w:sz w:val="24"/>
+          <w:lang w:val="fr-FR"/>
+        </w:rPr>
+      </w:pPr>
+      <w:r>
+        <w:rPr>
+          <w:rFonts w:ascii="Times New Roman" w:hAnsi="Times New Roman" w:cs="Times New Roman"/>
+          <w:lang w:val="fr-FR"/>
+        </w:rPr>
+        <w:br w:type="page"/>
+      </w:r>
+    </w:p>
+    <w:sdt>
+      <w:sdtPr>
+        <w:rPr>
+          <w:color w:val="auto"/>
+          <w:lang w:val="fr-FR"/>
+        </w:rPr>
+        <w:id w:val="949204109"/>
+        <w:docPartObj>
+          <w:docPartGallery w:val="Table of Contents"/>
+          <w:docPartUnique/>
+        </w:docPartObj>
+      </w:sdtPr>
+      <w:sdtEndPr>
+        <w:rPr>
+          <w:rFonts w:ascii="Calibri" w:eastAsiaTheme="minorEastAsia" w:hAnsi="Calibri" w:cs="Calibri"/>
+          <w:b/>
+          <w:bCs/>
+          <w:sz w:val="20"/>
+          <w:szCs w:val="24"/>
+          <w:lang w:val="en-US"/>
+        </w:rPr>
+      </w:sdtEndPr>
+      <w:sdtContent>
+        <w:p>
+          <w:pPr>
+            <w:pStyle w:val="En-ttedetabledesmatires"/>
+            <w:rPr>
+              <w:color w:val="auto"/>
+            </w:rPr>
+          </w:pPr>
+          <w:r>
+            <w:rPr>
+              <w:color w:val="auto"/>
+              <w:lang w:val="fr-FR"/>
+            </w:rPr>
+            <w:t>Table des matières</w:t>
+          </w:r>
+        </w:p>
+        <w:p>
+          <w:pPr>
+            <w:pStyle w:val="TM2"/>
+            <w:tabs>
+              <w:tab w:val="right" w:leader="dot" w:pos="9950"/>
+            </w:tabs>
+            <w:rPr>
+              <w:noProof/>
+            </w:rPr>
+          </w:pPr>
+          <w:r>
+            <w:fldChar w:fldCharType="begin"/>
+          </w:r>
+          <w:r>
+            <w:instrText xml:space="preserve"> TOC \o "1-3" \h \z \u </w:instrText>
+          </w:r>
+          <w:r>
+            <w:fldChar w:fldCharType="separate"/>
+          </w:r>
+          <w:hyperlink w:anchor="_Toc243836808" w:history="1">
+            <w:r>
+              <w:rPr>
+                <w:rStyle w:val="Lienhypertexte"/>
+                <w:noProof/>
+                <w:color w:val="auto"/>
+                <w:lang w:val="fr-FR"/>
+              </w:rPr>
+              <w:t>Répartition des rôles</w:t>
+            </w:r>
+            <w:r>
+              <w:rPr>
+                <w:noProof/>
+                <w:webHidden/>
+              </w:rPr>
+              <w:tab/>
+            </w:r>
+            <w:r>
+              <w:rPr>
+                <w:noProof/>
+                <w:webHidden/>
+              </w:rPr>
+              <w:fldChar w:fldCharType="begin"/>
+            </w:r>
+            <w:r>
+              <w:rPr>
+                <w:noProof/>
+                <w:webHidden/>
+              </w:rPr>
+              <w:instrText xml:space="preserve"> PAGEREF _Toc243836808 \h </w:instrText>
+            </w:r>
+            <w:r>
+              <w:rPr>
+                <w:noProof/>
+                <w:webHidden/>
+              </w:rPr>
+            </w:r>
+            <w:r>
+              <w:rPr>
+                <w:noProof/>
+                <w:webHidden/>
+              </w:rPr>
+              <w:fldChar w:fldCharType="separate"/>
+            </w:r>
+            <w:r>
+              <w:rPr>
+                <w:noProof/>
+                <w:webHidden/>
+              </w:rPr>
+              <w:t>3</w:t>
+            </w:r>
+            <w:r>
+              <w:rPr>
+                <w:noProof/>
+                <w:webHidden/>
+              </w:rPr>
+              <w:fldChar w:fldCharType="end"/>
+            </w:r>
+          </w:hyperlink>
+        </w:p>
+        <w:p>
+          <w:pPr>
+            <w:pStyle w:val="TM2"/>
+            <w:tabs>
+              <w:tab w:val="right" w:leader="dot" w:pos="9950"/>
+            </w:tabs>
+            <w:rPr>
+              <w:noProof/>
+            </w:rPr>
+          </w:pPr>
+          <w:hyperlink w:anchor="_Toc243836809" w:history="1">
+            <w:r>
+              <w:rPr>
+                <w:rStyle w:val="Lienhypertexte"/>
+                <w:noProof/>
+                <w:color w:val="auto"/>
+              </w:rPr>
+              <w:t>Décisions prises et raisons</w:t>
+            </w:r>
+            <w:r>
+              <w:rPr>
+                <w:noProof/>
+                <w:webHidden/>
+              </w:rPr>
+              <w:tab/>
+            </w:r>
+            <w:r>
+              <w:rPr>
+                <w:noProof/>
+                <w:webHidden/>
+              </w:rPr>
+              <w:fldChar w:fldCharType="begin"/>
+            </w:r>
+            <w:r>
+              <w:rPr>
+                <w:noProof/>
+                <w:webHidden/>
+              </w:rPr>
+              <w:instrText xml:space="preserve"> PAGEREF _Toc243836809 \h </w:instrText>
+            </w:r>
+            <w:r>
+              <w:rPr>
+                <w:noProof/>
+                <w:webHidden/>
+              </w:rPr>
+            </w:r>
+            <w:r>
+              <w:rPr>
+                <w:noProof/>
+                <w:webHidden/>
+              </w:rPr>
+              <w:fldChar w:fldCharType="separate"/>
+            </w:r>
+            <w:r>
+              <w:rPr>
+                <w:noProof/>
+                <w:webHidden/>
+              </w:rPr>
+              <w:t>3</w:t>
+            </w:r>
+            <w:r>
+              <w:rPr>
+                <w:noProof/>
+                <w:webHidden/>
+              </w:rPr>
+              <w:fldChar w:fldCharType="end"/>
+            </w:r>
+          </w:hyperlink>
+        </w:p>
+        <w:p>
+          <w:pPr>
+            <w:pStyle w:val="TM2"/>
+            <w:tabs>
+              <w:tab w:val="right" w:leader="dot" w:pos="9950"/>
+            </w:tabs>
+            <w:rPr>
+              <w:noProof/>
+            </w:rPr>
+          </w:pPr>
+          <w:hyperlink w:anchor="_Toc243836810" w:history="1">
+            <w:r>
+              <w:rPr>
+                <w:rStyle w:val="Lienhypertexte"/>
+                <w:noProof/>
+                <w:color w:val="auto"/>
+              </w:rPr>
+              <w:t>Difficultés rencontrées et solutions</w:t>
+            </w:r>
+            <w:r>
+              <w:rPr>
+                <w:noProof/>
+                <w:webHidden/>
+              </w:rPr>
+              <w:tab/>
+            </w:r>
+            <w:r>
+              <w:rPr>
+                <w:noProof/>
+                <w:webHidden/>
+              </w:rPr>
+              <w:fldChar w:fldCharType="begin"/>
+            </w:r>
+            <w:r>
+              <w:rPr>
+                <w:noProof/>
+                <w:webHidden/>
+              </w:rPr>
+              <w:instrText xml:space="preserve"> PAGEREF _Toc243836810 \h </w:instrText>
+            </w:r>
+            <w:r>
+              <w:rPr>
+                <w:noProof/>
+                <w:webHidden/>
+              </w:rPr>
+            </w:r>
+            <w:r>
+              <w:rPr>
+                <w:noProof/>
+                <w:webHidden/>
+              </w:rPr>
+              <w:fldChar w:fldCharType="separate"/>
+            </w:r>
+            <w:r>
+              <w:rPr>
+                <w:noProof/>
+                <w:webHidden/>
+              </w:rPr>
+              <w:t>4</w:t>
+            </w:r>
+            <w:r>
+              <w:rPr>
+                <w:noProof/>
+                <w:webHidden/>
+              </w:rPr>
+              <w:fldChar w:fldCharType="end"/>
+            </w:r>
+          </w:hyperlink>
+        </w:p>
+        <w:p>
+          <w:r>
+            <w:rPr>
+              <w:b/>
+              <w:bCs/>
+            </w:rPr>
+            <w:fldChar w:fldCharType="end"/>
+          </w:r>
+        </w:p>
+      </w:sdtContent>
+    </w:sdt>
+    <w:p>
+      <w:pPr>
+        <w:pStyle w:val="Author"/>
+        <w:rPr>
+          <w:rFonts w:ascii="Times New Roman" w:hAnsi="Times New Roman" w:cs="Times New Roman"/>
+          <w:lang w:val="fr-FR"/>
+        </w:rPr>
+      </w:pPr>
+    </w:p>
+    <w:p>
+      <w:pPr>
+        <w:spacing w:after="200"/>
+        <w:rPr>
+          <w:rFonts w:ascii="Times New Roman" w:eastAsiaTheme="majorEastAsia" w:hAnsi="Times New Roman" w:cs="Times New Roman"/>
+          <w:sz w:val="24"/>
+          <w:lang w:val="fr-FR"/>
+        </w:rPr>
+      </w:pPr>
+      <w:r>
+        <w:rPr>
+          <w:rFonts w:ascii="Times New Roman" w:hAnsi="Times New Roman" w:cs="Times New Roman"/>
+          <w:lang w:val="fr-FR"/>
+        </w:rPr>
+        <w:br w:type="page"/>
+      </w:r>
+    </w:p>
+    <w:p>
+      <w:pPr>
+        <w:pStyle w:val="Author"/>
+        <w:rPr>
+          <w:rFonts w:ascii="Times New Roman" w:hAnsi="Times New Roman" w:cs="Times New Roman"/>
+          <w:lang w:val="fr-FR"/>
+        </w:rPr>
+      </w:pPr>
+    </w:p>
+    <w:p>
+      <w:pPr>
+        <w:pStyle w:val="FirstParagraph"/>
+        <w:rPr>
+          <w:lang w:val="fr-FR"/>
+        </w:rPr>
+      </w:pPr>
+      <w:r>
+        <w:rPr>
+          <w:lang w:val="fr-FR"/>
+        </w:rPr>
+        <w:t>Ce journal résume la répartition du travail, nos pr</w:t>
+      </w:r>
+      <w:r>
+        <w:rPr>
+          <w:lang w:val="fr-FR"/>
+        </w:rPr>
+        <w:t>incipales décisions et les difficultés rencontrées. Les détails se trouvent dans le dossier d’architecture, aux sections indiquées.</w:t>
+      </w:r>
+    </w:p>
+    <w:p>
+      <w:pPr>
+        <w:pStyle w:val="Titre2"/>
+        <w:rPr>
+          <w:color w:val="auto"/>
+          <w:lang w:val="fr-FR"/>
+        </w:rPr>
+      </w:pPr>
+      <w:bookmarkStart w:id="0" w:name="répartition-des-rôles"/>
+      <w:bookmarkStart w:id="1" w:name="_Toc243836808"/>
+      <w:r>
+        <w:rPr>
+          <w:color w:val="auto"/>
+          <w:lang w:val="fr-FR"/>
+        </w:rPr>
+        <w:t>Répartition des rôles</w:t>
+      </w:r>
+      <w:bookmarkEnd w:id="1"/>
+    </w:p>
+    <w:p>
+      <w:pPr>
+        <w:pStyle w:val="FirstParagraph"/>
+        <w:rPr>
+          <w:lang w:val="fr-FR"/>
+        </w:rPr>
+      </w:pPr>
+      <w:r>
+        <w:rPr>
+          <w:lang w:val="fr-FR"/>
+        </w:rPr>
+        <w:t>PORGO Abdoul Nassirou s’est chargé du réseau et de la répartition de charge, avec l’extension E1. KOBE</w:t>
+      </w:r>
+      <w:r>
+        <w:rPr>
+          <w:lang w:val="fr-FR"/>
+        </w:rPr>
+        <w:t xml:space="preserve">NDE </w:t>
+      </w:r>
+      <w:proofErr w:type="spellStart"/>
+      <w:r>
+        <w:rPr>
+          <w:lang w:val="fr-FR"/>
+        </w:rPr>
+        <w:t>Pêgdwendé</w:t>
+      </w:r>
+      <w:proofErr w:type="spellEnd"/>
+      <w:r>
+        <w:rPr>
+          <w:lang w:val="fr-FR"/>
+        </w:rPr>
+        <w:t xml:space="preserve"> Evrard a développé l’application. OUEDRAOGO Armand Hendrix s’est occupé de la base de données, et THIOMBIANO </w:t>
+      </w:r>
+      <w:proofErr w:type="spellStart"/>
+      <w:r>
+        <w:rPr>
+          <w:lang w:val="fr-FR"/>
+        </w:rPr>
+        <w:t>Yempabou</w:t>
+      </w:r>
+      <w:proofErr w:type="spellEnd"/>
+      <w:r>
+        <w:rPr>
+          <w:lang w:val="fr-FR"/>
+        </w:rPr>
+        <w:t xml:space="preserve"> Romaric Johan des essais et de la supervision, avec l’extension E2. Comme le demande l’énoncé, chacun a aussi travaillé en d</w:t>
+      </w:r>
+      <w:r>
+        <w:rPr>
+          <w:lang w:val="fr-FR"/>
+        </w:rPr>
+        <w:t xml:space="preserve">ehors de son domaine : KOBENDE a écrit le scénario V2, PORGO le scénario V6 et la remise en service de la base, THIOMBIANO l’installation de </w:t>
+      </w:r>
+      <w:proofErr w:type="spellStart"/>
+      <w:r>
+        <w:rPr>
+          <w:lang w:val="fr-FR"/>
+        </w:rPr>
+        <w:t>node_exporter</w:t>
+      </w:r>
+      <w:proofErr w:type="spellEnd"/>
+      <w:r>
+        <w:rPr>
+          <w:lang w:val="fr-FR"/>
+        </w:rPr>
+        <w:t xml:space="preserve"> dans le socle commun, et OUEDRAOGO le script de vérification de la réplication (R5).</w:t>
+      </w:r>
+    </w:p>
+    <w:p>
+      <w:pPr>
+        <w:pStyle w:val="Titre2"/>
+        <w:rPr>
+          <w:color w:val="auto"/>
+        </w:rPr>
+      </w:pPr>
+      <w:bookmarkStart w:id="2" w:name="décisions-prises-et-raisons"/>
+      <w:bookmarkStart w:id="3" w:name="_Toc243836809"/>
+      <w:bookmarkEnd w:id="0"/>
+      <w:proofErr w:type="spellStart"/>
+      <w:r>
+        <w:rPr>
+          <w:color w:val="auto"/>
+        </w:rPr>
+        <w:t>Décisions</w:t>
+      </w:r>
+      <w:proofErr w:type="spellEnd"/>
+      <w:r>
+        <w:rPr>
+          <w:color w:val="auto"/>
+        </w:rPr>
         <w:t xml:space="preserve"> </w:t>
       </w:r>
+      <w:proofErr w:type="spellStart"/>
       <w:r>
-        <w:t xml:space="preserve">KOBENDE Pêgdwendé Evrard a développé l’application. OUEDRAOGO Armand Hendrix s’est occupé de la base de</w:t>
+        <w:rPr>
+          <w:color w:val="auto"/>
+        </w:rPr>
+        <w:t>prises</w:t>
       </w:r>
+      <w:proofErr w:type="spellEnd"/>
       <w:r>
-        <w:t xml:space="preserve"> </w:t>
+        <w:rPr>
+          <w:color w:val="auto"/>
+        </w:rPr>
+        <w:t xml:space="preserve"> et raisons</w:t>
       </w:r>
-      <w:r>
-        <w:t xml:space="preserve">données, et THIOMBIANO Yempabou Romaric Johan des essais et de la supervision, avec l’extension E2. Comme</w:t>
-      </w:r>
-      <w:r>
-        <w:t xml:space="preserve"> </w:t>
-      </w:r>
-      <w:r>
-        <w:t xml:space="preserve">le demande l’énoncé, chacun a aussi travaillé en dehors de son domaine : KOBENDE a écrit le scénario V2,</w:t>
-      </w:r>
-      <w:r>
-        <w:t xml:space="preserve"> </w:t>
-      </w:r>
-      <w:r>
-        <w:t xml:space="preserve">PORGO le scénario V6 et la remise en service de la base, THIOMBIANO l’installation de node_exporter dans le</w:t>
-      </w:r>
-      <w:r>
-        <w:t xml:space="preserve"> </w:t>
-      </w:r>
-      <w:r>
-        <w:t xml:space="preserve">socle commun, et OUEDRAOGO le script de vérification de la réplication (R5).</w:t>
-      </w:r>
-    </w:p>
-    <w:bookmarkEnd w:id="9"/>
-    <w:bookmarkStart w:id="10" w:name="décisions-prises-et-raisons"/>
-    <w:p>
-      <w:pPr>
-        <w:pStyle w:val="Titre2"/>
-      </w:pPr>
-      <w:r>
-        <w:t xml:space="preserve">Décisions prises et raisons</w:t>
-      </w:r>
+      <w:bookmarkEnd w:id="3"/>
     </w:p>
     <w:tbl>
       <w:tblPr>
-        <w:tblStyle w:val="Table"/>
-        <w:tblW w:type="pct" w:w="5000"/>
+        <w:tblStyle w:val="Grilledutableau"/>
+        <w:tblW w:w="5000" w:type="pct"/>
         <w:tblLayout w:type="fixed"/>
-        <w:tblLook w:firstRow="1" w:lastRow="0" w:firstColumn="0" w:lastColumn="0" w:noHBand="0" w:noVBand="0" w:val="0020"/>
+        <w:tblLook w:val="0020" w:firstRow="1" w:lastRow="0" w:firstColumn="0" w:lastColumn="0" w:noHBand="0" w:noVBand="0"/>
       </w:tblPr>
       <w:tblGrid>
-        <w:gridCol w:w="2640"/>
-        <w:gridCol w:w="2640"/>
-        <w:gridCol w:w="2640"/>
+        <w:gridCol w:w="3392"/>
+        <w:gridCol w:w="3392"/>
+        <w:gridCol w:w="3392"/>
       </w:tblGrid>
       <w:tr>
-        <w:trPr>
-          <w:tblHeader w:val="on"/>
-        </w:trPr>
-        <w:tc>
-          <w:tcPr/>
-          <w:p>
-            <w:pPr>
-              <w:pStyle w:val="Compact"/>
-            </w:pPr>
-            <w:r>
-              <w:t xml:space="preserve">Qui</w:t>
-            </w:r>
-          </w:p>
-        </w:tc>
-        <w:tc>
-          <w:tcPr/>
-          <w:p>
-            <w:pPr>
-              <w:pStyle w:val="Compact"/>
-            </w:pPr>
-            <w:r>
-              <w:t xml:space="preserve">Décision</w:t>
-            </w:r>
-          </w:p>
-        </w:tc>
-        <w:tc>
-          <w:tcPr/>
-          <w:p>
-            <w:pPr>
-              <w:pStyle w:val="Compact"/>
-            </w:pPr>
-            <w:r>
-              <w:t xml:space="preserve">Raison</w:t>
+        <w:tc>
+          <w:tcPr>
+            <w:tcW w:w="2640" w:type="dxa"/>
+          </w:tcPr>
+          <w:p>
+            <w:pPr>
+              <w:pStyle w:val="Compact"/>
+            </w:pPr>
+            <w:r>
+              <w:t>Qui</w:t>
+            </w:r>
+          </w:p>
+        </w:tc>
+        <w:tc>
+          <w:tcPr>
+            <w:tcW w:w="2640" w:type="dxa"/>
+          </w:tcPr>
+          <w:p>
+            <w:pPr>
+              <w:pStyle w:val="Compact"/>
+            </w:pPr>
+            <w:r>
+              <w:t>Décision</w:t>
+            </w:r>
+          </w:p>
+        </w:tc>
+        <w:tc>
+          <w:tcPr>
+            <w:tcW w:w="2640" w:type="dxa"/>
+          </w:tcPr>
+          <w:p>
+            <w:pPr>
+              <w:pStyle w:val="Compact"/>
+            </w:pPr>
+            <w:r>
+              <w:t>Raison</w:t>
             </w:r>
           </w:p>
         </w:tc>
       </w:tr>
       <w:tr>
         <w:tc>
-          <w:tcPr/>
-          <w:p>
-            <w:pPr>
-              <w:pStyle w:val="Compact"/>
-            </w:pPr>
-            <w:r>
-              <w:t xml:space="preserve">Groupe</w:t>
-            </w:r>
-          </w:p>
-        </w:tc>
-        <w:tc>
-          <w:tcPr/>
-          <w:p>
-            <w:pPr>
-              <w:pStyle w:val="Compact"/>
-            </w:pPr>
-            <w:r>
-              <w:t xml:space="preserve">Réaliser les extensions E1 et E2</w:t>
-            </w:r>
-          </w:p>
-        </w:tc>
-        <w:tc>
-          <w:tcPr/>
-          <w:p>
-            <w:pPr>
-              <w:pStyle w:val="Compact"/>
-            </w:pPr>
-            <w:r>
-              <w:t xml:space="preserve">Ce sont les plus faciles à démontrer, et elles ne dépendent pas du code de l’application</w:t>
+          <w:tcPr>
+            <w:tcW w:w="2640" w:type="dxa"/>
+          </w:tcPr>
+          <w:p>
+            <w:pPr>
+              <w:pStyle w:val="Compact"/>
+            </w:pPr>
+            <w:r>
+              <w:t>Groupe</w:t>
+            </w:r>
+          </w:p>
+        </w:tc>
+        <w:tc>
+          <w:tcPr>
+            <w:tcW w:w="2640" w:type="dxa"/>
+          </w:tcPr>
+          <w:p>
+            <w:pPr>
+              <w:pStyle w:val="Compact"/>
+            </w:pPr>
+            <w:r>
+              <w:t>Réaliser les extensions E1 et E2</w:t>
+            </w:r>
+          </w:p>
+        </w:tc>
+        <w:tc>
+          <w:tcPr>
+            <w:tcW w:w="2640" w:type="dxa"/>
+          </w:tcPr>
+          <w:p>
+            <w:pPr>
+              <w:pStyle w:val="Compact"/>
+            </w:pPr>
+            <w:r>
+              <w:t>Ce sont les plus faciles à démontrer, et elles ne dépendent pas du code de l’application</w:t>
             </w:r>
           </w:p>
         </w:tc>
       </w:tr>
       <w:tr>
         <w:tc>
-          <w:tcPr/>
-          <w:p>
-            <w:pPr>
-              <w:pStyle w:val="Compact"/>
-            </w:pPr>
-            <w:r>
-              <w:t xml:space="preserve">PORGO</w:t>
-            </w:r>
-          </w:p>
-        </w:tc>
-        <w:tc>
-          <w:tcPr/>
-          <w:p>
-            <w:pPr>
-              <w:pStyle w:val="Compact"/>
-            </w:pPr>
-            <w:r>
-              <w:t xml:space="preserve">Utiliser HAProxy plutôt que Nginx</w:t>
-            </w:r>
-          </w:p>
-        </w:tc>
-        <w:tc>
-          <w:tcPr/>
-          <w:p>
-            <w:pPr>
-              <w:pStyle w:val="Compact"/>
-            </w:pPr>
-            <w:r>
-              <w:t xml:space="preserve">HAProxy sait interroger</w:t>
-            </w:r>
-            <w:r>
-              <w:t xml:space="preserve"> </w:t>
+          <w:tcPr>
+            <w:tcW w:w="2640" w:type="dxa"/>
+          </w:tcPr>
+          <w:p>
+            <w:pPr>
+              <w:pStyle w:val="Compact"/>
+            </w:pPr>
+            <w:r>
+              <w:t>PORGO</w:t>
+            </w:r>
+          </w:p>
+        </w:tc>
+        <w:tc>
+          <w:tcPr>
+            <w:tcW w:w="2640" w:type="dxa"/>
+          </w:tcPr>
+          <w:p>
+            <w:pPr>
+              <w:pStyle w:val="Compact"/>
+            </w:pPr>
+            <w:r>
+              <w:t>Utiliser HAProxy plutôt que Nginx</w:t>
+            </w:r>
+          </w:p>
+        </w:tc>
+        <w:tc>
+          <w:tcPr>
+            <w:tcW w:w="2640" w:type="dxa"/>
+          </w:tcPr>
+          <w:p>
+            <w:pPr>
+              <w:pStyle w:val="Compact"/>
+            </w:pPr>
+            <w:r>
+              <w:t xml:space="preserve">HAProxy sait interroger </w:t>
             </w:r>
             <w:r>
               <w:rPr>
                 <w:rStyle w:val="VerbatimChar"/>
               </w:rPr>
-              <w:t xml:space="preserve">/sante</w:t>
-            </w:r>
-            <w:r>
-              <w:t xml:space="preserve"> </w:t>
-            </w:r>
-            <w:r>
-              <w:t xml:space="preserve">de lui-même, alors que la version libre de Nginx ne fait que des contrôles passifs. Il sait aussi rejouer une requête et fournit des métriques</w:t>
+              <w:t>/sante</w:t>
+            </w:r>
+            <w:r>
+              <w:t xml:space="preserve"> de lui-même, alors que</w:t>
+            </w:r>
+            <w:r>
+              <w:t xml:space="preserve"> la version libre de Nginx ne fait que des contrôles passifs. Il sait aussi rejouer une requête et fournit des métriques</w:t>
             </w:r>
           </w:p>
         </w:tc>
       </w:tr>
       <w:tr>
         <w:tc>
-          <w:tcPr/>
-          <w:p>
-            <w:pPr>
-              <w:pStyle w:val="Compact"/>
-            </w:pPr>
-            <w:r>
-              <w:t xml:space="preserve">PORGO</w:t>
-            </w:r>
-          </w:p>
-        </w:tc>
-        <w:tc>
-          <w:tcPr/>
-          <w:p>
-            <w:pPr>
-              <w:pStyle w:val="Compact"/>
-            </w:pPr>
-            <w:r>
-              <w:t xml:space="preserve">Générer la configuration de HAProxy et de keepalived à partir de</w:t>
-            </w:r>
-            <w:r>
-              <w:t xml:space="preserve"> </w:t>
-            </w:r>
+          <w:tcPr>
+            <w:tcW w:w="2640" w:type="dxa"/>
+          </w:tcPr>
+          <w:p>
+            <w:pPr>
+              <w:pStyle w:val="Compact"/>
+            </w:pPr>
+            <w:r>
+              <w:t>PORGO</w:t>
+            </w:r>
+          </w:p>
+        </w:tc>
+        <w:tc>
+          <w:tcPr>
+            <w:tcW w:w="2640" w:type="dxa"/>
+          </w:tcPr>
+          <w:p>
+            <w:pPr>
+              <w:pStyle w:val="Compact"/>
+            </w:pPr>
+            <w:r>
+              <w:t xml:space="preserve">Générer la configuration de HAProxy et de keepalived à partir de </w:t>
+            </w:r>
+            <w:proofErr w:type="gramStart"/>
             <w:r>
               <w:rPr>
                 <w:rStyle w:val="VerbatimChar"/>
               </w:rPr>
-              <w:t xml:space="preserve">plateforme.json</w:t>
-            </w:r>
-          </w:p>
-        </w:tc>
-        <w:tc>
-          <w:tcPr/>
-          <w:p>
-            <w:pPr>
-              <w:pStyle w:val="Compact"/>
-            </w:pPr>
-            <w:r>
-              <w:t xml:space="preserve">Aucune adresse écrite en dur, et la même source que le Vagrantfile (R3)</w:t>
+              <w:t>plateforme.json</w:t>
+            </w:r>
+            <w:proofErr w:type="gramEnd"/>
+          </w:p>
+        </w:tc>
+        <w:tc>
+          <w:tcPr>
+            <w:tcW w:w="2640" w:type="dxa"/>
+          </w:tcPr>
+          <w:p>
+            <w:pPr>
+              <w:pStyle w:val="Compact"/>
+            </w:pPr>
+            <w:r>
+              <w:t>Aucune adresse écrite en dur, et la même source que le Vagrantfile (R3)</w:t>
             </w:r>
           </w:p>
         </w:tc>
       </w:tr>
       <w:tr>
         <w:tc>
-          <w:tcPr/>
-          <w:p>
-            <w:pPr>
-              <w:pStyle w:val="Compact"/>
-            </w:pPr>
-            <w:r>
-              <w:t xml:space="preserve">PORGO</w:t>
-            </w:r>
-          </w:p>
-        </w:tc>
-        <w:tc>
-          <w:tcPr/>
-          <w:p>
-            <w:pPr>
-              <w:pStyle w:val="Compact"/>
-            </w:pPr>
-            <w:r>
-              <w:t xml:space="preserve">Créer le fichier</w:t>
-            </w:r>
-            <w:r>
-              <w:t xml:space="preserve"> </w:t>
+          <w:tcPr>
+            <w:tcW w:w="2640" w:type="dxa"/>
+          </w:tcPr>
+          <w:p>
+            <w:pPr>
+              <w:pStyle w:val="Compact"/>
+            </w:pPr>
+            <w:r>
+              <w:t>PORGO</w:t>
+            </w:r>
+          </w:p>
+        </w:tc>
+        <w:tc>
+          <w:tcPr>
+            <w:tcW w:w="2640" w:type="dxa"/>
+          </w:tcPr>
+          <w:p>
+            <w:pPr>
+              <w:pStyle w:val="Compact"/>
+            </w:pPr>
+            <w:r>
+              <w:t xml:space="preserve">Créer le </w:t>
+            </w:r>
+            <w:proofErr w:type="gramStart"/>
+            <w:r>
+              <w:t xml:space="preserve">fichier </w:t>
             </w:r>
             <w:r>
               <w:rPr>
                 <w:rStyle w:val="VerbatimChar"/>
               </w:rPr>
-              <w:t xml:space="preserve">.env</w:t>
-            </w:r>
-            <w:r>
-              <w:t xml:space="preserve"> </w:t>
-            </w:r>
-            <w:r>
-              <w:t xml:space="preserve">au premier</w:t>
-            </w:r>
-            <w:r>
-              <w:t xml:space="preserve"> </w:t>
+              <w:t>.env</w:t>
+            </w:r>
+            <w:proofErr w:type="gramEnd"/>
+            <w:r>
+              <w:t xml:space="preserve"> au premier </w:t>
             </w:r>
             <w:r>
               <w:rPr>
                 <w:rStyle w:val="VerbatimChar"/>
               </w:rPr>
-              <w:t xml:space="preserve">vagrant up</w:t>
-            </w:r>
-            <w:r>
-              <w:t xml:space="preserve">, avec des mots de passe aléatoires</w:t>
-            </w:r>
-          </w:p>
-        </w:tc>
-        <w:tc>
-          <w:tcPr/>
-          <w:p>
-            <w:pPr>
-              <w:pStyle w:val="Compact"/>
-            </w:pPr>
-            <w:r>
-              <w:t xml:space="preserve">Respecter à la fois R1 (aucune intervention manuelle) et R7 (aucun secret dans le dépôt)</w:t>
+              <w:t>vagrant up</w:t>
+            </w:r>
+            <w:r>
+              <w:t>, avec des mots de passe aléatoires</w:t>
+            </w:r>
+          </w:p>
+        </w:tc>
+        <w:tc>
+          <w:tcPr>
+            <w:tcW w:w="2640" w:type="dxa"/>
+          </w:tcPr>
+          <w:p>
+            <w:pPr>
+              <w:pStyle w:val="Compact"/>
+            </w:pPr>
+            <w:r>
+              <w:t>Respecter à la fois R1 (aucune intervention manuelle) et R7 (aucun secret dans le dépôt)</w:t>
             </w:r>
           </w:p>
         </w:tc>
       </w:tr>
       <w:tr>
         <w:tc>
-          <w:tcPr/>
-          <w:p>
-            <w:pPr>
-              <w:pStyle w:val="Compact"/>
-            </w:pPr>
-            <w:r>
-              <w:t xml:space="preserve">PORGO</w:t>
-            </w:r>
-          </w:p>
-        </w:tc>
-        <w:tc>
-          <w:tcPr/>
-          <w:p>
-            <w:pPr>
-              <w:pStyle w:val="Compact"/>
-            </w:pPr>
-            <w:r>
-              <w:t xml:space="preserve">VRRP en unicast, les deux répartiteurs démarrant en attente avec des priorités de 150 et 100</w:t>
-            </w:r>
-          </w:p>
-        </w:tc>
-        <w:tc>
-          <w:tcPr/>
-          <w:p>
-            <w:pPr>
-              <w:pStyle w:val="Compact"/>
-            </w:pPr>
-            <w:r>
-              <w:t xml:space="preserve">Ne pas dépendre du multicast et éviter d’avoir deux maîtres au démarrage</w:t>
+          <w:tcPr>
+            <w:tcW w:w="2640" w:type="dxa"/>
+          </w:tcPr>
+          <w:p>
+            <w:pPr>
+              <w:pStyle w:val="Compact"/>
+            </w:pPr>
+            <w:r>
+              <w:t>PORGO</w:t>
+            </w:r>
+          </w:p>
+        </w:tc>
+        <w:tc>
+          <w:tcPr>
+            <w:tcW w:w="2640" w:type="dxa"/>
+          </w:tcPr>
+          <w:p>
+            <w:pPr>
+              <w:pStyle w:val="Compact"/>
+            </w:pPr>
+            <w:r>
+              <w:t>VR</w:t>
+            </w:r>
+            <w:r>
+              <w:t>RP en unicast, les deux répartiteurs démarrant en attente avec des priorités de 150 et 100</w:t>
+            </w:r>
+          </w:p>
+        </w:tc>
+        <w:tc>
+          <w:tcPr>
+            <w:tcW w:w="2640" w:type="dxa"/>
+          </w:tcPr>
+          <w:p>
+            <w:pPr>
+              <w:pStyle w:val="Compact"/>
+            </w:pPr>
+            <w:r>
+              <w:t>Ne pas dépendre du multicast et éviter d’avoir deux maîtres au démarrage</w:t>
             </w:r>
           </w:p>
         </w:tc>
       </w:tr>
       <w:tr>
         <w:tc>
-          <w:tcPr/>
-          <w:p>
-            <w:pPr>
-              <w:pStyle w:val="Compact"/>
-            </w:pPr>
-            <w:r>
-              <w:t xml:space="preserve">KOBENDE</w:t>
-            </w:r>
-          </w:p>
-        </w:tc>
-        <w:tc>
-          <w:tcPr/>
-          <w:p>
-            <w:pPr>
-              <w:pStyle w:val="Compact"/>
-            </w:pPr>
-            <w:r>
-              <w:t xml:space="preserve">Ouvrir une connexion à la base par requête, sans réserve de connexions</w:t>
-            </w:r>
-          </w:p>
-        </w:tc>
-        <w:tc>
-          <w:tcPr/>
-          <w:p>
-            <w:pPr>
-              <w:pStyle w:val="Compact"/>
-            </w:pPr>
-            <w:r>
-              <w:t xml:space="preserve">Garder une application strictement sans état, qui se reconnecte naturellement après une bascule</w:t>
+          <w:tcPr>
+            <w:tcW w:w="2640" w:type="dxa"/>
+          </w:tcPr>
+          <w:p>
+            <w:pPr>
+              <w:pStyle w:val="Compact"/>
+            </w:pPr>
+            <w:r>
+              <w:t>KOBENDE</w:t>
+            </w:r>
+          </w:p>
+        </w:tc>
+        <w:tc>
+          <w:tcPr>
+            <w:tcW w:w="2640" w:type="dxa"/>
+          </w:tcPr>
+          <w:p>
+            <w:pPr>
+              <w:pStyle w:val="Compact"/>
+            </w:pPr>
+            <w:r>
+              <w:t>Ouvrir une connexion à la base par requête, sans réserve de connexions</w:t>
+            </w:r>
+          </w:p>
+        </w:tc>
+        <w:tc>
+          <w:tcPr>
+            <w:tcW w:w="2640" w:type="dxa"/>
+          </w:tcPr>
+          <w:p>
+            <w:pPr>
+              <w:pStyle w:val="Compact"/>
+            </w:pPr>
+            <w:r>
+              <w:t>Garder une a</w:t>
+            </w:r>
+            <w:r>
+              <w:t>pplication strictement sans état, qui se reconnecte naturellement après une bascule</w:t>
             </w:r>
           </w:p>
         </w:tc>
       </w:tr>
       <w:tr>
         <w:tc>
-          <w:tcPr/>
-          <w:p>
-            <w:pPr>
-              <w:pStyle w:val="Compact"/>
-            </w:pPr>
-            <w:r>
-              <w:t xml:space="preserve">KOBENDE</w:t>
-            </w:r>
-          </w:p>
-        </w:tc>
-        <w:tc>
-          <w:tcPr/>
-          <w:p>
-            <w:pPr>
-              <w:pStyle w:val="Compact"/>
-            </w:pPr>
-            <w:r>
-              <w:t xml:space="preserve">Connexion à</w:t>
-            </w:r>
-            <w:r>
-              <w:t xml:space="preserve"> </w:t>
+          <w:tcPr>
+            <w:tcW w:w="2640" w:type="dxa"/>
+          </w:tcPr>
+          <w:p>
+            <w:pPr>
+              <w:pStyle w:val="Compact"/>
+            </w:pPr>
+            <w:r>
+              <w:t>KOBENDE</w:t>
+            </w:r>
+          </w:p>
+        </w:tc>
+        <w:tc>
+          <w:tcPr>
+            <w:tcW w:w="2640" w:type="dxa"/>
+          </w:tcPr>
+          <w:p>
+            <w:pPr>
+              <w:pStyle w:val="Compact"/>
+            </w:pPr>
+            <w:r>
+              <w:t xml:space="preserve">Connexion à </w:t>
             </w:r>
             <w:r>
               <w:rPr>
                 <w:rStyle w:val="VerbatimChar"/>
               </w:rPr>
-              <w:t xml:space="preserve">bdd1,bdd2</w:t>
-            </w:r>
-            <w:r>
-              <w:t xml:space="preserve"> </w:t>
-            </w:r>
-            <w:r>
-              <w:t xml:space="preserve">avec</w:t>
-            </w:r>
-            <w:r>
-              <w:t xml:space="preserve"> </w:t>
-            </w:r>
+              <w:t>bdd</w:t>
+            </w:r>
+            <w:proofErr w:type="gramStart"/>
             <w:r>
               <w:rPr>
                 <w:rStyle w:val="VerbatimChar"/>
               </w:rPr>
-              <w:t xml:space="preserve">target_session_attrs=read-write</w:t>
-            </w:r>
-          </w:p>
-        </w:tc>
-        <w:tc>
-          <w:tcPr/>
-          <w:p>
-            <w:pPr>
-              <w:pStyle w:val="Compact"/>
-            </w:pPr>
-            <w:r>
-              <w:t xml:space="preserve">L’application suit la bascule sans être modifiée ni redémarrée</w:t>
+              <w:t>1,bdd</w:t>
+            </w:r>
+            <w:proofErr w:type="gramEnd"/>
+            <w:r>
+              <w:rPr>
+                <w:rStyle w:val="VerbatimChar"/>
+              </w:rPr>
+              <w:t>2</w:t>
+            </w:r>
+            <w:r>
+              <w:t xml:space="preserve"> avec </w:t>
+            </w:r>
+            <w:r>
+              <w:rPr>
+                <w:rStyle w:val="VerbatimChar"/>
+              </w:rPr>
+              <w:t>target_session_attrs=read-write</w:t>
+            </w:r>
+          </w:p>
+        </w:tc>
+        <w:tc>
+          <w:tcPr>
+            <w:tcW w:w="2640" w:type="dxa"/>
+          </w:tcPr>
+          <w:p>
+            <w:pPr>
+              <w:pStyle w:val="Compact"/>
+            </w:pPr>
+            <w:r>
+              <w:t>L’application suit la bascule sans être modifiée ni redémarrée</w:t>
             </w:r>
           </w:p>
         </w:tc>
       </w:tr>
       <w:tr>
         <w:tc>
-          <w:tcPr/>
-          <w:p>
-            <w:pPr>
-              <w:pStyle w:val="Compact"/>
-            </w:pPr>
-            <w:r>
-              <w:t xml:space="preserve">KOBENDE</w:t>
-            </w:r>
-          </w:p>
-        </w:tc>
-        <w:tc>
-          <w:tcPr/>
-          <w:p>
-            <w:pPr>
-              <w:pStyle w:val="Compact"/>
-            </w:pPr>
-            <w:r>
-              <w:t xml:space="preserve">Service systemd sans droits root, configuration en mode 600,</w:t>
-            </w:r>
-            <w:r>
-              <w:t xml:space="preserve"> </w:t>
+          <w:tcPr>
+            <w:tcW w:w="2640" w:type="dxa"/>
+          </w:tcPr>
+          <w:p>
+            <w:pPr>
+              <w:pStyle w:val="Compact"/>
+            </w:pPr>
+            <w:r>
+              <w:t>KOBENDE</w:t>
+            </w:r>
+          </w:p>
+        </w:tc>
+        <w:tc>
+          <w:tcPr>
+            <w:tcW w:w="2640" w:type="dxa"/>
+          </w:tcPr>
+          <w:p>
+            <w:pPr>
+              <w:pStyle w:val="Compact"/>
+            </w:pPr>
+            <w:r>
+              <w:t>Service systemd sans droits root</w:t>
+            </w:r>
+            <w:r>
+              <w:t xml:space="preserve">, configuration en mode 600, </w:t>
             </w:r>
             <w:r>
               <w:rPr>
                 <w:rStyle w:val="VerbatimChar"/>
               </w:rPr>
-              <w:t xml:space="preserve">connect_timeout=2</w:t>
-            </w:r>
-          </w:p>
-        </w:tc>
-        <w:tc>
-          <w:tcPr/>
-          <w:p>
-            <w:pPr>
-              <w:pStyle w:val="Compact"/>
-            </w:pPr>
-            <w:r>
-              <w:t xml:space="preserve">Limiter les privilèges et garantir que</w:t>
-            </w:r>
-            <w:r>
-              <w:t xml:space="preserve"> </w:t>
+              <w:t>connect_timeout=2</w:t>
+            </w:r>
+          </w:p>
+        </w:tc>
+        <w:tc>
+          <w:tcPr>
+            <w:tcW w:w="2640" w:type="dxa"/>
+          </w:tcPr>
+          <w:p>
+            <w:pPr>
+              <w:pStyle w:val="Compact"/>
+            </w:pPr>
+            <w:r>
+              <w:t xml:space="preserve">Limiter les privilèges et garantir que </w:t>
             </w:r>
             <w:r>
               <w:rPr>
                 <w:rStyle w:val="VerbatimChar"/>
               </w:rPr>
-              <w:t xml:space="preserve">/sante</w:t>
-            </w:r>
-            <w:r>
-              <w:t xml:space="preserve"> </w:t>
-            </w:r>
-            <w:r>
-              <w:t xml:space="preserve">répond avant la fin du délai de la sonde</w:t>
+              <w:t>/sante</w:t>
+            </w:r>
+            <w:r>
+              <w:t xml:space="preserve"> répond avant la fin du délai de la sonde</w:t>
             </w:r>
           </w:p>
         </w:tc>
       </w:tr>
       <w:tr>
         <w:tc>
-          <w:tcPr/>
-          <w:p>
-            <w:pPr>
-              <w:pStyle w:val="Compact"/>
-            </w:pPr>
-            <w:r>
-              <w:t xml:space="preserve">THIOMBIANO</w:t>
-            </w:r>
-          </w:p>
-        </w:tc>
-        <w:tc>
-          <w:tcPr/>
-          <w:p>
-            <w:pPr>
-              <w:pStyle w:val="Compact"/>
-            </w:pPr>
-            <w:r>
-              <w:t xml:space="preserve">Générer les cibles de Prometheus et rejouer le rôle obs à chaque</w:t>
-            </w:r>
-            <w:r>
-              <w:t xml:space="preserve"> </w:t>
+          <w:tcPr>
+            <w:tcW w:w="2640" w:type="dxa"/>
+          </w:tcPr>
+          <w:p>
+            <w:pPr>
+              <w:pStyle w:val="Compact"/>
+            </w:pPr>
+            <w:r>
+              <w:t>THIOMBIANO</w:t>
+            </w:r>
+          </w:p>
+        </w:tc>
+        <w:tc>
+          <w:tcPr>
+            <w:tcW w:w="2640" w:type="dxa"/>
+          </w:tcPr>
+          <w:p>
+            <w:pPr>
+              <w:pStyle w:val="Compact"/>
+            </w:pPr>
+            <w:r>
+              <w:t xml:space="preserve">Générer les cibles de Prometheus et rejouer le rôle obs à chaque </w:t>
             </w:r>
             <w:r>
               <w:rPr>
                 <w:rStyle w:val="VerbatimChar"/>
               </w:rPr>
-              <w:t xml:space="preserve">vagrant up</w:t>
-            </w:r>
-          </w:p>
-        </w:tc>
-        <w:tc>
-          <w:tcPr/>
-          <w:p>
-            <w:pPr>
-              <w:pStyle w:val="Compact"/>
-            </w:pPr>
-            <w:r>
-              <w:t xml:space="preserve">app3 et app4 apparaissent seules quand on les ajoute (7, puis 9, puis 7 machines mesurées)</w:t>
+              <w:t>vagrant up</w:t>
+            </w:r>
+          </w:p>
+        </w:tc>
+        <w:tc>
+          <w:tcPr>
+            <w:tcW w:w="2640" w:type="dxa"/>
+          </w:tcPr>
+          <w:p>
+            <w:pPr>
+              <w:pStyle w:val="Compact"/>
+            </w:pPr>
+            <w:r>
+              <w:t>app3 et app4 apparaissent seules quand on les ajoute (7, puis 9, puis 7 machines mesurées)</w:t>
             </w:r>
           </w:p>
         </w:tc>
       </w:tr>
       <w:tr>
         <w:tc>
-          <w:tcPr/>
-          <w:p>
-            <w:pPr>
-              <w:pStyle w:val="Compact"/>
-            </w:pPr>
-            <w:r>
-              <w:t xml:space="preserve">THIOMBIANO</w:t>
-            </w:r>
-          </w:p>
-        </w:tc>
-        <w:tc>
-          <w:tcPr/>
-          <w:p>
-            <w:pPr>
-              <w:pStyle w:val="Compact"/>
-            </w:pPr>
-            <w:r>
-              <w:t xml:space="preserve">Décrire le tableau de bord Grafana par des fichiers</w:t>
-            </w:r>
-          </w:p>
-        </w:tc>
-        <w:tc>
-          <w:tcPr/>
-          <w:p>
-            <w:pPr>
-              <w:pStyle w:val="Compact"/>
-            </w:pPr>
-            <w:r>
-              <w:t xml:space="preserve">Il est recréé à l’identique après un</w:t>
-            </w:r>
-            <w:r>
-              <w:t xml:space="preserve"> </w:t>
+          <w:tcPr>
+            <w:tcW w:w="2640" w:type="dxa"/>
+          </w:tcPr>
+          <w:p>
+            <w:pPr>
+              <w:pStyle w:val="Compact"/>
+            </w:pPr>
+            <w:r>
+              <w:t>THIOMBIANO</w:t>
+            </w:r>
+          </w:p>
+        </w:tc>
+        <w:tc>
+          <w:tcPr>
+            <w:tcW w:w="2640" w:type="dxa"/>
+          </w:tcPr>
+          <w:p>
+            <w:pPr>
+              <w:pStyle w:val="Compact"/>
+            </w:pPr>
+            <w:r>
+              <w:t>Décrire le tableau de bord Grafana par des fichiers</w:t>
+            </w:r>
+          </w:p>
+        </w:tc>
+        <w:tc>
+          <w:tcPr>
+            <w:tcW w:w="2640" w:type="dxa"/>
+          </w:tcPr>
+          <w:p>
+            <w:pPr>
+              <w:pStyle w:val="Compact"/>
+            </w:pPr>
+            <w:r>
+              <w:t xml:space="preserve">Il est recréé à l’identique après un </w:t>
             </w:r>
             <w:r>
               <w:rPr>
                 <w:rStyle w:val="VerbatimChar"/>
               </w:rPr>
-              <w:t xml:space="preserve">vagrant destroy</w:t>
-            </w:r>
-            <w:r>
-              <w:t xml:space="preserve"> </w:t>
-            </w:r>
-            <w:r>
-              <w:t xml:space="preserve">(R1)</w:t>
+              <w:t>vagrant destroy</w:t>
+            </w:r>
+            <w:r>
+              <w:t xml:space="preserve"> (R1)</w:t>
             </w:r>
           </w:p>
         </w:tc>
       </w:tr>
       <w:tr>
         <w:tc>
-          <w:tcPr/>
-          <w:p>
-            <w:pPr>
-              <w:pStyle w:val="Compact"/>
-            </w:pPr>
-            <w:r>
-              <w:t xml:space="preserve">THIOMBIANO</w:t>
-            </w:r>
-          </w:p>
-        </w:tc>
-        <w:tc>
-          <w:tcPr/>
-          <w:p>
-            <w:pPr>
-              <w:pStyle w:val="Compact"/>
-            </w:pPr>
-            <w:r>
-              <w:t xml:space="preserve">Pour V3, trois tirs par configuration, valeur médiane et calcul du débit utile</w:t>
-            </w:r>
-          </w:p>
-        </w:tc>
-        <w:tc>
-          <w:tcPr/>
-          <w:p>
-            <w:pPr>
-              <w:pStyle w:val="Compact"/>
-            </w:pPr>
-            <w:r>
-              <w:t xml:space="preserve">Un seul tir est trop variable, et ab compte les réponses 503 dans son nombre de requêtes par seconde</w:t>
+          <w:tcPr>
+            <w:tcW w:w="2640" w:type="dxa"/>
+          </w:tcPr>
+          <w:p>
+            <w:pPr>
+              <w:pStyle w:val="Compact"/>
+            </w:pPr>
+            <w:r>
+              <w:t>THIOMBIANO</w:t>
+            </w:r>
+          </w:p>
+        </w:tc>
+        <w:tc>
+          <w:tcPr>
+            <w:tcW w:w="2640" w:type="dxa"/>
+          </w:tcPr>
+          <w:p>
+            <w:pPr>
+              <w:pStyle w:val="Compact"/>
+            </w:pPr>
+            <w:r>
+              <w:t>Pour V3, trois tirs par configuration, valeur médiane et calcul du débit utile</w:t>
+            </w:r>
+          </w:p>
+        </w:tc>
+        <w:tc>
+          <w:tcPr>
+            <w:tcW w:w="2640" w:type="dxa"/>
+          </w:tcPr>
+          <w:p>
+            <w:pPr>
+              <w:pStyle w:val="Compact"/>
+            </w:pPr>
+            <w:r>
+              <w:t>Un seul tir est trop variable, et ab compte les réponses 503 dans son nombre de requêtes par seconde</w:t>
             </w:r>
           </w:p>
         </w:tc>
       </w:tr>
       <w:tr>
         <w:tc>
-          <w:tcPr/>
-          <w:p>
-            <w:pPr>
-              <w:pStyle w:val="Compact"/>
-            </w:pPr>
-            <w:r>
-              <w:t xml:space="preserve">Groupe</w:t>
-            </w:r>
-          </w:p>
-        </w:tc>
-        <w:tc>
-          <w:tcPr/>
-          <w:p>
-            <w:pPr>
-              <w:pStyle w:val="Compact"/>
-            </w:pPr>
-            <w:r>
-              <w:t xml:space="preserve">Ne pas ajouter de réserve de connexions à deux jours du rendu</w:t>
-            </w:r>
-          </w:p>
-        </w:tc>
-        <w:tc>
-          <w:tcPr/>
-          <w:p>
-            <w:pPr>
-              <w:pStyle w:val="Compact"/>
-            </w:pPr>
-            <w:r>
-              <w:t xml:space="preserve">Il aurait fallu refaire les mesures V2, V4, R4 et V6</w:t>
+          <w:tcPr>
+            <w:tcW w:w="2640" w:type="dxa"/>
+          </w:tcPr>
+          <w:p>
+            <w:pPr>
+              <w:pStyle w:val="Compact"/>
+            </w:pPr>
+            <w:r>
+              <w:t>Groupe</w:t>
+            </w:r>
+          </w:p>
+        </w:tc>
+        <w:tc>
+          <w:tcPr>
+            <w:tcW w:w="2640" w:type="dxa"/>
+          </w:tcPr>
+          <w:p>
+            <w:pPr>
+              <w:pStyle w:val="Compact"/>
+            </w:pPr>
+            <w:r>
+              <w:t>Ne pas ajouter de réserve de connexions à deux jours du rendu</w:t>
+            </w:r>
+          </w:p>
+        </w:tc>
+        <w:tc>
+          <w:tcPr>
+            <w:tcW w:w="2640" w:type="dxa"/>
+          </w:tcPr>
+          <w:p>
+            <w:pPr>
+              <w:pStyle w:val="Compact"/>
+            </w:pPr>
+            <w:r>
+              <w:t>Il aur</w:t>
+            </w:r>
+            <w:r>
+              <w:t>ait fallu refaire les mesures V2, V4, R4 et V6</w:t>
             </w:r>
           </w:p>
         </w:tc>
       </w:tr>
     </w:tbl>
-    <w:bookmarkEnd w:id="10"/>
-    <w:bookmarkStart w:id="11" w:name="difficultés-rencontrées-et-solutions"/>
     <w:p>
       <w:pPr>
         <w:pStyle w:val="Titre2"/>
-      </w:pPr>
+        <w:rPr>
+          <w:color w:val="auto"/>
+        </w:rPr>
+      </w:pPr>
+      <w:bookmarkStart w:id="4" w:name="difficultés-rencontrées-et-solutions"/>
+      <w:bookmarkStart w:id="5" w:name="_Toc243836810"/>
+      <w:bookmarkEnd w:id="2"/>
+      <w:proofErr w:type="spellStart"/>
       <w:r>
-        <w:t xml:space="preserve">Difficultés rencontrées et solutions</w:t>
+        <w:rPr>
+          <w:color w:val="auto"/>
+        </w:rPr>
+        <w:lastRenderedPageBreak/>
+        <w:t>Difficultés</w:t>
       </w:r>
+      <w:proofErr w:type="spellEnd"/>
+      <w:r>
+        <w:rPr>
+          <w:color w:val="auto"/>
+        </w:rPr>
+        <w:t xml:space="preserve"> </w:t>
+      </w:r>
+      <w:proofErr w:type="spellStart"/>
+      <w:r>
+        <w:rPr>
+          <w:color w:val="auto"/>
+        </w:rPr>
+        <w:t>rencontrées</w:t>
+      </w:r>
+      <w:proofErr w:type="spellEnd"/>
+      <w:r>
+        <w:rPr>
+          <w:color w:val="auto"/>
+        </w:rPr>
+        <w:t xml:space="preserve"> et solutions</w:t>
+      </w:r>
+      <w:bookmarkEnd w:id="5"/>
     </w:p>
     <w:tbl>
       <w:tblPr>
-        <w:tblStyle w:val="Table"/>
-        <w:tblW w:type="pct" w:w="5000"/>
+        <w:tblStyle w:val="Grilledutableau"/>
+        <w:tblW w:w="5000" w:type="pct"/>
         <w:tblLayout w:type="fixed"/>
-        <w:tblLook w:firstRow="1" w:lastRow="0" w:firstColumn="0" w:lastColumn="0" w:noHBand="0" w:noVBand="0" w:val="0020"/>
+        <w:tblLook w:val="0020" w:firstRow="1" w:lastRow="0" w:firstColumn="0" w:lastColumn="0" w:noHBand="0" w:noVBand="0"/>
       </w:tblPr>
       <w:tblGrid>
-        <w:gridCol w:w="2640"/>
-        <w:gridCol w:w="2640"/>
-        <w:gridCol w:w="2640"/>
+        <w:gridCol w:w="3392"/>
+        <w:gridCol w:w="3392"/>
+        <w:gridCol w:w="3392"/>
       </w:tblGrid>
       <w:tr>
-        <w:trPr>
-          <w:tblHeader w:val="on"/>
-        </w:trPr>
-        <w:tc>
-          <w:tcPr/>
-          <w:p>
-            <w:pPr>
-              <w:pStyle w:val="Compact"/>
-            </w:pPr>
-            <w:r>
-              <w:t xml:space="preserve">Qui</w:t>
-            </w:r>
-          </w:p>
-        </w:tc>
-        <w:tc>
-          <w:tcPr/>
-          <w:p>
-            <w:pPr>
-              <w:pStyle w:val="Compact"/>
-            </w:pPr>
-            <w:r>
-              <w:t xml:space="preserve">Difficulté</w:t>
-            </w:r>
-          </w:p>
-        </w:tc>
-        <w:tc>
-          <w:tcPr/>
-          <w:p>
-            <w:pPr>
-              <w:pStyle w:val="Compact"/>
-            </w:pPr>
-            <w:r>
-              <w:t xml:space="preserve">Solution</w:t>
+        <w:tc>
+          <w:tcPr>
+            <w:tcW w:w="2640" w:type="dxa"/>
+          </w:tcPr>
+          <w:p>
+            <w:pPr>
+              <w:pStyle w:val="Compact"/>
+            </w:pPr>
+            <w:r>
+              <w:t>Qui</w:t>
+            </w:r>
+          </w:p>
+        </w:tc>
+        <w:tc>
+          <w:tcPr>
+            <w:tcW w:w="2640" w:type="dxa"/>
+          </w:tcPr>
+          <w:p>
+            <w:pPr>
+              <w:pStyle w:val="Compact"/>
+            </w:pPr>
+            <w:r>
+              <w:t>Difficulté</w:t>
+            </w:r>
+          </w:p>
+        </w:tc>
+        <w:tc>
+          <w:tcPr>
+            <w:tcW w:w="2640" w:type="dxa"/>
+          </w:tcPr>
+          <w:p>
+            <w:pPr>
+              <w:pStyle w:val="Compact"/>
+            </w:pPr>
+            <w:r>
+              <w:t>Solution</w:t>
             </w:r>
           </w:p>
         </w:tc>
       </w:tr>
       <w:tr>
         <w:tc>
-          <w:tcPr/>
-          <w:p>
-            <w:pPr>
-              <w:pStyle w:val="Compact"/>
-            </w:pPr>
-            <w:r>
-              <w:t xml:space="preserve">PORGO</w:t>
-            </w:r>
-          </w:p>
-        </w:tc>
-        <w:tc>
-          <w:tcPr/>
-          <w:p>
-            <w:pPr>
-              <w:pStyle w:val="Compact"/>
-            </w:pPr>
-            <w:r>
-              <w:t xml:space="preserve">La version</w:t>
+          <w:tcPr>
+            <w:tcW w:w="2640" w:type="dxa"/>
+          </w:tcPr>
+          <w:p>
+            <w:pPr>
+              <w:pStyle w:val="Compact"/>
+            </w:pPr>
+            <w:r>
+              <w:t>PORGO</w:t>
+            </w:r>
+          </w:p>
+        </w:tc>
+        <w:tc>
+          <w:tcPr>
+            <w:tcW w:w="2640" w:type="dxa"/>
+          </w:tcPr>
+          <w:p>
+            <w:pPr>
+              <w:pStyle w:val="Compact"/>
+            </w:pPr>
+            <w:r>
+              <w:t xml:space="preserve">La version </w:t>
+            </w:r>
+            <w:r>
+              <w:rPr>
+                <w:rStyle w:val="VerbatimChar"/>
+              </w:rPr>
+              <w:t>202404.23.0</w:t>
+            </w:r>
+            <w:r>
+              <w:t xml:space="preserve"> de la box donnée dans l’énoncé n’existe pas pour VirtualBox</w:t>
+            </w:r>
+          </w:p>
+        </w:tc>
+        <w:tc>
+          <w:tcPr>
+            <w:tcW w:w="2640" w:type="dxa"/>
+          </w:tcPr>
+          <w:p>
+            <w:pPr>
+              <w:pStyle w:val="Compact"/>
+            </w:pPr>
+            <w:r>
+              <w:t xml:space="preserve">Nous avons fixé la version </w:t>
+            </w:r>
+            <w:r>
+              <w:rPr>
+                <w:rStyle w:val="VerbatimChar"/>
+              </w:rPr>
+              <w:t>202510.26.0</w:t>
             </w:r>
             <w:r>
               <w:t xml:space="preserve"> </w:t>
             </w:r>
             <w:r>
-              <w:rPr>
-                <w:rStyle w:val="VerbatimChar"/>
-              </w:rPr>
-              <w:t xml:space="preserve">202404.23.0</w:t>
-            </w:r>
-            <w:r>
-              <w:t xml:space="preserve"> </w:t>
-            </w:r>
-            <w:r>
-              <w:t xml:space="preserve">de la box donnée dans l’énoncé n’existe pas pour VirtualBox</w:t>
-            </w:r>
-          </w:p>
-        </w:tc>
-        <w:tc>
-          <w:tcPr/>
-          <w:p>
-            <w:pPr>
-              <w:pStyle w:val="Compact"/>
-            </w:pPr>
-            <w:r>
-              <w:t xml:space="preserve">Nous avons fixé la version</w:t>
-            </w:r>
-            <w:r>
-              <w:t xml:space="preserve"> </w:t>
-            </w:r>
-            <w:r>
-              <w:rPr>
-                <w:rStyle w:val="VerbatimChar"/>
-              </w:rPr>
-              <w:t xml:space="preserve">202510.26.0</w:t>
-            </w:r>
-            <w:r>
-              <w:t xml:space="preserve"> </w:t>
-            </w:r>
-            <w:r>
-              <w:t xml:space="preserve">pour tout le groupe</w:t>
+              <w:t>pour tout le groupe</w:t>
             </w:r>
           </w:p>
         </w:tc>
       </w:tr>
       <w:tr>
         <w:tc>
-          <w:tcPr/>
-          <w:p>
-            <w:pPr>
-              <w:pStyle w:val="Compact"/>
-            </w:pPr>
-            <w:r>
-              <w:t xml:space="preserve">PORGO</w:t>
-            </w:r>
-          </w:p>
-        </w:tc>
-        <w:tc>
-          <w:tcPr/>
-          <w:p>
-            <w:pPr>
-              <w:pStyle w:val="Compact"/>
-            </w:pPr>
-            <w:r>
-              <w:t xml:space="preserve">L’exportateur Prometheus de HAProxy n’était activé que sur lb2 : la commande de détection échouait au hasard à cause de l’option</w:t>
-            </w:r>
-            <w:r>
-              <w:t xml:space="preserve"> </w:t>
+          <w:tcPr>
+            <w:tcW w:w="2640" w:type="dxa"/>
+          </w:tcPr>
+          <w:p>
+            <w:pPr>
+              <w:pStyle w:val="Compact"/>
+            </w:pPr>
+            <w:r>
+              <w:t>PORGO</w:t>
+            </w:r>
+          </w:p>
+        </w:tc>
+        <w:tc>
+          <w:tcPr>
+            <w:tcW w:w="2640" w:type="dxa"/>
+          </w:tcPr>
+          <w:p>
+            <w:pPr>
+              <w:pStyle w:val="Compact"/>
+            </w:pPr>
+            <w:r>
+              <w:t>L’exportateur Prometheus de HAProxy n’était activé que sur lb</w:t>
+            </w:r>
+            <w:proofErr w:type="gramStart"/>
+            <w:r>
+              <w:t>2 :</w:t>
+            </w:r>
+            <w:proofErr w:type="gramEnd"/>
+            <w:r>
+              <w:t xml:space="preserve"> la commande de détection échouait au hasard à cause de l’option </w:t>
             </w:r>
             <w:r>
               <w:rPr>
                 <w:rStyle w:val="VerbatimChar"/>
               </w:rPr>
-              <w:t xml:space="preserve">pipefail</w:t>
-            </w:r>
-          </w:p>
-        </w:tc>
-        <w:tc>
-          <w:tcPr/>
-          <w:p>
-            <w:pPr>
-              <w:pStyle w:val="Compact"/>
-            </w:pPr>
-            <w:r>
-              <w:t xml:space="preserve">La sortie de</w:t>
-            </w:r>
-            <w:r>
-              <w:t xml:space="preserve"> </w:t>
+              <w:t>pipefail</w:t>
+            </w:r>
+          </w:p>
+        </w:tc>
+        <w:tc>
+          <w:tcPr>
+            <w:tcW w:w="2640" w:type="dxa"/>
+          </w:tcPr>
+          <w:p>
+            <w:pPr>
+              <w:pStyle w:val="Compact"/>
+            </w:pPr>
+            <w:r>
+              <w:t xml:space="preserve">La sortie de </w:t>
             </w:r>
             <w:r>
               <w:rPr>
                 <w:rStyle w:val="VerbatimChar"/>
               </w:rPr>
-              <w:t xml:space="preserve">haproxy -vv</w:t>
-            </w:r>
-            <w:r>
-              <w:t xml:space="preserve"> </w:t>
-            </w:r>
-            <w:r>
-              <w:t xml:space="preserve">est d’abord enregistrée dans une variable, puis testée</w:t>
+              <w:t>haproxy -vv</w:t>
+            </w:r>
+            <w:r>
+              <w:t xml:space="preserve"> est d’abord enregistrée dans une variable, puis testée</w:t>
             </w:r>
           </w:p>
         </w:tc>
       </w:tr>
       <w:tr>
         <w:tc>
-          <w:tcPr/>
-          <w:p>
-            <w:pPr>
-              <w:pStyle w:val="Compact"/>
-            </w:pPr>
-            <w:r>
-              <w:t xml:space="preserve">PORGO</w:t>
-            </w:r>
-          </w:p>
-        </w:tc>
-        <w:tc>
-          <w:tcPr/>
-          <w:p>
-            <w:pPr>
-              <w:pStyle w:val="Compact"/>
-            </w:pPr>
-            <w:r>
-              <w:t xml:space="preserve">La première mesure de V6 partait de l’ordre</w:t>
-            </w:r>
-            <w:r>
-              <w:t xml:space="preserve"> </w:t>
+          <w:tcPr>
+            <w:tcW w:w="2640" w:type="dxa"/>
+          </w:tcPr>
+          <w:p>
+            <w:pPr>
+              <w:pStyle w:val="Compact"/>
+            </w:pPr>
+            <w:r>
+              <w:t>PORGO</w:t>
+            </w:r>
+          </w:p>
+        </w:tc>
+        <w:tc>
+          <w:tcPr>
+            <w:tcW w:w="2640" w:type="dxa"/>
+          </w:tcPr>
+          <w:p>
+            <w:pPr>
+              <w:pStyle w:val="Compact"/>
+            </w:pPr>
+            <w:r>
+              <w:t>La p</w:t>
+            </w:r>
+            <w:r>
+              <w:t xml:space="preserve">remière mesure de V6 partait de l’ordre </w:t>
             </w:r>
             <w:r>
               <w:rPr>
                 <w:rStyle w:val="VerbatimChar"/>
               </w:rPr>
-              <w:t xml:space="preserve">vagrant halt</w:t>
-            </w:r>
-            <w:r>
-              <w:t xml:space="preserve">, alors que lb1 continue de servir pendant son arrêt</w:t>
-            </w:r>
-          </w:p>
-        </w:tc>
-        <w:tc>
-          <w:tcPr/>
-          <w:p>
-            <w:pPr>
-              <w:pStyle w:val="Compact"/>
-            </w:pPr>
-            <w:r>
-              <w:t xml:space="preserve">Nous mesurons maintenant l’interruption réelle, soit 1,7 s. Les deux fichiers de résultats sont conservés</w:t>
+              <w:t>vagrant halt</w:t>
+            </w:r>
+            <w:r>
+              <w:t>, alors que lb1 continue de servir pendant son arrêt</w:t>
+            </w:r>
+          </w:p>
+        </w:tc>
+        <w:tc>
+          <w:tcPr>
+            <w:tcW w:w="2640" w:type="dxa"/>
+          </w:tcPr>
+          <w:p>
+            <w:pPr>
+              <w:pStyle w:val="Compact"/>
+            </w:pPr>
+            <w:r>
+              <w:t>Nous mesurons maintenant l’interruption réelle, soit 1,7 s. Les deux fichiers de résultats sont conservés</w:t>
             </w:r>
           </w:p>
         </w:tc>
       </w:tr>
       <w:tr>
         <w:tc>
-          <w:tcPr/>
-          <w:p>
-            <w:pPr>
-              <w:pStyle w:val="Compact"/>
-            </w:pPr>
-            <w:r>
-              <w:t xml:space="preserve">PORGO</w:t>
-            </w:r>
-          </w:p>
-        </w:tc>
-        <w:tc>
-          <w:tcPr/>
-          <w:p>
-            <w:pPr>
-              <w:pStyle w:val="Compact"/>
-            </w:pPr>
-            <w:r>
-              <w:t xml:space="preserve">Une machine virtuelle s’est figée par manque de mémoire sur l’ordinateur hôte</w:t>
-            </w:r>
-          </w:p>
-        </w:tc>
-        <w:tc>
-          <w:tcPr/>
+          <w:tcPr>
+            <w:tcW w:w="2640" w:type="dxa"/>
+          </w:tcPr>
+          <w:p>
+            <w:pPr>
+              <w:pStyle w:val="Compact"/>
+            </w:pPr>
+            <w:r>
+              <w:t>PORGO</w:t>
+            </w:r>
+          </w:p>
+        </w:tc>
+        <w:tc>
+          <w:tcPr>
+            <w:tcW w:w="2640" w:type="dxa"/>
+          </w:tcPr>
+          <w:p>
+            <w:pPr>
+              <w:pStyle w:val="Compact"/>
+            </w:pPr>
+            <w:r>
+              <w:t xml:space="preserve">Une machine virtuelle s’est figée par </w:t>
+            </w:r>
+            <w:r>
+              <w:t>manque de mémoire sur l’ordinateur hôte</w:t>
+            </w:r>
+          </w:p>
+        </w:tc>
+        <w:tc>
+          <w:tcPr>
+            <w:tcW w:w="2640" w:type="dxa"/>
+          </w:tcPr>
           <w:p>
             <w:pPr>
               <w:pStyle w:val="Compact"/>
@@ -955,35 +1699,44 @@
               <w:rPr>
                 <w:rStyle w:val="VerbatimChar"/>
               </w:rPr>
-              <w:t xml:space="preserve">vagrant reload</w:t>
-            </w:r>
-            <w:r>
-              <w:t xml:space="preserve">, et désactivation de obs pendant le développement</w:t>
+              <w:t>vagrant reload</w:t>
+            </w:r>
+            <w:r>
+              <w:t>, et désactivation de obs pendant le développement</w:t>
             </w:r>
           </w:p>
         </w:tc>
       </w:tr>
       <w:tr>
         <w:tc>
-          <w:tcPr/>
-          <w:p>
-            <w:pPr>
-              <w:pStyle w:val="Compact"/>
-            </w:pPr>
-            <w:r>
-              <w:t xml:space="preserve">PORGO</w:t>
-            </w:r>
-          </w:p>
-        </w:tc>
-        <w:tc>
-          <w:tcPr/>
-          <w:p>
-            <w:pPr>
-              <w:pStyle w:val="Compact"/>
-            </w:pPr>
-            <w:r>
-              <w:t xml:space="preserve">Après une bascule réussie, le service restait en 503 :</w:t>
-            </w:r>
+          <w:tcPr>
+            <w:tcW w:w="2640" w:type="dxa"/>
+          </w:tcPr>
+          <w:p>
+            <w:pPr>
+              <w:pStyle w:val="Compact"/>
+            </w:pPr>
+            <w:r>
+              <w:t>PORGO</w:t>
+            </w:r>
+          </w:p>
+        </w:tc>
+        <w:tc>
+          <w:tcPr>
+            <w:tcW w:w="2640" w:type="dxa"/>
+          </w:tcPr>
+          <w:p>
+            <w:pPr>
+              <w:pStyle w:val="Compact"/>
+            </w:pPr>
+            <w:r>
+              <w:t xml:space="preserve">Après une bascule réussie, le service restait en </w:t>
+            </w:r>
+            <w:proofErr w:type="gramStart"/>
+            <w:r>
+              <w:t>503 :</w:t>
+            </w:r>
+            <w:proofErr w:type="gramEnd"/>
             <w:r>
               <w:t xml:space="preserve"> </w:t>
             </w:r>
@@ -991,189 +1744,218 @@
               <w:rPr>
                 <w:rStyle w:val="VerbatimChar"/>
               </w:rPr>
-              <w:t xml:space="preserve">/sante</w:t>
-            </w:r>
-            <w:r>
-              <w:t xml:space="preserve"> </w:t>
-            </w:r>
-            <w:r>
-              <w:t xml:space="preserve">dépassait le délai d’une seconde de la sonde, car libpq essaie d’abord bdd1, éteinte</w:t>
-            </w:r>
-          </w:p>
-        </w:tc>
-        <w:tc>
-          <w:tcPr/>
-          <w:p>
-            <w:pPr>
-              <w:pStyle w:val="Compact"/>
-            </w:pPr>
-            <w:r>
-              <w:t xml:space="preserve">Délai de lecture porté à 3 secondes (section 3.1)</w:t>
+              <w:t>/sante</w:t>
+            </w:r>
+            <w:r>
+              <w:t xml:space="preserve"> dépassait le délai d’une seconde de la sonde, car libpq essaie d’abord bdd1, étein</w:t>
+            </w:r>
+            <w:r>
+              <w:t>te</w:t>
+            </w:r>
+          </w:p>
+        </w:tc>
+        <w:tc>
+          <w:tcPr>
+            <w:tcW w:w="2640" w:type="dxa"/>
+          </w:tcPr>
+          <w:p>
+            <w:pPr>
+              <w:pStyle w:val="Compact"/>
+            </w:pPr>
+            <w:r>
+              <w:t>Délai de lecture porté à 3 secondes (section 3.1)</w:t>
             </w:r>
           </w:p>
         </w:tc>
       </w:tr>
       <w:tr>
         <w:tc>
-          <w:tcPr/>
-          <w:p>
-            <w:pPr>
-              <w:pStyle w:val="Compact"/>
-            </w:pPr>
-            <w:r>
-              <w:t xml:space="preserve">PORGO</w:t>
-            </w:r>
-          </w:p>
-        </w:tc>
-        <w:tc>
-          <w:tcPr/>
-          <w:p>
-            <w:pPr>
-              <w:pStyle w:val="Compact"/>
-            </w:pPr>
-            <w:r>
-              <w:t xml:space="preserve">Rallumée après une bascule, bdd1 redémarrait en primaire, et rejouer l’installation de bdd2 effaçait la base promue</w:t>
-            </w:r>
-          </w:p>
-        </w:tc>
-        <w:tc>
-          <w:tcPr/>
-          <w:p>
-            <w:pPr>
-              <w:pStyle w:val="Compact"/>
-            </w:pPr>
-            <w:r>
-              <w:t xml:space="preserve">Le script</w:t>
-            </w:r>
-            <w:r>
-              <w:t xml:space="preserve"> </w:t>
+          <w:tcPr>
+            <w:tcW w:w="2640" w:type="dxa"/>
+          </w:tcPr>
+          <w:p>
+            <w:pPr>
+              <w:pStyle w:val="Compact"/>
+            </w:pPr>
+            <w:r>
+              <w:t>PORGO</w:t>
+            </w:r>
+          </w:p>
+        </w:tc>
+        <w:tc>
+          <w:tcPr>
+            <w:tcW w:w="2640" w:type="dxa"/>
+          </w:tcPr>
+          <w:p>
+            <w:pPr>
+              <w:pStyle w:val="Compact"/>
+            </w:pPr>
+            <w:r>
+              <w:t>Rallumée après une bascule, bdd1 redémarrait en primaire, et rejouer l’installation de bdd2 effaçait la base promue</w:t>
+            </w:r>
+          </w:p>
+        </w:tc>
+        <w:tc>
+          <w:tcPr>
+            <w:tcW w:w="2640" w:type="dxa"/>
+          </w:tcPr>
+          <w:p>
+            <w:pPr>
+              <w:pStyle w:val="Compact"/>
+            </w:pPr>
+            <w:r>
+              <w:t xml:space="preserve">Le script </w:t>
             </w:r>
             <w:r>
               <w:rPr>
                 <w:rStyle w:val="VerbatimChar"/>
               </w:rPr>
-              <w:t xml:space="preserve">reintegrer_bdd.sh</w:t>
-            </w:r>
-            <w:r>
-              <w:t xml:space="preserve"> </w:t>
-            </w:r>
-            <w:r>
-              <w:t xml:space="preserve">compare les lignes de temps de PostgreSQL et reconvertit l’ancien primaire en réplique (section 5.3)</w:t>
+              <w:t>reintegrer_bdd.sh</w:t>
+            </w:r>
+            <w:r>
+              <w:t xml:space="preserve"> compare les lignes de temps de PostgreSQL et reconve</w:t>
+            </w:r>
+            <w:r>
+              <w:t>rtit l’ancien primaire en réplique (section 5.3)</w:t>
             </w:r>
           </w:p>
         </w:tc>
       </w:tr>
       <w:tr>
         <w:tc>
-          <w:tcPr/>
-          <w:p>
-            <w:pPr>
-              <w:pStyle w:val="Compact"/>
-            </w:pPr>
-            <w:r>
-              <w:t xml:space="preserve">PORGO</w:t>
-            </w:r>
-          </w:p>
-        </w:tc>
-        <w:tc>
-          <w:tcPr/>
-          <w:p>
-            <w:pPr>
-              <w:pStyle w:val="Compact"/>
-            </w:pPr>
-            <w:r>
-              <w:t xml:space="preserve">Lors de la validation finale,</w:t>
-            </w:r>
-            <w:r>
-              <w:t xml:space="preserve"> </w:t>
+          <w:tcPr>
+            <w:tcW w:w="2640" w:type="dxa"/>
+          </w:tcPr>
+          <w:p>
+            <w:pPr>
+              <w:pStyle w:val="Compact"/>
+            </w:pPr>
+            <w:r>
+              <w:t>PORGO</w:t>
+            </w:r>
+          </w:p>
+        </w:tc>
+        <w:tc>
+          <w:tcPr>
+            <w:tcW w:w="2640" w:type="dxa"/>
+          </w:tcPr>
+          <w:p>
+            <w:pPr>
+              <w:pStyle w:val="Compact"/>
+            </w:pPr>
+            <w:r>
+              <w:t xml:space="preserve">Lors de la validation finale, </w:t>
             </w:r>
             <w:r>
               <w:rPr>
                 <w:rStyle w:val="VerbatimChar"/>
               </w:rPr>
-              <w:t xml:space="preserve">vagrant up</w:t>
-            </w:r>
-            <w:r>
-              <w:t xml:space="preserve"> </w:t>
-            </w:r>
-            <w:r>
-              <w:t xml:space="preserve">échouait sur obs : le dépôt</w:t>
-            </w:r>
-            <w:r>
-              <w:t xml:space="preserve"> </w:t>
+              <w:t>vagrant up</w:t>
+            </w:r>
+            <w:r>
+              <w:t xml:space="preserve"> échouait sur </w:t>
+            </w:r>
+            <w:proofErr w:type="gramStart"/>
+            <w:r>
+              <w:t>obs :</w:t>
+            </w:r>
+            <w:proofErr w:type="gramEnd"/>
+            <w:r>
+              <w:t xml:space="preserve"> le dépôt </w:t>
             </w:r>
             <w:r>
               <w:rPr>
                 <w:rStyle w:val="VerbatimChar"/>
               </w:rPr>
-              <w:t xml:space="preserve">apt.grafana.com</w:t>
-            </w:r>
-            <w:r>
-              <w:t xml:space="preserve"> </w:t>
-            </w:r>
-            <w:r>
-              <w:t xml:space="preserve">était injoignable depuis notre réseau</w:t>
-            </w:r>
-          </w:p>
-        </w:tc>
-        <w:tc>
-          <w:tcPr/>
-          <w:p>
-            <w:pPr>
-              <w:pStyle w:val="Compact"/>
-            </w:pPr>
-            <w:r>
-              <w:t xml:space="preserve">Grafana 13.2.4 est installé depuis le paquet de</w:t>
-            </w:r>
-            <w:r>
-              <w:t xml:space="preserve"> </w:t>
+              <w:t>apt.grafana.com</w:t>
+            </w:r>
+            <w:r>
+              <w:t xml:space="preserve"> était injoignable depuis notre réseau</w:t>
+            </w:r>
+          </w:p>
+        </w:tc>
+        <w:tc>
+          <w:tcPr>
+            <w:tcW w:w="2640" w:type="dxa"/>
+          </w:tcPr>
+          <w:p>
+            <w:pPr>
+              <w:pStyle w:val="Compact"/>
+            </w:pPr>
+            <w:r>
+              <w:t xml:space="preserve">Grafana 13.2.4 est installé depuis le paquet de </w:t>
             </w:r>
             <w:r>
               <w:rPr>
                 <w:rStyle w:val="VerbatimChar"/>
               </w:rPr>
-              <w:t xml:space="preserve">dl.grafana.com</w:t>
-            </w:r>
-            <w:r>
-              <w:t xml:space="preserve">, vérifié par son empreinte et gardé en cache dans</w:t>
-            </w:r>
-            <w:r>
-              <w:t xml:space="preserve"> </w:t>
+              <w:t>dl.grafana.com</w:t>
+            </w:r>
+            <w:r>
+              <w:t>, vérifié par s</w:t>
+            </w:r>
+            <w:r>
+              <w:t xml:space="preserve">on empreinte et gardé en cache </w:t>
+            </w:r>
+            <w:proofErr w:type="gramStart"/>
+            <w:r>
+              <w:t xml:space="preserve">dans </w:t>
             </w:r>
             <w:r>
               <w:rPr>
                 <w:rStyle w:val="VerbatimChar"/>
               </w:rPr>
-              <w:t xml:space="preserve">.cache/</w:t>
+              <w:t>.cache</w:t>
+            </w:r>
+            <w:proofErr w:type="gramEnd"/>
+            <w:r>
+              <w:rPr>
+                <w:rStyle w:val="VerbatimChar"/>
+              </w:rPr>
+              <w:t>/</w:t>
             </w:r>
           </w:p>
         </w:tc>
       </w:tr>
       <w:tr>
         <w:tc>
-          <w:tcPr/>
-          <w:p>
-            <w:pPr>
-              <w:pStyle w:val="Compact"/>
-            </w:pPr>
-            <w:r>
-              <w:t xml:space="preserve">KOBENDE</w:t>
-            </w:r>
-          </w:p>
-        </w:tc>
-        <w:tc>
-          <w:tcPr/>
-          <w:p>
-            <w:pPr>
-              <w:pStyle w:val="Compact"/>
-            </w:pPr>
-            <w:r>
-              <w:t xml:space="preserve">Son Mac M2 (processeur ARM) ne peut pas faire tourner la box</w:t>
-            </w:r>
-          </w:p>
-        </w:tc>
-        <w:tc>
-          <w:tcPr/>
+          <w:tcPr>
+            <w:tcW w:w="2640" w:type="dxa"/>
+          </w:tcPr>
+          <w:p>
+            <w:pPr>
+              <w:pStyle w:val="Compact"/>
+            </w:pPr>
+            <w:r>
+              <w:t>KOBENDE</w:t>
+            </w:r>
+          </w:p>
+        </w:tc>
+        <w:tc>
+          <w:tcPr>
+            <w:tcW w:w="2640" w:type="dxa"/>
+          </w:tcPr>
+          <w:p>
+            <w:pPr>
+              <w:pStyle w:val="Compact"/>
+            </w:pPr>
+            <w:r>
+              <w:t xml:space="preserve">Son Mac M2 (processeur ARM) ne peut </w:t>
+            </w:r>
+            <w:proofErr w:type="gramStart"/>
+            <w:r>
+              <w:t>pas</w:t>
+            </w:r>
+            <w:proofErr w:type="gramEnd"/>
+            <w:r>
+              <w:t xml:space="preserve"> faire tourner la box</w:t>
+            </w:r>
+          </w:p>
+        </w:tc>
+        <w:tc>
+          <w:tcPr>
+            <w:tcW w:w="2640" w:type="dxa"/>
+          </w:tcPr>
           <w:p>
             <w:pPr>
               <w:pStyle w:val="Compact"/>
@@ -1182,130 +1964,176 @@
               <w:rPr>
                 <w:rStyle w:val="VerbatimChar"/>
               </w:rPr>
-              <w:t xml:space="preserve">app.py</w:t>
+              <w:t>app.py</w:t>
             </w:r>
             <w:r>
               <w:t xml:space="preserve"> </w:t>
             </w:r>
             <w:r>
-              <w:t xml:space="preserve">a été testé sans base sur son ordinateur, puis dans les machines virtuelles sur le poste de PORGO</w:t>
+              <w:t>a été testé sans base sur son ordinateur, puis dans les machines virtuelles sur le poste de PORGO</w:t>
             </w:r>
           </w:p>
         </w:tc>
       </w:tr>
       <w:tr>
         <w:tc>
-          <w:tcPr/>
-          <w:p>
-            <w:pPr>
-              <w:pStyle w:val="Compact"/>
-            </w:pPr>
-            <w:r>
-              <w:t xml:space="preserve">THIOMBIANO</w:t>
-            </w:r>
-          </w:p>
-        </w:tc>
-        <w:tc>
-          <w:tcPr/>
-          <w:p>
-            <w:pPr>
-              <w:pStyle w:val="Compact"/>
-            </w:pPr>
-            <w:r>
-              <w:t xml:space="preserve">Grafana 13 mettait 10 minutes à démarrer sur 768 Mo, car il chargeait une douzaine de plugins dans des processus séparés</w:t>
-            </w:r>
-          </w:p>
-        </w:tc>
-        <w:tc>
-          <w:tcPr/>
-          <w:p>
-            <w:pPr>
-              <w:pStyle w:val="Compact"/>
-            </w:pPr>
-            <w:r>
-              <w:t xml:space="preserve">Désactivation des plugins inutiles : démarrage en 1 min 08 s (section 3.5)</w:t>
+          <w:tcPr>
+            <w:tcW w:w="2640" w:type="dxa"/>
+          </w:tcPr>
+          <w:p>
+            <w:pPr>
+              <w:pStyle w:val="Compact"/>
+            </w:pPr>
+            <w:r>
+              <w:t>THIOMBIANO</w:t>
+            </w:r>
+          </w:p>
+        </w:tc>
+        <w:tc>
+          <w:tcPr>
+            <w:tcW w:w="2640" w:type="dxa"/>
+          </w:tcPr>
+          <w:p>
+            <w:pPr>
+              <w:pStyle w:val="Compact"/>
+            </w:pPr>
+            <w:r>
+              <w:t>Grafana 13 mettait 10 minutes à démarrer sur 768 Mo, car il chargeait une douzaine de plugins dans des processus séparés</w:t>
+            </w:r>
+          </w:p>
+        </w:tc>
+        <w:tc>
+          <w:tcPr>
+            <w:tcW w:w="2640" w:type="dxa"/>
+          </w:tcPr>
+          <w:p>
+            <w:pPr>
+              <w:pStyle w:val="Compact"/>
+            </w:pPr>
+            <w:r>
+              <w:t>Désactivation des plugins</w:t>
+            </w:r>
+            <w:r>
+              <w:t xml:space="preserve"> </w:t>
+            </w:r>
+            <w:proofErr w:type="gramStart"/>
+            <w:r>
+              <w:t>inutiles :</w:t>
+            </w:r>
+            <w:proofErr w:type="gramEnd"/>
+            <w:r>
+              <w:t xml:space="preserve"> démarrage en 1 min 08 s (section 3.5)</w:t>
             </w:r>
           </w:p>
         </w:tc>
       </w:tr>
       <w:tr>
         <w:tc>
-          <w:tcPr/>
-          <w:p>
-            <w:pPr>
-              <w:pStyle w:val="Compact"/>
-            </w:pPr>
-            <w:r>
-              <w:t xml:space="preserve">THIOMBIANO</w:t>
-            </w:r>
-          </w:p>
-        </w:tc>
-        <w:tc>
-          <w:tcPr/>
-          <w:p>
-            <w:pPr>
-              <w:pStyle w:val="Compact"/>
-            </w:pPr>
-            <w:r>
-              <w:t xml:space="preserve">Grafana affichait comme hors service les machines détruites volontairement lors du retour à deux serveurs</w:t>
-            </w:r>
-          </w:p>
-        </w:tc>
-        <w:tc>
-          <w:tcPr/>
-          <w:p>
-            <w:pPr>
-              <w:pStyle w:val="Compact"/>
-            </w:pPr>
-            <w:r>
-              <w:t xml:space="preserve">États lus en instantané et frise d’historique des pannes</w:t>
+          <w:tcPr>
+            <w:tcW w:w="2640" w:type="dxa"/>
+          </w:tcPr>
+          <w:p>
+            <w:pPr>
+              <w:pStyle w:val="Compact"/>
+            </w:pPr>
+            <w:r>
+              <w:t>THIOMBIANO</w:t>
+            </w:r>
+          </w:p>
+        </w:tc>
+        <w:tc>
+          <w:tcPr>
+            <w:tcW w:w="2640" w:type="dxa"/>
+          </w:tcPr>
+          <w:p>
+            <w:pPr>
+              <w:pStyle w:val="Compact"/>
+            </w:pPr>
+            <w:r>
+              <w:t>Grafana affichait comme hors service les machines détruites volontairement lors du retour à deux serveurs</w:t>
+            </w:r>
+          </w:p>
+        </w:tc>
+        <w:tc>
+          <w:tcPr>
+            <w:tcW w:w="2640" w:type="dxa"/>
+          </w:tcPr>
+          <w:p>
+            <w:pPr>
+              <w:pStyle w:val="Compact"/>
+            </w:pPr>
+            <w:r>
+              <w:t>États lus en instantané et frise d’historique des pannes</w:t>
             </w:r>
           </w:p>
         </w:tc>
       </w:tr>
       <w:tr>
         <w:tc>
-          <w:tcPr/>
-          <w:p>
-            <w:pPr>
-              <w:pStyle w:val="Compact"/>
-            </w:pPr>
-            <w:r>
-              <w:t xml:space="preserve">THIOMBIANO</w:t>
-            </w:r>
-          </w:p>
-        </w:tc>
-        <w:tc>
-          <w:tcPr/>
-          <w:p>
-            <w:pPr>
-              <w:pStyle w:val="Compact"/>
-            </w:pPr>
-            <w:r>
-              <w:t xml:space="preserve">Pendant V3, 41 % puis 53 % des réponses étaient des 503 sous 50 clients simultanés, et le débit utile baissait avec quatre serveurs</w:t>
-            </w:r>
-          </w:p>
-        </w:tc>
-        <w:tc>
-          <w:tcPr/>
-          <w:p>
-            <w:pPr>
-              <w:pStyle w:val="Compact"/>
-            </w:pPr>
-            <w:r>
-              <w:t xml:space="preserve">La cause est bdd1, saturée par une connexion authentifiée à chaque requête. Le résultat est expliqué en section 6.3 et PgBouncer est proposé en section 7</w:t>
+          <w:tcPr>
+            <w:tcW w:w="2640" w:type="dxa"/>
+          </w:tcPr>
+          <w:p>
+            <w:pPr>
+              <w:pStyle w:val="Compact"/>
+            </w:pPr>
+            <w:r>
+              <w:t>THIOMBIANO</w:t>
+            </w:r>
+          </w:p>
+        </w:tc>
+        <w:tc>
+          <w:tcPr>
+            <w:tcW w:w="2640" w:type="dxa"/>
+          </w:tcPr>
+          <w:p>
+            <w:pPr>
+              <w:pStyle w:val="Compact"/>
+            </w:pPr>
+            <w:r>
+              <w:t>Pendant V3, 41 % puis 53 % des réponses étaient des 503 sous 50 clients simultanés, et le débit utile baissait avec quatre serveurs</w:t>
+            </w:r>
+          </w:p>
+        </w:tc>
+        <w:tc>
+          <w:tcPr>
+            <w:tcW w:w="2640" w:type="dxa"/>
+          </w:tcPr>
+          <w:p>
+            <w:pPr>
+              <w:pStyle w:val="Compact"/>
+            </w:pPr>
+            <w:r>
+              <w:t>La cause est bdd1, saturée par une connexion authentifiée à chaque requête. Le résultat est expliqué en section 6.3 et PgBou</w:t>
+            </w:r>
+            <w:r>
+              <w:t>ncer est proposé en section 7</w:t>
             </w:r>
           </w:p>
         </w:tc>
       </w:tr>
+      <w:bookmarkEnd w:id="4"/>
     </w:tbl>
-    <w:bookmarkEnd w:id="11"/>
+    <w:p>
+      <w:pPr>
+        <w:rPr>
+          <w:lang w:val="fr-FR"/>
+        </w:rPr>
+      </w:pPr>
+    </w:p>
     <w:sectPr>
+      <w:footerReference w:type="default" r:id="rId8"/>
       <w:footnotePr>
         <w:numRestart w:val="eachSect"/>
       </w:footnotePr>
-      <w:pgSz w:h="15840" w:w="12240"/>
-      <w:pgMar w:bottom="1020" w:footer="720" w:gutter="0" w:header="720" w:left="1140" w:right="1140" w:top="1020"/>
+      <w:pgSz w:w="12240" w:h="15840"/>
+      <w:pgMar w:top="1020" w:right="1140" w:bottom="1020" w:left="1140" w:header="720" w:footer="720" w:gutter="0"/>
+      <w:pgBorders w:offsetFrom="page">
+        <w:top w:val="thinThickSmallGap" w:sz="24" w:space="24" w:color="E97132" w:themeColor="accent2"/>
+        <w:left w:val="thinThickSmallGap" w:sz="24" w:space="24" w:color="E97132" w:themeColor="accent2"/>
+        <w:bottom w:val="thickThinSmallGap" w:sz="24" w:space="24" w:color="E97132" w:themeColor="accent2"/>
+        <w:right w:val="thickThinSmallGap" w:sz="24" w:space="24" w:color="E97132" w:themeColor="accent2"/>
+      </w:pgBorders>
       <w:cols w:space="720"/>
       <w:docGrid w:linePitch="326"/>
     </w:sectPr>
@@ -1313,23 +2141,142 @@
 </w:document>
 </file>
 
-<file path=word/comments.xml><?xml version="1.0" encoding="utf-8"?>
-<w:comments xmlns:w="http://schemas.openxmlformats.org/wordprocessingml/2006/main" xmlns:m="http://schemas.openxmlformats.org/officeDocument/2006/math" xmlns:r="http://schemas.openxmlformats.org/officeDocument/2006/relationships" xmlns:o="urn:schemas-microsoft-com:office:office" xmlns:v="urn:schemas-microsoft-com:vml" xmlns:w10="urn:schemas-microsoft-com:office:word" xmlns:a="http://schemas.openxmlformats.org/drawingml/2006/main" xmlns:pic="http://schemas.openxmlformats.org/drawingml/2006/picture" xmlns:wp="http://schemas.openxmlformats.org/drawingml/2006/wordprocessingDrawing"/>
-</file>
-
-<file path=word/footnotes.xml><?xml version="1.0" encoding="utf-8"?>
-<w:footnotes xmlns:w="http://schemas.openxmlformats.org/wordprocessingml/2006/main" xmlns:m="http://schemas.openxmlformats.org/officeDocument/2006/math" xmlns:r="http://schemas.openxmlformats.org/officeDocument/2006/relationships" xmlns:o="urn:schemas-microsoft-com:office:office" xmlns:v="urn:schemas-microsoft-com:vml" xmlns:w10="urn:schemas-microsoft-com:office:word" xmlns:a="http://schemas.openxmlformats.org/drawingml/2006/main" xmlns:pic="http://schemas.openxmlformats.org/drawingml/2006/picture" xmlns:wp="http://schemas.openxmlformats.org/drawingml/2006/wordprocessingDrawing">
-  <w:footnote w:type="continuationSeparator" w:id="0">
+<file path=word/endnotes.xml><?xml version="1.0" encoding="utf-8"?>
+<w:endnotes xmlns:wpc="http://schemas.microsoft.com/office/word/2010/wordprocessingCanvas" xmlns:cx="http://schemas.microsoft.com/office/drawing/2014/chartex" xmlns:cx1="http://schemas.microsoft.com/office/drawing/2015/9/8/chartex" xmlns:cx2="http://schemas.microsoft.com/office/drawing/2015/10/21/chartex" xmlns:cx3="http://schemas.microsoft.com/office/drawing/2016/5/9/chartex" xmlns:cx4="http://schemas.microsoft.com/office/drawing/2016/5/10/chartex" xmlns:cx5="http://schemas.microsoft.com/office/drawing/2016/5/11/chartex" xmlns:cx6="http://schemas.microsoft.com/office/drawing/2016/5/12/chartex" xmlns:cx7="http://schemas.microsoft.com/office/drawing/2016/5/13/chartex" xmlns:cx8="http://schemas.microsoft.com/office/drawing/2016/5/14/chartex" xmlns:mc="http://schemas.openxmlformats.org/markup-compatibility/2006" xmlns:aink="http://schemas.microsoft.com/office/drawing/2016/ink" xmlns:am3d="http://schemas.microsoft.com/office/drawing/2017/model3d" xmlns:o="urn:schemas-microsoft-com:office:office" xmlns:r="http://schemas.openxmlformats.org/officeDocument/2006/relationships" xmlns:m="http://schemas.openxmlformats.org/officeDocument/2006/math" xmlns:v="urn:schemas-microsoft-com:vml" xmlns:wp14="http://schemas.microsoft.com/office/word/2010/wordprocessingDrawing" xmlns:wp="http://schemas.openxmlformats.org/drawingml/2006/wordprocessingDrawing" xmlns:w10="urn:schemas-microsoft-com:office:word" xmlns:w="http://schemas.openxmlformats.org/wordprocessingml/2006/main" xmlns:w14="http://schemas.microsoft.com/office/word/2010/wordml" xmlns:w15="http://schemas.microsoft.com/office/word/2012/wordml" xmlns:w16cex="http://schemas.microsoft.com/office/word/2018/wordml/cex" xmlns:w16cid="http://schemas.microsoft.com/office/word/2016/wordml/cid" xmlns:w16="http://schemas.microsoft.com/office/word/2018/wordml" xmlns:w16sdtdh="http://schemas.microsoft.com/office/word/2020/wordml/sdtdatahash" xmlns:w16se="http://schemas.microsoft.com/office/word/2015/wordml/symex" xmlns:wpg="http://schemas.microsoft.com/office/word/2010/wordprocessingGroup" xmlns:wpi="http://schemas.microsoft.com/office/word/2010/wordprocessingInk" xmlns:wne="http://schemas.microsoft.com/office/word/2006/wordml" xmlns:wps="http://schemas.microsoft.com/office/word/2010/wordprocessingShape" mc:Ignorable="w14 w15 w16se w16cid w16 w16cex w16sdtdh wp14">
+  <w:endnote w:type="separator" w:id="-1">
     <w:p>
+      <w:pPr>
+        <w:spacing w:after="0"/>
+      </w:pPr>
+      <w:r>
+        <w:separator/>
+      </w:r>
+    </w:p>
+  </w:endnote>
+  <w:endnote w:type="continuationSeparator" w:id="0">
+    <w:p>
+      <w:pPr>
+        <w:spacing w:after="0"/>
+      </w:pPr>
       <w:r>
         <w:continuationSeparator/>
       </w:r>
     </w:p>
-  </w:footnote>
+  </w:endnote>
+</w:endnotes>
+</file>
+
+<file path=word/footer1.xml><?xml version="1.0" encoding="utf-8"?>
+<w:ftr xmlns:wpc="http://schemas.microsoft.com/office/word/2010/wordprocessingCanvas" xmlns:cx="http://schemas.microsoft.com/office/drawing/2014/chartex" xmlns:cx1="http://schemas.microsoft.com/office/drawing/2015/9/8/chartex" xmlns:cx2="http://schemas.microsoft.com/office/drawing/2015/10/21/chartex" xmlns:cx3="http://schemas.microsoft.com/office/drawing/2016/5/9/chartex" xmlns:cx4="http://schemas.microsoft.com/office/drawing/2016/5/10/chartex" xmlns:cx5="http://schemas.microsoft.com/office/drawing/2016/5/11/chartex" xmlns:cx6="http://schemas.microsoft.com/office/drawing/2016/5/12/chartex" xmlns:cx7="http://schemas.microsoft.com/office/drawing/2016/5/13/chartex" xmlns:cx8="http://schemas.microsoft.com/office/drawing/2016/5/14/chartex" xmlns:mc="http://schemas.openxmlformats.org/markup-compatibility/2006" xmlns:aink="http://schemas.microsoft.com/office/drawing/2016/ink" xmlns:am3d="http://schemas.microsoft.com/office/drawing/2017/model3d" xmlns:o="urn:schemas-microsoft-com:office:office" xmlns:r="http://schemas.openxmlformats.org/officeDocument/2006/relationships" xmlns:m="http://schemas.openxmlformats.org/officeDocument/2006/math" xmlns:v="urn:schemas-microsoft-com:vml" xmlns:wp14="http://schemas.microsoft.com/office/word/2010/wordprocessingDrawing" xmlns:wp="http://schemas.openxmlformats.org/drawingml/2006/wordprocessingDrawing" xmlns:w10="urn:schemas-microsoft-com:office:word" xmlns:w="http://schemas.openxmlformats.org/wordprocessingml/2006/main" xmlns:w14="http://schemas.microsoft.com/office/word/2010/wordml" xmlns:w15="http://schemas.microsoft.com/office/word/2012/wordml" xmlns:w16cex="http://schemas.microsoft.com/office/word/2018/wordml/cex" xmlns:w16cid="http://schemas.microsoft.com/office/word/2016/wordml/cid" xmlns:w16="http://schemas.microsoft.com/office/word/2018/wordml" xmlns:w16sdtdh="http://schemas.microsoft.com/office/word/2020/wordml/sdtdatahash" xmlns:w16se="http://schemas.microsoft.com/office/word/2015/wordml/symex" xmlns:wpg="http://schemas.microsoft.com/office/word/2010/wordprocessingGroup" xmlns:wpi="http://schemas.microsoft.com/office/word/2010/wordprocessingInk" xmlns:wne="http://schemas.microsoft.com/office/word/2006/wordml" xmlns:wps="http://schemas.microsoft.com/office/word/2010/wordprocessingShape" mc:Ignorable="w14 w15 w16se w16cid w16 w16cex w16sdtdh wp14">
+  <w:sdt>
+    <w:sdtPr>
+      <w:id w:val="-2063940004"/>
+      <w:docPartObj>
+        <w:docPartGallery w:val="Page Numbers (Bottom of Page)"/>
+        <w:docPartUnique/>
+      </w:docPartObj>
+    </w:sdtPr>
+    <w:sdtContent>
+      <w:p>
+        <w:pPr>
+          <w:pStyle w:val="Pieddepage"/>
+        </w:pPr>
+        <w:r>
+          <w:pict w14:anchorId="589F4E94">
+            <v:shapetype id="_x0000_t65" coordsize="21600,21600" o:spt="65" adj="18900" path="m,l,21600@0,21600,21600@0,21600,xem@0,21600nfl@3@5c@7@9@11@13,21600@0e">
+              <v:formulas>
+                <v:f eqn="val #0"/>
+                <v:f eqn="sum 21600 0 @0"/>
+                <v:f eqn="prod @1 8481 32768"/>
+                <v:f eqn="sum @2 @0 0"/>
+                <v:f eqn="prod @1 1117 32768"/>
+                <v:f eqn="sum @4 @0 0"/>
+                <v:f eqn="prod @1 11764 32768"/>
+                <v:f eqn="sum @6 @0 0"/>
+                <v:f eqn="prod @1 6144 32768"/>
+                <v:f eqn="sum @8 @0 0"/>
+                <v:f eqn="prod @1 20480 32768"/>
+                <v:f eqn="sum @10 @0 0"/>
+                <v:f eqn="prod @1 6144 32768"/>
+                <v:f eqn="sum @12 @0 0"/>
+              </v:formulas>
+              <v:path o:extrusionok="f" gradientshapeok="t" o:connecttype="rect" textboxrect="0,0,21600,@13"/>
+              <v:handles>
+                <v:h position="#0,bottomRight" xrange="10800,21600"/>
+              </v:handles>
+              <o:complex v:ext="view"/>
+            </v:shapetype>
+            <v:shape id="_x0000_s2049" type="#_x0000_t65" style="position:absolute;margin-left:0;margin-top:0;width:29pt;height:21.6pt;z-index:251659264;visibility:visible;mso-wrap-style:square;mso-width-percent:0;mso-height-percent:0;mso-top-percent:70;mso-wrap-distance-left:9pt;mso-wrap-distance-top:0;mso-wrap-distance-right:9pt;mso-wrap-distance-bottom:0;mso-position-horizontal:left;mso-position-horizontal-relative:right-margin-area;mso-position-vertical-relative:bottom-margin-area;mso-width-percent:0;mso-height-percent:0;mso-top-percent:70;mso-width-relative:page;mso-height-relative:page;v-text-anchor:top" o:gfxdata="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" o:allowincell="f" adj="14135" strokecolor="gray" strokeweight=".25pt">
+              <v:textbox>
+                <w:txbxContent>
+                  <w:p>
+                    <w:pPr>
+                      <w:jc w:val="center"/>
+                    </w:pPr>
+                    <w:r>
+                      <w:rPr>
+                        <w:sz w:val="22"/>
+                        <w:szCs w:val="22"/>
+                      </w:rPr>
+                      <w:fldChar w:fldCharType="begin"/>
+                    </w:r>
+                    <w:r>
+                      <w:instrText>PAGE    \* MERGEFORMAT</w:instrText>
+                    </w:r>
+                    <w:r>
+                      <w:rPr>
+                        <w:sz w:val="22"/>
+                        <w:szCs w:val="22"/>
+                      </w:rPr>
+                      <w:fldChar w:fldCharType="separate"/>
+                    </w:r>
+                    <w:r>
+                      <w:rPr>
+                        <w:sz w:val="16"/>
+                        <w:szCs w:val="16"/>
+                        <w:lang w:val="fr-FR"/>
+                      </w:rPr>
+                      <w:t>2</w:t>
+                    </w:r>
+                    <w:r>
+                      <w:rPr>
+                        <w:sz w:val="16"/>
+                        <w:szCs w:val="16"/>
+                      </w:rPr>
+                      <w:fldChar w:fldCharType="end"/>
+                    </w:r>
+                  </w:p>
+                </w:txbxContent>
+              </v:textbox>
+              <w10:wrap anchorx="margin" anchory="margin"/>
+            </v:shape>
+          </w:pict>
+        </w:r>
+      </w:p>
+    </w:sdtContent>
+  </w:sdt>
+</w:ftr>
+</file>
+
+<file path=word/footnotes.xml><?xml version="1.0" encoding="utf-8"?>
+<w:footnotes xmlns:wpc="http://schemas.microsoft.com/office/word/2010/wordprocessingCanvas" xmlns:cx="http://schemas.microsoft.com/office/drawing/2014/chartex" xmlns:cx1="http://schemas.microsoft.com/office/drawing/2015/9/8/chartex" xmlns:cx2="http://schemas.microsoft.com/office/drawing/2015/10/21/chartex" xmlns:cx3="http://schemas.microsoft.com/office/drawing/2016/5/9/chartex" xmlns:cx4="http://schemas.microsoft.com/office/drawing/2016/5/10/chartex" xmlns:cx5="http://schemas.microsoft.com/office/drawing/2016/5/11/chartex" xmlns:cx6="http://schemas.microsoft.com/office/drawing/2016/5/12/chartex" xmlns:cx7="http://schemas.microsoft.com/office/drawing/2016/5/13/chartex" xmlns:cx8="http://schemas.microsoft.com/office/drawing/2016/5/14/chartex" xmlns:mc="http://schemas.openxmlformats.org/markup-compatibility/2006" xmlns:aink="http://schemas.microsoft.com/office/drawing/2016/ink" xmlns:am3d="http://schemas.microsoft.com/office/drawing/2017/model3d" xmlns:o="urn:schemas-microsoft-com:office:office" xmlns:r="http://schemas.openxmlformats.org/officeDocument/2006/relationships" xmlns:m="http://schemas.openxmlformats.org/officeDocument/2006/math" xmlns:v="urn:schemas-microsoft-com:vml" xmlns:wp14="http://schemas.microsoft.com/office/word/2010/wordprocessingDrawing" xmlns:wp="http://schemas.openxmlformats.org/drawingml/2006/wordprocessingDrawing" xmlns:w10="urn:schemas-microsoft-com:office:word" xmlns:w="http://schemas.openxmlformats.org/wordprocessingml/2006/main" xmlns:w14="http://schemas.microsoft.com/office/word/2010/wordml" xmlns:w15="http://schemas.microsoft.com/office/word/2012/wordml" xmlns:w16cex="http://schemas.microsoft.com/office/word/2018/wordml/cex" xmlns:w16cid="http://schemas.microsoft.com/office/word/2016/wordml/cid" xmlns:w16="http://schemas.microsoft.com/office/word/2018/wordml" xmlns:w16sdtdh="http://schemas.microsoft.com/office/word/2020/wordml/sdtdatahash" xmlns:w16se="http://schemas.microsoft.com/office/word/2015/wordml/symex" xmlns:wpg="http://schemas.microsoft.com/office/word/2010/wordprocessingGroup" xmlns:wpi="http://schemas.microsoft.com/office/word/2010/wordprocessingInk" xmlns:wne="http://schemas.microsoft.com/office/word/2006/wordml" xmlns:wps="http://schemas.microsoft.com/office/word/2010/wordprocessingShape" mc:Ignorable="w14 w15 w16se w16cid w16 w16cex w16sdtdh wp14">
   <w:footnote w:type="separator" w:id="-1">
     <w:p>
+      <w:pPr>
+        <w:spacing w:after="0"/>
+      </w:pPr>
       <w:r>
         <w:separator/>
+      </w:r>
+    </w:p>
+  </w:footnote>
+  <w:footnote w:type="continuationSeparator" w:id="0">
+    <w:p>
+      <w:pPr>
+        <w:spacing w:after="0"/>
+      </w:pPr>
+      <w:r>
+        <w:continuationSeparator/>
       </w:r>
     </w:p>
   </w:footnote>
@@ -1337,8 +2284,85 @@
 </file>
 
 <file path=word/numbering.xml><?xml version="1.0" encoding="utf-8"?>
-<w:numbering xmlns:aink="http://schemas.microsoft.com/office/drawing/2016/ink" xmlns:am3d="http://schemas.microsoft.com/office/drawing/2017/model3d" xmlns:cx="http://schemas.microsoft.com/office/drawing/2014/chartex" xmlns:cx1="http://schemas.microsoft.com/office/drawing/2015/9/8/chartex" xmlns:cx2="http://schemas.microsoft.com/office/drawing/2015/10/21/chartex" xmlns:cx3="http://schemas.microsoft.com/office/drawing/2016/5/9/chartex" xmlns:cx4="http://schemas.microsoft.com/office/drawing/2016/5/10/chartex" xmlns:cx5="http://schemas.microsoft.com/office/drawing/2016/5/11/chartex" xmlns:cx6="http://schemas.microsoft.com/office/drawing/2016/5/12/chartex" xmlns:cx7="http://schemas.microsoft.com/office/drawing/2016/5/13/chartex" xmlns:cx8="http://schemas.microsoft.com/office/drawing/2016/5/14/chartex" xmlns:m="http://schemas.openxmlformats.org/officeDocument/2006/math" xmlns:mc="http://schemas.openxmlformats.org/markup-compatibility/2006" xmlns:o="urn:schemas-microsoft-com:office:office" xmlns:r="http://schemas.openxmlformats.org/officeDocument/2006/relationships" xmlns:v="urn:schemas-microsoft-com:vml" xmlns:w="http://schemas.openxmlformats.org/wordprocessingml/2006/main" xmlns:w10="urn:schemas-microsoft-com:office:word" xmlns:w14="http://schemas.microsoft.com/office/word/2010/wordml" xmlns:w15="http://schemas.microsoft.com/office/word/2012/wordml" xmlns:w16="http://schemas.microsoft.com/office/word/2018/wordml" xmlns:w16cex="http://schemas.microsoft.com/office/word/2018/wordml/cex" xmlns:w16cid="http://schemas.microsoft.com/office/word/2016/wordml/cid" xmlns:w16sdtdh="http://schemas.microsoft.com/office/word/2020/wordml/sdtdatahash" xmlns:w16se="http://schemas.microsoft.com/office/word/2015/wordml/symex" xmlns:wne="http://schemas.microsoft.com/office/word/2006/wordml" xmlns:wp="http://schemas.openxmlformats.org/drawingml/2006/wordprocessingDrawing" xmlns:wp14="http://schemas.microsoft.com/office/word/2010/wordprocessingDrawing" xmlns:wpc="http://schemas.microsoft.com/office/word/2010/wordprocessingCanvas" xmlns:wpg="http://schemas.microsoft.com/office/word/2010/wordprocessingGroup" xmlns:wpi="http://schemas.microsoft.com/office/word/2010/wordprocessingInk" xmlns:wps="http://schemas.microsoft.com/office/word/2010/wordprocessingShape" mc:Ignorable="w14 w15 w16se w16cid w16 w16cex w16sdtdh wp14">
-  <w:abstractNum w15:restartNumberingAfterBreak="0" w:abstractNumId="0">
+<w:numbering xmlns:wpc="http://schemas.microsoft.com/office/word/2010/wordprocessingCanvas" xmlns:cx="http://schemas.microsoft.com/office/drawing/2014/chartex" xmlns:cx1="http://schemas.microsoft.com/office/drawing/2015/9/8/chartex" xmlns:cx2="http://schemas.microsoft.com/office/drawing/2015/10/21/chartex" xmlns:cx3="http://schemas.microsoft.com/office/drawing/2016/5/9/chartex" xmlns:cx4="http://schemas.microsoft.com/office/drawing/2016/5/10/chartex" xmlns:cx5="http://schemas.microsoft.com/office/drawing/2016/5/11/chartex" xmlns:cx6="http://schemas.microsoft.com/office/drawing/2016/5/12/chartex" xmlns:cx7="http://schemas.microsoft.com/office/drawing/2016/5/13/chartex" xmlns:cx8="http://schemas.microsoft.com/office/drawing/2016/5/14/chartex" xmlns:mc="http://schemas.openxmlformats.org/markup-compatibility/2006" xmlns:aink="http://schemas.microsoft.com/office/drawing/2016/ink" xmlns:am3d="http://schemas.microsoft.com/office/drawing/2017/model3d" xmlns:o="urn:schemas-microsoft-com:office:office" xmlns:r="http://schemas.openxmlformats.org/officeDocument/2006/relationships" xmlns:m="http://schemas.openxmlformats.org/officeDocument/2006/math" xmlns:v="urn:schemas-microsoft-com:vml" xmlns:wp14="http://schemas.microsoft.com/office/word/2010/wordprocessingDrawing" xmlns:wp="http://schemas.openxmlformats.org/drawingml/2006/wordprocessingDrawing" xmlns:w10="urn:schemas-microsoft-com:office:word" xmlns:w="http://schemas.openxmlformats.org/wordprocessingml/2006/main" xmlns:w14="http://schemas.microsoft.com/office/word/2010/wordml" xmlns:w15="http://schemas.microsoft.com/office/word/2012/wordml" xmlns:w16cex="http://schemas.microsoft.com/office/word/2018/wordml/cex" xmlns:w16cid="http://schemas.microsoft.com/office/word/2016/wordml/cid" xmlns:w16="http://schemas.microsoft.com/office/word/2018/wordml" xmlns:w16sdtdh="http://schemas.microsoft.com/office/word/2020/wordml/sdtdatahash" xmlns:w16se="http://schemas.microsoft.com/office/word/2015/wordml/symex" xmlns:wpg="http://schemas.microsoft.com/office/word/2010/wordprocessingGroup" xmlns:wpi="http://schemas.microsoft.com/office/word/2010/wordprocessingInk" xmlns:wne="http://schemas.microsoft.com/office/word/2006/wordml" xmlns:wps="http://schemas.microsoft.com/office/word/2010/wordprocessingShape" mc:Ignorable="w14 w15 w16se w16cid w16 w16cex w16sdtdh wp14">
+  <w:abstractNum w:abstractNumId="0" w15:restartNumberingAfterBreak="0">
+    <w:nsid w:val="0000A990"/>
+    <w:multiLevelType w:val="multilevel"/>
+    <w:tmpl w:val="2278AFA6"/>
+    <w:lvl w:ilvl="0">
+      <w:numFmt w:val="bullet"/>
+      <w:lvlText w:val=" "/>
+      <w:lvlJc w:val="left"/>
+      <w:pPr>
+        <w:ind w:left="720" w:hanging="360"/>
+      </w:pPr>
+    </w:lvl>
+    <w:lvl w:ilvl="1">
+      <w:numFmt w:val="bullet"/>
+      <w:lvlText w:val=" "/>
+      <w:lvlJc w:val="left"/>
+      <w:pPr>
+        <w:ind w:left="1440" w:hanging="360"/>
+      </w:pPr>
+    </w:lvl>
+    <w:lvl w:ilvl="2">
+      <w:numFmt w:val="bullet"/>
+      <w:lvlText w:val=" "/>
+      <w:lvlJc w:val="left"/>
+      <w:pPr>
+        <w:ind w:left="2160" w:hanging="360"/>
+      </w:pPr>
+    </w:lvl>
+    <w:lvl w:ilvl="3">
+      <w:numFmt w:val="bullet"/>
+      <w:lvlText w:val=" "/>
+      <w:lvlJc w:val="left"/>
+      <w:pPr>
+        <w:ind w:left="2880" w:hanging="360"/>
+      </w:pPr>
+    </w:lvl>
+    <w:lvl w:ilvl="4">
+      <w:numFmt w:val="bullet"/>
+      <w:lvlText w:val=" "/>
+      <w:lvlJc w:val="left"/>
+      <w:pPr>
+        <w:ind w:left="3600" w:hanging="360"/>
+      </w:pPr>
+    </w:lvl>
+    <w:lvl w:ilvl="5">
+      <w:numFmt w:val="bullet"/>
+      <w:lvlText w:val=" "/>
+      <w:lvlJc w:val="left"/>
+      <w:pPr>
+        <w:ind w:left="4320" w:hanging="360"/>
+      </w:pPr>
+    </w:lvl>
+    <w:lvl w:ilvl="6">
+      <w:numFmt w:val="bullet"/>
+      <w:lvlText w:val=" "/>
+      <w:lvlJc w:val="left"/>
+      <w:pPr>
+        <w:ind w:left="5040" w:hanging="360"/>
+      </w:pPr>
+    </w:lvl>
+    <w:lvl w:ilvl="7">
+      <w:numFmt w:val="bullet"/>
+      <w:lvlText w:val=" "/>
+      <w:lvlJc w:val="left"/>
+      <w:pPr>
+        <w:ind w:left="5760" w:hanging="360"/>
+      </w:pPr>
+    </w:lvl>
+    <w:lvl w:ilvl="8">
+      <w:numFmt w:val="bullet"/>
+      <w:lvlText w:val=" "/>
+      <w:lvlJc w:val="left"/>
+      <w:pPr>
+        <w:ind w:left="6480" w:hanging="360"/>
+      </w:pPr>
+    </w:lvl>
+  </w:abstractNum>
+  <w:abstractNum w:abstractNumId="1" w15:restartNumberingAfterBreak="0">
     <w:nsid w:val="170CD2DE"/>
     <w:multiLevelType w:val="multilevel"/>
     <w:tmpl w:val="C55C08B4"/>
@@ -1348,9 +2372,9 @@
       <w:lvlJc w:val="left"/>
       <w:pPr>
         <w:tabs>
-          <w:tab w:pos="0" w:val="num"/>
+          <w:tab w:val="num" w:pos="0"/>
         </w:tabs>
-        <w:ind w:hanging="480" w:left="480"/>
+        <w:ind w:left="480" w:hanging="480"/>
       </w:pPr>
     </w:lvl>
     <w:lvl w:ilvl="1">
@@ -1359,9 +2383,9 @@
       <w:lvlJc w:val="left"/>
       <w:pPr>
         <w:tabs>
-          <w:tab w:pos="720" w:val="num"/>
+          <w:tab w:val="num" w:pos="720"/>
         </w:tabs>
-        <w:ind w:hanging="480" w:left="1200"/>
+        <w:ind w:left="1200" w:hanging="480"/>
       </w:pPr>
     </w:lvl>
     <w:lvl w:ilvl="2">
@@ -1370,9 +2394,9 @@
       <w:lvlJc w:val="left"/>
       <w:pPr>
         <w:tabs>
-          <w:tab w:pos="1440" w:val="num"/>
+          <w:tab w:val="num" w:pos="1440"/>
         </w:tabs>
-        <w:ind w:hanging="480" w:left="1920"/>
+        <w:ind w:left="1920" w:hanging="480"/>
       </w:pPr>
     </w:lvl>
     <w:lvl w:ilvl="3">
@@ -1381,9 +2405,9 @@
       <w:lvlJc w:val="left"/>
       <w:pPr>
         <w:tabs>
-          <w:tab w:pos="2160" w:val="num"/>
+          <w:tab w:val="num" w:pos="2160"/>
         </w:tabs>
-        <w:ind w:hanging="480" w:left="2640"/>
+        <w:ind w:left="2640" w:hanging="480"/>
       </w:pPr>
     </w:lvl>
     <w:lvl w:ilvl="4">
@@ -1392,9 +2416,9 @@
       <w:lvlJc w:val="left"/>
       <w:pPr>
         <w:tabs>
-          <w:tab w:pos="2880" w:val="num"/>
+          <w:tab w:val="num" w:pos="2880"/>
         </w:tabs>
-        <w:ind w:hanging="480" w:left="3360"/>
+        <w:ind w:left="3360" w:hanging="480"/>
       </w:pPr>
     </w:lvl>
     <w:lvl w:ilvl="5">
@@ -1403,9 +2427,9 @@
       <w:lvlJc w:val="left"/>
       <w:pPr>
         <w:tabs>
-          <w:tab w:pos="3600" w:val="num"/>
+          <w:tab w:val="num" w:pos="3600"/>
         </w:tabs>
-        <w:ind w:hanging="480" w:left="4080"/>
+        <w:ind w:left="4080" w:hanging="480"/>
       </w:pPr>
     </w:lvl>
     <w:lvl w:ilvl="6">
@@ -1414,9 +2438,9 @@
       <w:lvlJc w:val="left"/>
       <w:pPr>
         <w:tabs>
-          <w:tab w:pos="4320" w:val="num"/>
+          <w:tab w:val="num" w:pos="4320"/>
         </w:tabs>
-        <w:ind w:hanging="480" w:left="4800"/>
+        <w:ind w:left="4800" w:hanging="480"/>
       </w:pPr>
     </w:lvl>
     <w:lvl w:ilvl="7">
@@ -1425,9 +2449,9 @@
       <w:lvlJc w:val="left"/>
       <w:pPr>
         <w:tabs>
-          <w:tab w:pos="5040" w:val="num"/>
+          <w:tab w:val="num" w:pos="5040"/>
         </w:tabs>
-        <w:ind w:hanging="480" w:left="5520"/>
+        <w:ind w:left="5520" w:hanging="480"/>
       </w:pPr>
     </w:lvl>
     <w:lvl w:ilvl="8">
@@ -1436,106 +2460,30 @@
       <w:lvlJc w:val="left"/>
       <w:pPr>
         <w:tabs>
-          <w:tab w:pos="5760" w:val="num"/>
+          <w:tab w:val="num" w:pos="5760"/>
         </w:tabs>
-        <w:ind w:hanging="480" w:left="6240"/>
-      </w:pPr>
-    </w:lvl>
-  </w:abstractNum>
-  <w:abstractNum w:abstractNumId="990">
-    <w:nsid w:val="0000A990"/>
-    <w:multiLevelType w:val="multilevel"/>
-    <w:lvl w:ilvl="0">
-      <w:numFmt w:val="bullet"/>
-      <w:lvlText w:val=" "/>
-      <w:lvlJc w:val="left"/>
-      <w:pPr>
-        <w:ind w:left="720" w:hanging="360"/>
-      </w:pPr>
-    </w:lvl>
-    <w:lvl w:ilvl="1">
-      <w:numFmt w:val="bullet"/>
-      <w:lvlText w:val=" "/>
-      <w:lvlJc w:val="left"/>
-      <w:pPr>
-        <w:ind w:left="1440" w:hanging="360"/>
-      </w:pPr>
-    </w:lvl>
-    <w:lvl w:ilvl="2">
-      <w:numFmt w:val="bullet"/>
-      <w:lvlText w:val=" "/>
-      <w:lvlJc w:val="left"/>
-      <w:pPr>
-        <w:ind w:left="2160" w:hanging="360"/>
-      </w:pPr>
-    </w:lvl>
-    <w:lvl w:ilvl="3">
-      <w:numFmt w:val="bullet"/>
-      <w:lvlText w:val=" "/>
-      <w:lvlJc w:val="left"/>
-      <w:pPr>
-        <w:ind w:left="2880" w:hanging="360"/>
-      </w:pPr>
-    </w:lvl>
-    <w:lvl w:ilvl="4">
-      <w:numFmt w:val="bullet"/>
-      <w:lvlText w:val=" "/>
-      <w:lvlJc w:val="left"/>
-      <w:pPr>
-        <w:ind w:left="3600" w:hanging="360"/>
-      </w:pPr>
-    </w:lvl>
-    <w:lvl w:ilvl="5">
-      <w:numFmt w:val="bullet"/>
-      <w:lvlText w:val=" "/>
-      <w:lvlJc w:val="left"/>
-      <w:pPr>
-        <w:ind w:left="4320" w:hanging="360"/>
-      </w:pPr>
-    </w:lvl>
-    <w:lvl w:ilvl="6">
-      <w:numFmt w:val="bullet"/>
-      <w:lvlText w:val=" "/>
-      <w:lvlJc w:val="left"/>
-      <w:pPr>
-        <w:ind w:left="5040" w:hanging="360"/>
-      </w:pPr>
-    </w:lvl>
-    <w:lvl w:ilvl="7">
-      <w:numFmt w:val="bullet"/>
-      <w:lvlText w:val=" "/>
-      <w:lvlJc w:val="left"/>
-      <w:pPr>
-        <w:ind w:left="5760" w:hanging="360"/>
-      </w:pPr>
-    </w:lvl>
-    <w:lvl w:ilvl="8">
-      <w:numFmt w:val="bullet"/>
-      <w:lvlText w:val=" "/>
-      <w:lvlJc w:val="left"/>
-      <w:pPr>
-        <w:ind w:left="6480" w:hanging="360"/>
+        <w:ind w:left="6240" w:hanging="480"/>
       </w:pPr>
     </w:lvl>
   </w:abstractNum>
   <w:num w:numId="1">
+    <w:abstractNumId w:val="1"/>
+  </w:num>
+  <w:num w:numId="2">
     <w:abstractNumId w:val="0"/>
-  </w:num>
-  <w:num w:numId="1000">
-    <w:abstractNumId w:val="990"/>
   </w:num>
 </w:numbering>
 </file>
 
 <file path=word/styles.xml><?xml version="1.0" encoding="utf-8"?>
-<w:styles xmlns:mc="http://schemas.openxmlformats.org/markup-compatibility/2006" xmlns:r="http://schemas.openxmlformats.org/officeDocument/2006/relationships" xmlns:w="http://schemas.openxmlformats.org/wordprocessingml/2006/main" xmlns:w14="http://schemas.microsoft.com/office/word/2010/wordml" xmlns:w15="http://schemas.microsoft.com/office/word/2012/wordml" xmlns:w16="http://schemas.microsoft.com/office/word/2018/wordml" xmlns:w16cex="http://schemas.microsoft.com/office/word/2018/wordml/cex" xmlns:w16cid="http://schemas.microsoft.com/office/word/2016/wordml/cid" xmlns:w16sdtdh="http://schemas.microsoft.com/office/word/2020/wordml/sdtdatahash" xmlns:w16se="http://schemas.microsoft.com/office/word/2015/wordml/symex" mc:Ignorable="w14 w15 w16se w16cid w16 w16cex w16sdtdh">
+<w:styles xmlns:mc="http://schemas.openxmlformats.org/markup-compatibility/2006" xmlns:r="http://schemas.openxmlformats.org/officeDocument/2006/relationships" xmlns:w="http://schemas.openxmlformats.org/wordprocessingml/2006/main" xmlns:w14="http://schemas.microsoft.com/office/word/2010/wordml" xmlns:w15="http://schemas.microsoft.com/office/word/2012/wordml" xmlns:w16cex="http://schemas.microsoft.com/office/word/2018/wordml/cex" xmlns:w16cid="http://schemas.microsoft.com/office/word/2016/wordml/cid" xmlns:w16="http://schemas.microsoft.com/office/word/2018/wordml" xmlns:w16sdtdh="http://schemas.microsoft.com/office/word/2020/wordml/sdtdatahash" xmlns:w16se="http://schemas.microsoft.com/office/word/2015/wordml/symex" mc:Ignorable="w14 w15 w16se w16cid w16 w16cex w16sdtdh">
   <w:docDefaults>
     <w:rPrDefault>
       <w:rPr>
-        <w:rFonts w:asciiTheme="minorHAnsi" w:cstheme="minorBidi" w:eastAsiaTheme="minorEastAsia" w:hAnsiTheme="minorHAnsi"/>
+        <w:rFonts w:asciiTheme="minorHAnsi" w:eastAsiaTheme="minorEastAsia" w:hAnsiTheme="minorHAnsi" w:cstheme="minorBidi"/>
         <w:sz w:val="24"/>
         <w:szCs w:val="24"/>
-        <w:lang w:bidi="ar-SA" w:eastAsia="zh-CN" w:val="en-US"/>
+        <w:lang w:val="en-US" w:eastAsia="zh-CN" w:bidi="ar-SA"/>
       </w:rPr>
     </w:rPrDefault>
     <w:pPrDefault>
@@ -1544,7 +2492,7 @@
       </w:pPr>
     </w:pPrDefault>
   </w:docDefaults>
-  <w:latentStyles w:count="376" w:defLockedState="0" w:defQFormat="0" w:defSemiHidden="0" w:defUIPriority="0" w:defUnhideWhenUsed="0">
+  <w:latentStyles w:defLockedState="0" w:defUIPriority="0" w:defSemiHidden="0" w:defUnhideWhenUsed="0" w:defQFormat="0" w:count="376">
     <w:lsdException w:name="heading 5" w:semiHidden="1" w:unhideWhenUsed="1"/>
     <w:lsdException w:name="index 2" w:semiHidden="1" w:unhideWhenUsed="1"/>
     <w:lsdException w:name="index 3" w:semiHidden="1" w:unhideWhenUsed="1"/>
@@ -1555,7 +2503,7 @@
     <w:lsdException w:name="index 8" w:semiHidden="1" w:unhideWhenUsed="1"/>
     <w:lsdException w:name="index 9" w:semiHidden="1" w:unhideWhenUsed="1"/>
     <w:lsdException w:name="toc 1" w:semiHidden="1" w:unhideWhenUsed="1"/>
-    <w:lsdException w:name="toc 2" w:semiHidden="1" w:unhideWhenUsed="1"/>
+    <w:lsdException w:name="toc 2" w:semiHidden="1" w:uiPriority="39" w:unhideWhenUsed="1"/>
     <w:lsdException w:name="toc 3" w:semiHidden="1" w:unhideWhenUsed="1"/>
     <w:lsdException w:name="toc 4" w:semiHidden="1" w:unhideWhenUsed="1"/>
     <w:lsdException w:name="toc 5" w:semiHidden="1" w:unhideWhenUsed="1"/>
@@ -1611,7 +2559,7 @@
     <w:lsdException w:name="Body Text Indent 2" w:semiHidden="1" w:unhideWhenUsed="1"/>
     <w:lsdException w:name="Body Text Indent 3" w:semiHidden="1" w:unhideWhenUsed="1"/>
     <w:lsdException w:name="Block Text" w:semiHidden="1" w:unhideWhenUsed="1"/>
-    <w:lsdException w:name="Hyperlink" w:semiHidden="1" w:unhideWhenUsed="1"/>
+    <w:lsdException w:name="Hyperlink" w:semiHidden="1" w:uiPriority="99" w:unhideWhenUsed="1"/>
     <w:lsdException w:name="FollowedHyperlink" w:semiHidden="1" w:unhideWhenUsed="1"/>
     <w:lsdException w:name="Document Map" w:semiHidden="1" w:unhideWhenUsed="1"/>
     <w:lsdException w:name="Plain Text" w:semiHidden="1" w:unhideWhenUsed="1"/>
@@ -1882,18 +2830,18 @@
     <w:lsdException w:name="Unresolved Mention" w:semiHidden="1" w:uiPriority="99" w:unhideWhenUsed="1"/>
     <w:lsdException w:name="Smart Link" w:semiHidden="1" w:uiPriority="99" w:unhideWhenUsed="1"/>
   </w:latentStyles>
-  <w:style w:default="1" w:styleId="Normal" w:type="paragraph">
+  <w:style w:type="paragraph" w:default="1" w:styleId="Normal">
     <w:name w:val="Normal"/>
     <w:qFormat/>
     <w:pPr>
       <w:spacing w:after="60"/>
     </w:pPr>
     <w:rPr>
-      <w:rFonts w:ascii="Calibri" w:cs="Calibri" w:hAnsi="Calibri"/>
+      <w:rFonts w:ascii="Calibri" w:hAnsi="Calibri" w:cs="Calibri"/>
       <w:sz w:val="20"/>
     </w:rPr>
   </w:style>
-  <w:style w:styleId="Titre1" w:type="paragraph">
+  <w:style w:type="paragraph" w:styleId="Titre1">
     <w:name w:val="heading 1"/>
     <w:basedOn w:val="Normal"/>
     <w:next w:val="Corpsdetexte"/>
@@ -1904,17 +2852,17 @@
     <w:pPr>
       <w:keepNext/>
       <w:keepLines/>
-      <w:spacing w:after="80" w:before="360"/>
+      <w:spacing w:before="360" w:after="80"/>
       <w:outlineLvl w:val="0"/>
     </w:pPr>
     <w:rPr>
-      <w:rFonts w:asciiTheme="majorHAnsi" w:cstheme="majorBidi" w:eastAsiaTheme="majorEastAsia" w:hAnsiTheme="majorHAnsi"/>
-      <w:color w:themeColor="accent1" w:themeShade="BF" w:val="0F4761"/>
+      <w:rFonts w:asciiTheme="majorHAnsi" w:eastAsiaTheme="majorEastAsia" w:hAnsiTheme="majorHAnsi" w:cstheme="majorBidi"/>
+      <w:color w:val="0F4761" w:themeColor="accent1" w:themeShade="BF"/>
       <w:sz w:val="40"/>
       <w:szCs w:val="40"/>
     </w:rPr>
   </w:style>
-  <w:style w:styleId="Titre2" w:type="paragraph">
+  <w:style w:type="paragraph" w:styleId="Titre2">
     <w:name w:val="heading 2"/>
     <w:basedOn w:val="Normal"/>
     <w:next w:val="Corpsdetexte"/>
@@ -1927,17 +2875,17 @@
     <w:pPr>
       <w:keepNext/>
       <w:keepLines/>
-      <w:spacing w:after="80" w:before="160"/>
+      <w:spacing w:before="160" w:after="80"/>
       <w:outlineLvl w:val="1"/>
     </w:pPr>
     <w:rPr>
-      <w:rFonts w:asciiTheme="majorHAnsi" w:cstheme="majorBidi" w:eastAsiaTheme="majorEastAsia" w:hAnsiTheme="majorHAnsi"/>
-      <w:color w:themeColor="accent1" w:themeShade="BF" w:val="0F4761"/>
+      <w:rFonts w:asciiTheme="majorHAnsi" w:eastAsiaTheme="majorEastAsia" w:hAnsiTheme="majorHAnsi" w:cstheme="majorBidi"/>
+      <w:color w:val="0F4761" w:themeColor="accent1" w:themeShade="BF"/>
       <w:sz w:val="32"/>
       <w:szCs w:val="32"/>
     </w:rPr>
   </w:style>
-  <w:style w:styleId="Titre3" w:type="paragraph">
+  <w:style w:type="paragraph" w:styleId="Titre3">
     <w:name w:val="heading 3"/>
     <w:basedOn w:val="Normal"/>
     <w:next w:val="Corpsdetexte"/>
@@ -1950,17 +2898,17 @@
     <w:pPr>
       <w:keepNext/>
       <w:keepLines/>
-      <w:spacing w:after="80" w:before="160"/>
+      <w:spacing w:before="160" w:after="80"/>
       <w:outlineLvl w:val="2"/>
     </w:pPr>
     <w:rPr>
-      <w:rFonts w:cstheme="majorBidi" w:eastAsiaTheme="majorEastAsia"/>
-      <w:color w:themeColor="accent1" w:themeShade="BF" w:val="0F4761"/>
+      <w:rFonts w:eastAsiaTheme="majorEastAsia" w:cstheme="majorBidi"/>
+      <w:color w:val="0F4761" w:themeColor="accent1" w:themeShade="BF"/>
       <w:sz w:val="28"/>
       <w:szCs w:val="28"/>
     </w:rPr>
   </w:style>
-  <w:style w:styleId="Titre4" w:type="paragraph">
+  <w:style w:type="paragraph" w:styleId="Titre4">
     <w:name w:val="heading 4"/>
     <w:basedOn w:val="Normal"/>
     <w:next w:val="Corpsdetexte"/>
@@ -1973,17 +2921,17 @@
     <w:pPr>
       <w:keepNext/>
       <w:keepLines/>
-      <w:spacing w:after="40" w:before="80"/>
+      <w:spacing w:before="80" w:after="40"/>
       <w:outlineLvl w:val="3"/>
     </w:pPr>
     <w:rPr>
-      <w:rFonts w:cstheme="majorBidi" w:eastAsiaTheme="majorEastAsia"/>
+      <w:rFonts w:eastAsiaTheme="majorEastAsia" w:cstheme="majorBidi"/>
       <w:i/>
       <w:iCs/>
-      <w:color w:themeColor="accent1" w:themeShade="BF" w:val="0F4761"/>
-    </w:rPr>
-  </w:style>
-  <w:style w:styleId="Titre5" w:type="paragraph">
+      <w:color w:val="0F4761" w:themeColor="accent1" w:themeShade="BF"/>
+    </w:rPr>
+  </w:style>
+  <w:style w:type="paragraph" w:styleId="Titre5">
     <w:name w:val="heading 5"/>
     <w:basedOn w:val="Normal"/>
     <w:next w:val="Corpsdetexte"/>
@@ -1996,15 +2944,15 @@
     <w:pPr>
       <w:keepNext/>
       <w:keepLines/>
-      <w:spacing w:after="40" w:before="80"/>
+      <w:spacing w:before="80" w:after="40"/>
       <w:outlineLvl w:val="4"/>
     </w:pPr>
     <w:rPr>
-      <w:rFonts w:cstheme="majorBidi" w:eastAsiaTheme="majorEastAsia"/>
-      <w:color w:themeColor="accent1" w:themeShade="BF" w:val="0F4761"/>
-    </w:rPr>
-  </w:style>
-  <w:style w:styleId="Titre6" w:type="paragraph">
+      <w:rFonts w:eastAsiaTheme="majorEastAsia" w:cstheme="majorBidi"/>
+      <w:color w:val="0F4761" w:themeColor="accent1" w:themeShade="BF"/>
+    </w:rPr>
+  </w:style>
+  <w:style w:type="paragraph" w:styleId="Titre6">
     <w:name w:val="heading 6"/>
     <w:basedOn w:val="Normal"/>
     <w:next w:val="Corpsdetexte"/>
@@ -2017,17 +2965,17 @@
     <w:pPr>
       <w:keepNext/>
       <w:keepLines/>
-      <w:spacing w:after="0" w:before="40"/>
+      <w:spacing w:before="40" w:after="0"/>
       <w:outlineLvl w:val="5"/>
     </w:pPr>
     <w:rPr>
-      <w:rFonts w:cstheme="majorBidi" w:eastAsiaTheme="majorEastAsia"/>
+      <w:rFonts w:eastAsiaTheme="majorEastAsia" w:cstheme="majorBidi"/>
       <w:i/>
       <w:iCs/>
-      <w:color w:themeColor="text1" w:themeTint="A6" w:val="595959"/>
-    </w:rPr>
-  </w:style>
-  <w:style w:styleId="Titre7" w:type="paragraph">
+      <w:color w:val="595959" w:themeColor="text1" w:themeTint="A6"/>
+    </w:rPr>
+  </w:style>
+  <w:style w:type="paragraph" w:styleId="Titre7">
     <w:name w:val="heading 7"/>
     <w:basedOn w:val="Normal"/>
     <w:next w:val="Corpsdetexte"/>
@@ -2040,15 +2988,15 @@
     <w:pPr>
       <w:keepNext/>
       <w:keepLines/>
-      <w:spacing w:after="0" w:before="40"/>
+      <w:spacing w:before="40" w:after="0"/>
       <w:outlineLvl w:val="6"/>
     </w:pPr>
     <w:rPr>
-      <w:rFonts w:cstheme="majorBidi" w:eastAsiaTheme="majorEastAsia"/>
-      <w:color w:themeColor="text1" w:themeTint="A6" w:val="595959"/>
-    </w:rPr>
-  </w:style>
-  <w:style w:styleId="Titre8" w:type="paragraph">
+      <w:rFonts w:eastAsiaTheme="majorEastAsia" w:cstheme="majorBidi"/>
+      <w:color w:val="595959" w:themeColor="text1" w:themeTint="A6"/>
+    </w:rPr>
+  </w:style>
+  <w:style w:type="paragraph" w:styleId="Titre8">
     <w:name w:val="heading 8"/>
     <w:basedOn w:val="Normal"/>
     <w:next w:val="Corpsdetexte"/>
@@ -2065,13 +3013,13 @@
       <w:outlineLvl w:val="7"/>
     </w:pPr>
     <w:rPr>
-      <w:rFonts w:cstheme="majorBidi" w:eastAsiaTheme="majorEastAsia"/>
+      <w:rFonts w:eastAsiaTheme="majorEastAsia" w:cstheme="majorBidi"/>
       <w:i/>
       <w:iCs/>
-      <w:color w:themeColor="text1" w:themeTint="D8" w:val="272727"/>
-    </w:rPr>
-  </w:style>
-  <w:style w:styleId="Titre9" w:type="paragraph">
+      <w:color w:val="272727" w:themeColor="text1" w:themeTint="D8"/>
+    </w:rPr>
+  </w:style>
+  <w:style w:type="paragraph" w:styleId="Titre9">
     <w:name w:val="heading 9"/>
     <w:basedOn w:val="Normal"/>
     <w:next w:val="Corpsdetexte"/>
@@ -2088,63 +3036,64 @@
       <w:outlineLvl w:val="8"/>
     </w:pPr>
     <w:rPr>
-      <w:rFonts w:cstheme="majorBidi" w:eastAsiaTheme="majorEastAsia"/>
-      <w:color w:themeColor="text1" w:themeTint="D8" w:val="272727"/>
-    </w:rPr>
-  </w:style>
-  <w:style w:default="1" w:styleId="Policepardfaut" w:type="character">
+      <w:rFonts w:eastAsiaTheme="majorEastAsia" w:cstheme="majorBidi"/>
+      <w:color w:val="272727" w:themeColor="text1" w:themeTint="D8"/>
+    </w:rPr>
+  </w:style>
+  <w:style w:type="character" w:default="1" w:styleId="Policepardfaut">
     <w:name w:val="Default Paragraph Font"/>
     <w:uiPriority w:val="1"/>
     <w:semiHidden/>
     <w:unhideWhenUsed/>
   </w:style>
-  <w:style w:default="1" w:styleId="TableauNormal" w:type="table">
+  <w:style w:type="table" w:default="1" w:styleId="TableauNormal">
     <w:name w:val="Normal Table"/>
     <w:uiPriority w:val="99"/>
     <w:semiHidden/>
     <w:unhideWhenUsed/>
     <w:tblPr>
-      <w:tblInd w:type="dxa" w:w="0"/>
+      <w:tblInd w:w="0" w:type="dxa"/>
       <w:tblCellMar>
-        <w:top w:type="dxa" w:w="0"/>
-        <w:left w:type="dxa" w:w="108"/>
-        <w:bottom w:type="dxa" w:w="0"/>
-        <w:right w:type="dxa" w:w="108"/>
+        <w:top w:w="0" w:type="dxa"/>
+        <w:left w:w="108" w:type="dxa"/>
+        <w:bottom w:w="0" w:type="dxa"/>
+        <w:right w:w="108" w:type="dxa"/>
       </w:tblCellMar>
     </w:tblPr>
   </w:style>
-  <w:style w:default="1" w:styleId="Aucuneliste" w:type="numbering">
+  <w:style w:type="numbering" w:default="1" w:styleId="Aucuneliste">
     <w:name w:val="No List"/>
     <w:uiPriority w:val="99"/>
     <w:semiHidden/>
     <w:unhideWhenUsed/>
   </w:style>
-  <w:style w:styleId="Corpsdetexte" w:type="paragraph">
+  <w:style w:type="paragraph" w:styleId="Corpsdetexte">
     <w:name w:val="Body Text"/>
     <w:basedOn w:val="Normal"/>
+    <w:link w:val="CorpsdetexteCar"/>
     <w:qFormat/>
     <w:pPr>
-      <w:spacing w:after="180" w:before="180"/>
+      <w:spacing w:before="180" w:after="180"/>
     </w:pPr>
   </w:style>
-  <w:style w:customStyle="1" w:styleId="FirstParagraph" w:type="paragraph">
+  <w:style w:type="paragraph" w:customStyle="1" w:styleId="FirstParagraph">
     <w:name w:val="First Paragraph"/>
     <w:basedOn w:val="Corpsdetexte"/>
     <w:next w:val="Corpsdetexte"/>
     <w:qFormat/>
     <w:pPr>
-      <w:spacing w:after="60" w:before="0"/>
+      <w:spacing w:before="0" w:after="60"/>
     </w:pPr>
   </w:style>
-  <w:style w:customStyle="1" w:styleId="Compact" w:type="paragraph">
+  <w:style w:type="paragraph" w:customStyle="1" w:styleId="Compact">
     <w:name w:val="Compact"/>
     <w:basedOn w:val="Corpsdetexte"/>
     <w:qFormat/>
     <w:pPr>
-      <w:spacing w:after="60" w:before="0"/>
+      <w:spacing w:before="0" w:after="60"/>
     </w:pPr>
   </w:style>
-  <w:style w:styleId="Titre" w:type="paragraph">
+  <w:style w:type="paragraph" w:styleId="Titre">
     <w:name w:val="Title"/>
     <w:basedOn w:val="Normal"/>
     <w:next w:val="Corpsdetexte"/>
@@ -2158,24 +3107,24 @@
       <w:jc w:val="center"/>
     </w:pPr>
     <w:rPr>
-      <w:rFonts w:asciiTheme="majorHAnsi" w:cstheme="majorBidi" w:eastAsiaTheme="majorEastAsia" w:hAnsiTheme="majorHAnsi"/>
+      <w:rFonts w:asciiTheme="majorHAnsi" w:eastAsiaTheme="majorEastAsia" w:hAnsiTheme="majorHAnsi" w:cstheme="majorBidi"/>
       <w:sz w:val="56"/>
       <w:szCs w:val="56"/>
     </w:rPr>
   </w:style>
-  <w:style w:customStyle="1" w:styleId="TitreCar" w:type="character">
+  <w:style w:type="character" w:customStyle="1" w:styleId="TitreCar">
     <w:name w:val="Titre Car"/>
     <w:basedOn w:val="Policepardfaut"/>
     <w:link w:val="Titre"/>
     <w:uiPriority w:val="10"/>
     <w:rsid w:val="00A10FD9"/>
     <w:rPr>
-      <w:rFonts w:asciiTheme="majorHAnsi" w:cstheme="majorBidi" w:eastAsiaTheme="majorEastAsia" w:hAnsiTheme="majorHAnsi"/>
+      <w:rFonts w:asciiTheme="majorHAnsi" w:eastAsiaTheme="majorEastAsia" w:hAnsiTheme="majorHAnsi" w:cstheme="majorBidi"/>
       <w:sz w:val="56"/>
       <w:szCs w:val="56"/>
     </w:rPr>
   </w:style>
-  <w:style w:styleId="Sous-titre" w:type="paragraph">
+  <w:style w:type="paragraph" w:styleId="Sous-titre">
     <w:name w:val="Subtitle"/>
     <w:basedOn w:val="Titre"/>
     <w:next w:val="Corpsdetexte"/>
@@ -2194,21 +3143,21 @@
       <w:szCs w:val="28"/>
     </w:rPr>
   </w:style>
-  <w:style w:customStyle="1" w:styleId="Sous-titreCar" w:type="character">
+  <w:style w:type="character" w:customStyle="1" w:styleId="Sous-titreCar">
     <w:name w:val="Sous-titre Car"/>
     <w:basedOn w:val="Policepardfaut"/>
     <w:link w:val="Sous-titre"/>
     <w:uiPriority w:val="11"/>
     <w:rsid w:val="00A10FD9"/>
     <w:rPr>
-      <w:rFonts w:cstheme="majorBidi" w:eastAsiaTheme="majorEastAsia"/>
-      <w:color w:themeColor="text1" w:themeTint="A6" w:val="595959"/>
+      <w:rFonts w:eastAsiaTheme="majorEastAsia" w:cstheme="majorBidi"/>
+      <w:color w:val="595959" w:themeColor="text1" w:themeTint="A6"/>
       <w:spacing w:val="15"/>
       <w:sz w:val="28"/>
       <w:szCs w:val="28"/>
     </w:rPr>
   </w:style>
-  <w:style w:customStyle="1" w:styleId="Author" w:type="paragraph">
+  <w:style w:type="paragraph" w:customStyle="1" w:styleId="Author">
     <w:name w:val="Author"/>
     <w:basedOn w:val="Titre"/>
     <w:next w:val="Corpsdetexte"/>
@@ -2222,7 +3171,7 @@
       <w:szCs w:val="24"/>
     </w:rPr>
   </w:style>
-  <w:style w:styleId="Date" w:type="paragraph">
+  <w:style w:type="paragraph" w:styleId="Date">
     <w:name w:val="Date"/>
     <w:basedOn w:val="Titre"/>
     <w:next w:val="Corpsdetexte"/>
@@ -2236,7 +3185,7 @@
       <w:szCs w:val="24"/>
     </w:rPr>
   </w:style>
-  <w:style w:customStyle="1" w:styleId="AbstractTitle" w:type="paragraph">
+  <w:style w:type="paragraph" w:customStyle="1" w:styleId="AbstractTitle">
     <w:name w:val="Abstract Title"/>
     <w:basedOn w:val="Normal"/>
     <w:next w:val="Abstract"/>
@@ -2244,7 +3193,7 @@
     <w:pPr>
       <w:keepNext/>
       <w:keepLines/>
-      <w:spacing w:after="0" w:before="300"/>
+      <w:spacing w:before="300" w:after="0"/>
       <w:jc w:val="center"/>
     </w:pPr>
     <w:rPr>
@@ -2252,7 +3201,7 @@
       <w:szCs w:val="20"/>
     </w:rPr>
   </w:style>
-  <w:style w:customStyle="1" w:styleId="Abstract" w:type="paragraph">
+  <w:style w:type="paragraph" w:customStyle="1" w:styleId="Abstract">
     <w:name w:val="Abstract"/>
     <w:basedOn w:val="Normal"/>
     <w:next w:val="Corpsdetexte"/>
@@ -2260,31 +3209,31 @@
     <w:pPr>
       <w:keepNext/>
       <w:keepLines/>
-      <w:spacing w:after="300" w:before="100"/>
+      <w:spacing w:before="100" w:after="300"/>
     </w:pPr>
     <w:rPr>
       <w:szCs w:val="20"/>
     </w:rPr>
   </w:style>
-  <w:style w:styleId="Bibliographie" w:type="paragraph">
+  <w:style w:type="paragraph" w:styleId="Bibliographie">
     <w:name w:val="Bibliography"/>
     <w:basedOn w:val="Normal"/>
     <w:qFormat/>
   </w:style>
-  <w:style w:customStyle="1" w:styleId="Titre1Car" w:type="character">
+  <w:style w:type="character" w:customStyle="1" w:styleId="Titre1Car">
     <w:name w:val="Titre 1 Car"/>
     <w:basedOn w:val="Policepardfaut"/>
     <w:link w:val="Titre1"/>
     <w:uiPriority w:val="9"/>
     <w:rsid w:val="00A10FD9"/>
     <w:rPr>
-      <w:rFonts w:asciiTheme="majorHAnsi" w:cstheme="majorBidi" w:eastAsiaTheme="majorEastAsia" w:hAnsiTheme="majorHAnsi"/>
-      <w:color w:themeColor="accent1" w:themeShade="BF" w:val="0F4761"/>
+      <w:rFonts w:asciiTheme="majorHAnsi" w:eastAsiaTheme="majorEastAsia" w:hAnsiTheme="majorHAnsi" w:cstheme="majorBidi"/>
+      <w:color w:val="0F4761" w:themeColor="accent1" w:themeShade="BF"/>
       <w:sz w:val="40"/>
       <w:szCs w:val="40"/>
     </w:rPr>
   </w:style>
-  <w:style w:customStyle="1" w:styleId="Titre2Car" w:type="character">
+  <w:style w:type="character" w:customStyle="1" w:styleId="Titre2Car">
     <w:name w:val="Titre 2 Car"/>
     <w:basedOn w:val="Policepardfaut"/>
     <w:link w:val="Titre2"/>
@@ -2292,13 +3241,13 @@
     <w:semiHidden/>
     <w:rsid w:val="00A10FD9"/>
     <w:rPr>
-      <w:rFonts w:asciiTheme="majorHAnsi" w:cstheme="majorBidi" w:eastAsiaTheme="majorEastAsia" w:hAnsiTheme="majorHAnsi"/>
-      <w:color w:themeColor="accent1" w:themeShade="BF" w:val="0F4761"/>
+      <w:rFonts w:asciiTheme="majorHAnsi" w:eastAsiaTheme="majorEastAsia" w:hAnsiTheme="majorHAnsi" w:cstheme="majorBidi"/>
+      <w:color w:val="0F4761" w:themeColor="accent1" w:themeShade="BF"/>
       <w:sz w:val="32"/>
       <w:szCs w:val="32"/>
     </w:rPr>
   </w:style>
-  <w:style w:customStyle="1" w:styleId="Titre3Car" w:type="character">
+  <w:style w:type="character" w:customStyle="1" w:styleId="Titre3Car">
     <w:name w:val="Titre 3 Car"/>
     <w:basedOn w:val="Policepardfaut"/>
     <w:link w:val="Titre3"/>
@@ -2306,13 +3255,13 @@
     <w:semiHidden/>
     <w:rsid w:val="00A10FD9"/>
     <w:rPr>
-      <w:rFonts w:cstheme="majorBidi" w:eastAsiaTheme="majorEastAsia"/>
-      <w:color w:themeColor="accent1" w:themeShade="BF" w:val="0F4761"/>
+      <w:rFonts w:eastAsiaTheme="majorEastAsia" w:cstheme="majorBidi"/>
+      <w:color w:val="0F4761" w:themeColor="accent1" w:themeShade="BF"/>
       <w:sz w:val="28"/>
       <w:szCs w:val="28"/>
     </w:rPr>
   </w:style>
-  <w:style w:customStyle="1" w:styleId="Titre4Car" w:type="character">
+  <w:style w:type="character" w:customStyle="1" w:styleId="Titre4Car">
     <w:name w:val="Titre 4 Car"/>
     <w:basedOn w:val="Policepardfaut"/>
     <w:link w:val="Titre4"/>
@@ -2320,13 +3269,13 @@
     <w:semiHidden/>
     <w:rsid w:val="00A10FD9"/>
     <w:rPr>
-      <w:rFonts w:cstheme="majorBidi" w:eastAsiaTheme="majorEastAsia"/>
+      <w:rFonts w:eastAsiaTheme="majorEastAsia" w:cstheme="majorBidi"/>
       <w:i/>
       <w:iCs/>
-      <w:color w:themeColor="accent1" w:themeShade="BF" w:val="0F4761"/>
-    </w:rPr>
-  </w:style>
-  <w:style w:customStyle="1" w:styleId="Titre5Car" w:type="character">
+      <w:color w:val="0F4761" w:themeColor="accent1" w:themeShade="BF"/>
+    </w:rPr>
+  </w:style>
+  <w:style w:type="character" w:customStyle="1" w:styleId="Titre5Car">
     <w:name w:val="Titre 5 Car"/>
     <w:basedOn w:val="Policepardfaut"/>
     <w:link w:val="Titre5"/>
@@ -2334,11 +3283,11 @@
     <w:semiHidden/>
     <w:rsid w:val="00A10FD9"/>
     <w:rPr>
-      <w:rFonts w:cstheme="majorBidi" w:eastAsiaTheme="majorEastAsia"/>
-      <w:color w:themeColor="accent1" w:themeShade="BF" w:val="0F4761"/>
-    </w:rPr>
-  </w:style>
-  <w:style w:customStyle="1" w:styleId="Titre6Car" w:type="character">
+      <w:rFonts w:eastAsiaTheme="majorEastAsia" w:cstheme="majorBidi"/>
+      <w:color w:val="0F4761" w:themeColor="accent1" w:themeShade="BF"/>
+    </w:rPr>
+  </w:style>
+  <w:style w:type="character" w:customStyle="1" w:styleId="Titre6Car">
     <w:name w:val="Titre 6 Car"/>
     <w:basedOn w:val="Policepardfaut"/>
     <w:link w:val="Titre6"/>
@@ -2346,13 +3295,13 @@
     <w:semiHidden/>
     <w:rsid w:val="00A10FD9"/>
     <w:rPr>
-      <w:rFonts w:cstheme="majorBidi" w:eastAsiaTheme="majorEastAsia"/>
+      <w:rFonts w:eastAsiaTheme="majorEastAsia" w:cstheme="majorBidi"/>
       <w:i/>
       <w:iCs/>
-      <w:color w:themeColor="text1" w:themeTint="A6" w:val="595959"/>
-    </w:rPr>
-  </w:style>
-  <w:style w:customStyle="1" w:styleId="Titre7Car" w:type="character">
+      <w:color w:val="595959" w:themeColor="text1" w:themeTint="A6"/>
+    </w:rPr>
+  </w:style>
+  <w:style w:type="character" w:customStyle="1" w:styleId="Titre7Car">
     <w:name w:val="Titre 7 Car"/>
     <w:basedOn w:val="Policepardfaut"/>
     <w:link w:val="Titre7"/>
@@ -2360,11 +3309,11 @@
     <w:semiHidden/>
     <w:rsid w:val="00A10FD9"/>
     <w:rPr>
-      <w:rFonts w:cstheme="majorBidi" w:eastAsiaTheme="majorEastAsia"/>
-      <w:color w:themeColor="text1" w:themeTint="A6" w:val="595959"/>
-    </w:rPr>
-  </w:style>
-  <w:style w:customStyle="1" w:styleId="Titre8Car" w:type="character">
+      <w:rFonts w:eastAsiaTheme="majorEastAsia" w:cstheme="majorBidi"/>
+      <w:color w:val="595959" w:themeColor="text1" w:themeTint="A6"/>
+    </w:rPr>
+  </w:style>
+  <w:style w:type="character" w:customStyle="1" w:styleId="Titre8Car">
     <w:name w:val="Titre 8 Car"/>
     <w:basedOn w:val="Policepardfaut"/>
     <w:link w:val="Titre8"/>
@@ -2372,13 +3321,13 @@
     <w:semiHidden/>
     <w:rsid w:val="00A10FD9"/>
     <w:rPr>
-      <w:rFonts w:cstheme="majorBidi" w:eastAsiaTheme="majorEastAsia"/>
+      <w:rFonts w:eastAsiaTheme="majorEastAsia" w:cstheme="majorBidi"/>
       <w:i/>
       <w:iCs/>
-      <w:color w:themeColor="text1" w:themeTint="D8" w:val="272727"/>
-    </w:rPr>
-  </w:style>
-  <w:style w:customStyle="1" w:styleId="Titre9Car" w:type="character">
+      <w:color w:val="272727" w:themeColor="text1" w:themeTint="D8"/>
+    </w:rPr>
+  </w:style>
+  <w:style w:type="character" w:customStyle="1" w:styleId="Titre9Car">
     <w:name w:val="Titre 9 Car"/>
     <w:basedOn w:val="Policepardfaut"/>
     <w:link w:val="Titre9"/>
@@ -2386,11 +3335,11 @@
     <w:semiHidden/>
     <w:rsid w:val="00A10FD9"/>
     <w:rPr>
-      <w:rFonts w:cstheme="majorBidi" w:eastAsiaTheme="majorEastAsia"/>
-      <w:color w:themeColor="text1" w:themeTint="D8" w:val="272727"/>
-    </w:rPr>
-  </w:style>
-  <w:style w:styleId="Normalcentr" w:type="paragraph">
+      <w:rFonts w:eastAsiaTheme="majorEastAsia" w:cstheme="majorBidi"/>
+      <w:color w:val="272727" w:themeColor="text1" w:themeTint="D8"/>
+    </w:rPr>
+  </w:style>
+  <w:style w:type="paragraph" w:styleId="Normalcentr">
     <w:name w:val="Block Text"/>
     <w:basedOn w:val="Corpsdetexte"/>
     <w:next w:val="Corpsdetexte"/>
@@ -2398,18 +3347,18 @@
     <w:unhideWhenUsed/>
     <w:qFormat/>
     <w:pPr>
-      <w:spacing w:after="100" w:before="100"/>
+      <w:spacing w:before="100" w:after="100"/>
       <w:ind w:left="480" w:right="480"/>
     </w:pPr>
   </w:style>
-  <w:style w:styleId="Notedebasdepage" w:type="paragraph">
+  <w:style w:type="paragraph" w:styleId="Notedebasdepage">
     <w:name w:val="footnote text"/>
     <w:basedOn w:val="Normal"/>
     <w:uiPriority w:val="9"/>
     <w:unhideWhenUsed/>
     <w:qFormat/>
   </w:style>
-  <w:style w:customStyle="1" w:styleId="FootnoteBlockText" w:type="paragraph">
+  <w:style w:type="paragraph" w:customStyle="1" w:styleId="FootnoteBlockText">
     <w:name w:val="Footnote Block Text"/>
     <w:basedOn w:val="Notedebasdepage"/>
     <w:next w:val="Notedebasdepage"/>
@@ -2417,38 +3366,38 @@
     <w:unhideWhenUsed/>
     <w:qFormat/>
     <w:pPr>
-      <w:spacing w:after="100" w:before="100"/>
+      <w:spacing w:before="100" w:after="100"/>
       <w:ind w:left="480" w:right="480"/>
     </w:pPr>
   </w:style>
-  <w:style w:customStyle="1" w:styleId="Table" w:type="table">
+  <w:style w:type="table" w:customStyle="1" w:styleId="Table">
     <w:name w:val="Table"/>
     <w:qFormat/>
     <w:rPr>
       <w:sz w:val="17"/>
       <w:szCs w:val="20"/>
-      <w:lang w:eastAsia="fr-BF" w:val="fr-BF"/>
+      <w:lang/>
     </w:rPr>
     <w:tblPr>
-      <w:tblInd w:type="dxa" w:w="0"/>
+      <w:tblInd w:w="0" w:type="dxa"/>
       <w:tblCellMar>
-        <w:top w:type="dxa" w:w="0"/>
-        <w:left w:type="dxa" w:w="108"/>
-        <w:bottom w:type="dxa" w:w="0"/>
-        <w:right w:type="dxa" w:w="108"/>
+        <w:top w:w="0" w:type="dxa"/>
+        <w:left w:w="108" w:type="dxa"/>
+        <w:bottom w:w="0" w:type="dxa"/>
+        <w:right w:w="108" w:type="dxa"/>
       </w:tblCellMar>
     </w:tblPr>
     <w:tblStylePr w:type="firstRow">
       <w:tblPr/>
       <w:tcPr>
         <w:tcBorders>
-          <w:bottom w:color="auto" w:space="0" w:sz="0" w:val="single"/>
+          <w:bottom w:val="single" w:sz="0" w:space="0" w:color="auto"/>
         </w:tcBorders>
         <w:vAlign w:val="bottom"/>
       </w:tcPr>
     </w:tblStylePr>
   </w:style>
-  <w:style w:customStyle="1" w:styleId="DefinitionTerm" w:type="paragraph">
+  <w:style w:type="paragraph" w:customStyle="1" w:styleId="DefinitionTerm">
     <w:name w:val="Definition Term"/>
     <w:basedOn w:val="Normal"/>
     <w:next w:val="Definition"/>
@@ -2461,11 +3410,11 @@
       <w:b/>
     </w:rPr>
   </w:style>
-  <w:style w:customStyle="1" w:styleId="Definition" w:type="paragraph">
+  <w:style w:type="paragraph" w:customStyle="1" w:styleId="Definition">
     <w:name w:val="Definition"/>
     <w:basedOn w:val="Normal"/>
   </w:style>
-  <w:style w:styleId="Lgende" w:type="paragraph">
+  <w:style w:type="paragraph" w:styleId="Lgende">
     <w:name w:val="caption"/>
     <w:basedOn w:val="Normal"/>
     <w:link w:val="LgendeCar"/>
@@ -2476,60 +3425,62 @@
       <w:i/>
     </w:rPr>
   </w:style>
-  <w:style w:customStyle="1" w:styleId="TableCaption" w:type="paragraph">
+  <w:style w:type="paragraph" w:customStyle="1" w:styleId="TableCaption">
     <w:name w:val="Table Caption"/>
     <w:basedOn w:val="Lgende"/>
     <w:pPr>
       <w:keepNext/>
     </w:pPr>
   </w:style>
-  <w:style w:customStyle="1" w:styleId="ImageCaption" w:type="paragraph">
+  <w:style w:type="paragraph" w:customStyle="1" w:styleId="ImageCaption">
     <w:name w:val="Image Caption"/>
     <w:basedOn w:val="Lgende"/>
   </w:style>
-  <w:style w:customStyle="1" w:styleId="Figure" w:type="paragraph">
+  <w:style w:type="paragraph" w:customStyle="1" w:styleId="Figure">
     <w:name w:val="Figure"/>
     <w:basedOn w:val="Normal"/>
   </w:style>
-  <w:style w:customStyle="1" w:styleId="CaptionedFigure" w:type="paragraph">
+  <w:style w:type="paragraph" w:customStyle="1" w:styleId="CaptionedFigure">
     <w:name w:val="Captioned Figure"/>
     <w:basedOn w:val="Figure"/>
     <w:pPr>
       <w:keepNext/>
     </w:pPr>
   </w:style>
-  <w:style w:customStyle="1" w:styleId="LgendeCar" w:type="character">
+  <w:style w:type="character" w:customStyle="1" w:styleId="LgendeCar">
     <w:name w:val="Légende Car"/>
     <w:basedOn w:val="Policepardfaut"/>
     <w:link w:val="Lgende"/>
   </w:style>
-  <w:style w:customStyle="1" w:styleId="VerbatimChar" w:type="character">
+  <w:style w:type="character" w:customStyle="1" w:styleId="VerbatimChar">
     <w:name w:val="Verbatim Char"/>
     <w:basedOn w:val="LgendeCar"/>
+    <w:link w:val="SourceCode"/>
     <w:rPr>
       <w:rFonts w:ascii="Consolas" w:hAnsi="Consolas"/>
       <w:sz w:val="16"/>
     </w:rPr>
   </w:style>
-  <w:style w:customStyle="1" w:styleId="SectionNumber" w:type="character">
+  <w:style w:type="character" w:customStyle="1" w:styleId="SectionNumber">
     <w:name w:val="Section Number"/>
     <w:basedOn w:val="LgendeCar"/>
   </w:style>
-  <w:style w:styleId="Appelnotedebasdep" w:type="character">
+  <w:style w:type="character" w:styleId="Appelnotedebasdep">
     <w:name w:val="footnote reference"/>
     <w:basedOn w:val="LgendeCar"/>
     <w:rPr>
       <w:vertAlign w:val="superscript"/>
     </w:rPr>
   </w:style>
-  <w:style w:styleId="Lienhypertexte" w:type="character">
+  <w:style w:type="character" w:styleId="Lienhypertexte">
     <w:name w:val="Hyperlink"/>
     <w:basedOn w:val="LgendeCar"/>
-    <w:rPr>
-      <w:color w:themeColor="accent1" w:val="156082"/>
-    </w:rPr>
-  </w:style>
-  <w:style w:styleId="En-ttedetabledesmatires" w:type="paragraph">
+    <w:uiPriority w:val="99"/>
+    <w:rPr>
+      <w:color w:val="156082" w:themeColor="accent1"/>
+    </w:rPr>
+  </w:style>
+  <w:style w:type="paragraph" w:styleId="En-ttedetabledesmatires">
     <w:name w:val="TOC Heading"/>
     <w:basedOn w:val="Titre1"/>
     <w:next w:val="Corpsdetexte"/>
@@ -2546,234 +3497,388 @@
     <w:basedOn w:val="Normal"/>
     <w:link w:val="VerbatimChar"/>
     <w:pPr>
-      <w:wordWrap w:val="off"/>
+      <w:wordWrap w:val="0"/>
     </w:pPr>
   </w:style>
   <w:style w:type="character" w:customStyle="1" w:styleId="KeywordTok">
     <w:name w:val="KeywordTok"/>
     <w:basedOn w:val="VerbatimChar"/>
     <w:rPr>
+      <w:rFonts w:ascii="Consolas" w:hAnsi="Consolas"/>
       <w:b/>
       <w:color w:val="007020"/>
+      <w:sz w:val="16"/>
     </w:rPr>
   </w:style>
   <w:style w:type="character" w:customStyle="1" w:styleId="DataTypeTok">
     <w:name w:val="DataTypeTok"/>
     <w:basedOn w:val="VerbatimChar"/>
     <w:rPr>
+      <w:rFonts w:ascii="Consolas" w:hAnsi="Consolas"/>
       <w:color w:val="902000"/>
+      <w:sz w:val="16"/>
     </w:rPr>
   </w:style>
   <w:style w:type="character" w:customStyle="1" w:styleId="DecValTok">
     <w:name w:val="DecValTok"/>
     <w:basedOn w:val="VerbatimChar"/>
     <w:rPr>
-      <w:color w:val="40a070"/>
+      <w:rFonts w:ascii="Consolas" w:hAnsi="Consolas"/>
+      <w:color w:val="40A070"/>
+      <w:sz w:val="16"/>
     </w:rPr>
   </w:style>
   <w:style w:type="character" w:customStyle="1" w:styleId="BaseNTok">
     <w:name w:val="BaseNTok"/>
     <w:basedOn w:val="VerbatimChar"/>
     <w:rPr>
-      <w:color w:val="40a070"/>
+      <w:rFonts w:ascii="Consolas" w:hAnsi="Consolas"/>
+      <w:color w:val="40A070"/>
+      <w:sz w:val="16"/>
     </w:rPr>
   </w:style>
   <w:style w:type="character" w:customStyle="1" w:styleId="FloatTok">
     <w:name w:val="FloatTok"/>
     <w:basedOn w:val="VerbatimChar"/>
     <w:rPr>
-      <w:color w:val="40a070"/>
+      <w:rFonts w:ascii="Consolas" w:hAnsi="Consolas"/>
+      <w:color w:val="40A070"/>
+      <w:sz w:val="16"/>
     </w:rPr>
   </w:style>
   <w:style w:type="character" w:customStyle="1" w:styleId="ConstantTok">
     <w:name w:val="ConstantTok"/>
     <w:basedOn w:val="VerbatimChar"/>
     <w:rPr>
+      <w:rFonts w:ascii="Consolas" w:hAnsi="Consolas"/>
       <w:color w:val="880000"/>
+      <w:sz w:val="16"/>
     </w:rPr>
   </w:style>
   <w:style w:type="character" w:customStyle="1" w:styleId="CharTok">
     <w:name w:val="CharTok"/>
     <w:basedOn w:val="VerbatimChar"/>
     <w:rPr>
-      <w:color w:val="4070a0"/>
+      <w:rFonts w:ascii="Consolas" w:hAnsi="Consolas"/>
+      <w:color w:val="4070A0"/>
+      <w:sz w:val="16"/>
     </w:rPr>
   </w:style>
   <w:style w:type="character" w:customStyle="1" w:styleId="SpecialCharTok">
     <w:name w:val="SpecialCharTok"/>
     <w:basedOn w:val="VerbatimChar"/>
     <w:rPr>
-      <w:color w:val="4070a0"/>
+      <w:rFonts w:ascii="Consolas" w:hAnsi="Consolas"/>
+      <w:color w:val="4070A0"/>
+      <w:sz w:val="16"/>
     </w:rPr>
   </w:style>
   <w:style w:type="character" w:customStyle="1" w:styleId="StringTok">
     <w:name w:val="StringTok"/>
     <w:basedOn w:val="VerbatimChar"/>
     <w:rPr>
-      <w:color w:val="4070a0"/>
+      <w:rFonts w:ascii="Consolas" w:hAnsi="Consolas"/>
+      <w:color w:val="4070A0"/>
+      <w:sz w:val="16"/>
     </w:rPr>
   </w:style>
   <w:style w:type="character" w:customStyle="1" w:styleId="VerbatimStringTok">
     <w:name w:val="VerbatimStringTok"/>
     <w:basedOn w:val="VerbatimChar"/>
     <w:rPr>
-      <w:color w:val="4070a0"/>
+      <w:rFonts w:ascii="Consolas" w:hAnsi="Consolas"/>
+      <w:color w:val="4070A0"/>
+      <w:sz w:val="16"/>
     </w:rPr>
   </w:style>
   <w:style w:type="character" w:customStyle="1" w:styleId="SpecialStringTok">
     <w:name w:val="SpecialStringTok"/>
     <w:basedOn w:val="VerbatimChar"/>
     <w:rPr>
-      <w:color w:val="bb6688"/>
+      <w:rFonts w:ascii="Consolas" w:hAnsi="Consolas"/>
+      <w:color w:val="BB6688"/>
+      <w:sz w:val="16"/>
     </w:rPr>
   </w:style>
   <w:style w:type="character" w:customStyle="1" w:styleId="ImportTok">
     <w:name w:val="ImportTok"/>
     <w:basedOn w:val="VerbatimChar"/>
     <w:rPr>
+      <w:rFonts w:ascii="Consolas" w:hAnsi="Consolas"/>
       <w:b/>
       <w:color w:val="008000"/>
+      <w:sz w:val="16"/>
     </w:rPr>
   </w:style>
   <w:style w:type="character" w:customStyle="1" w:styleId="CommentTok">
     <w:name w:val="CommentTok"/>
     <w:basedOn w:val="VerbatimChar"/>
     <w:rPr>
+      <w:rFonts w:ascii="Consolas" w:hAnsi="Consolas"/>
       <w:i/>
-      <w:color w:val="60a0b0"/>
+      <w:color w:val="60A0B0"/>
+      <w:sz w:val="16"/>
     </w:rPr>
   </w:style>
   <w:style w:type="character" w:customStyle="1" w:styleId="DocumentationTok">
     <w:name w:val="DocumentationTok"/>
     <w:basedOn w:val="VerbatimChar"/>
     <w:rPr>
+      <w:rFonts w:ascii="Consolas" w:hAnsi="Consolas"/>
       <w:i/>
-      <w:color w:val="ba2121"/>
+      <w:color w:val="BA2121"/>
+      <w:sz w:val="16"/>
     </w:rPr>
   </w:style>
   <w:style w:type="character" w:customStyle="1" w:styleId="AnnotationTok">
     <w:name w:val="AnnotationTok"/>
     <w:basedOn w:val="VerbatimChar"/>
     <w:rPr>
+      <w:rFonts w:ascii="Consolas" w:hAnsi="Consolas"/>
       <w:b/>
       <w:i/>
-      <w:color w:val="60a0b0"/>
+      <w:color w:val="60A0B0"/>
+      <w:sz w:val="16"/>
     </w:rPr>
   </w:style>
   <w:style w:type="character" w:customStyle="1" w:styleId="CommentVarTok">
     <w:name w:val="CommentVarTok"/>
     <w:basedOn w:val="VerbatimChar"/>
     <w:rPr>
+      <w:rFonts w:ascii="Consolas" w:hAnsi="Consolas"/>
       <w:b/>
       <w:i/>
-      <w:color w:val="60a0b0"/>
+      <w:color w:val="60A0B0"/>
+      <w:sz w:val="16"/>
     </w:rPr>
   </w:style>
   <w:style w:type="character" w:customStyle="1" w:styleId="OtherTok">
     <w:name w:val="OtherTok"/>
     <w:basedOn w:val="VerbatimChar"/>
     <w:rPr>
+      <w:rFonts w:ascii="Consolas" w:hAnsi="Consolas"/>
       <w:color w:val="007020"/>
+      <w:sz w:val="16"/>
     </w:rPr>
   </w:style>
   <w:style w:type="character" w:customStyle="1" w:styleId="FunctionTok">
     <w:name w:val="FunctionTok"/>
     <w:basedOn w:val="VerbatimChar"/>
     <w:rPr>
-      <w:color w:val="06287e"/>
+      <w:rFonts w:ascii="Consolas" w:hAnsi="Consolas"/>
+      <w:color w:val="06287E"/>
+      <w:sz w:val="16"/>
     </w:rPr>
   </w:style>
   <w:style w:type="character" w:customStyle="1" w:styleId="VariableTok">
     <w:name w:val="VariableTok"/>
     <w:basedOn w:val="VerbatimChar"/>
     <w:rPr>
-      <w:color w:val="19177c"/>
+      <w:rFonts w:ascii="Consolas" w:hAnsi="Consolas"/>
+      <w:color w:val="19177C"/>
+      <w:sz w:val="16"/>
     </w:rPr>
   </w:style>
   <w:style w:type="character" w:customStyle="1" w:styleId="ControlFlowTok">
     <w:name w:val="ControlFlowTok"/>
     <w:basedOn w:val="VerbatimChar"/>
     <w:rPr>
+      <w:rFonts w:ascii="Consolas" w:hAnsi="Consolas"/>
       <w:b/>
       <w:color w:val="007020"/>
+      <w:sz w:val="16"/>
     </w:rPr>
   </w:style>
   <w:style w:type="character" w:customStyle="1" w:styleId="OperatorTok">
     <w:name w:val="OperatorTok"/>
     <w:basedOn w:val="VerbatimChar"/>
     <w:rPr>
+      <w:rFonts w:ascii="Consolas" w:hAnsi="Consolas"/>
       <w:color w:val="666666"/>
+      <w:sz w:val="16"/>
     </w:rPr>
   </w:style>
   <w:style w:type="character" w:customStyle="1" w:styleId="BuiltInTok">
     <w:name w:val="BuiltInTok"/>
     <w:basedOn w:val="VerbatimChar"/>
     <w:rPr>
+      <w:rFonts w:ascii="Consolas" w:hAnsi="Consolas"/>
       <w:color w:val="008000"/>
+      <w:sz w:val="16"/>
     </w:rPr>
   </w:style>
   <w:style w:type="character" w:customStyle="1" w:styleId="ExtensionTok">
     <w:name w:val="ExtensionTok"/>
     <w:basedOn w:val="VerbatimChar"/>
-    <w:rPr/>
+    <w:rPr>
+      <w:rFonts w:ascii="Consolas" w:hAnsi="Consolas"/>
+      <w:sz w:val="16"/>
+    </w:rPr>
   </w:style>
   <w:style w:type="character" w:customStyle="1" w:styleId="PreprocessorTok">
     <w:name w:val="PreprocessorTok"/>
     <w:basedOn w:val="VerbatimChar"/>
     <w:rPr>
-      <w:color w:val="bc7a00"/>
+      <w:rFonts w:ascii="Consolas" w:hAnsi="Consolas"/>
+      <w:color w:val="BC7A00"/>
+      <w:sz w:val="16"/>
     </w:rPr>
   </w:style>
   <w:style w:type="character" w:customStyle="1" w:styleId="AttributeTok">
     <w:name w:val="AttributeTok"/>
     <w:basedOn w:val="VerbatimChar"/>
     <w:rPr>
-      <w:color w:val="7d9029"/>
+      <w:rFonts w:ascii="Consolas" w:hAnsi="Consolas"/>
+      <w:color w:val="7D9029"/>
+      <w:sz w:val="16"/>
     </w:rPr>
   </w:style>
   <w:style w:type="character" w:customStyle="1" w:styleId="RegionMarkerTok">
     <w:name w:val="RegionMarkerTok"/>
     <w:basedOn w:val="VerbatimChar"/>
-    <w:rPr/>
+    <w:rPr>
+      <w:rFonts w:ascii="Consolas" w:hAnsi="Consolas"/>
+      <w:sz w:val="16"/>
+    </w:rPr>
   </w:style>
   <w:style w:type="character" w:customStyle="1" w:styleId="InformationTok">
     <w:name w:val="InformationTok"/>
     <w:basedOn w:val="VerbatimChar"/>
     <w:rPr>
+      <w:rFonts w:ascii="Consolas" w:hAnsi="Consolas"/>
       <w:b/>
       <w:i/>
-      <w:color w:val="60a0b0"/>
+      <w:color w:val="60A0B0"/>
+      <w:sz w:val="16"/>
     </w:rPr>
   </w:style>
   <w:style w:type="character" w:customStyle="1" w:styleId="WarningTok">
     <w:name w:val="WarningTok"/>
     <w:basedOn w:val="VerbatimChar"/>
     <w:rPr>
+      <w:rFonts w:ascii="Consolas" w:hAnsi="Consolas"/>
       <w:b/>
       <w:i/>
-      <w:color w:val="60a0b0"/>
+      <w:color w:val="60A0B0"/>
+      <w:sz w:val="16"/>
     </w:rPr>
   </w:style>
   <w:style w:type="character" w:customStyle="1" w:styleId="AlertTok">
     <w:name w:val="AlertTok"/>
     <w:basedOn w:val="VerbatimChar"/>
     <w:rPr>
+      <w:rFonts w:ascii="Consolas" w:hAnsi="Consolas"/>
       <w:b/>
-      <w:color w:val="ff0000"/>
+      <w:color w:val="FF0000"/>
+      <w:sz w:val="16"/>
     </w:rPr>
   </w:style>
   <w:style w:type="character" w:customStyle="1" w:styleId="ErrorTok">
     <w:name w:val="ErrorTok"/>
     <w:basedOn w:val="VerbatimChar"/>
     <w:rPr>
+      <w:rFonts w:ascii="Consolas" w:hAnsi="Consolas"/>
       <w:b/>
-      <w:color w:val="ff0000"/>
+      <w:color w:val="FF0000"/>
+      <w:sz w:val="16"/>
     </w:rPr>
   </w:style>
   <w:style w:type="character" w:customStyle="1" w:styleId="NormalTok">
     <w:name w:val="NormalTok"/>
     <w:basedOn w:val="VerbatimChar"/>
-    <w:rPr/>
+    <w:rPr>
+      <w:rFonts w:ascii="Consolas" w:hAnsi="Consolas"/>
+      <w:sz w:val="16"/>
+    </w:rPr>
+  </w:style>
+  <w:style w:type="character" w:customStyle="1" w:styleId="CorpsdetexteCar">
+    <w:name w:val="Corps de texte Car"/>
+    <w:basedOn w:val="Policepardfaut"/>
+    <w:link w:val="Corpsdetexte"/>
+    <w:rsid w:val="00E85B6C"/>
+    <w:rPr>
+      <w:rFonts w:ascii="Calibri" w:hAnsi="Calibri" w:cs="Calibri"/>
+      <w:sz w:val="20"/>
+    </w:rPr>
+  </w:style>
+  <w:style w:type="paragraph" w:styleId="En-tte">
+    <w:name w:val="header"/>
+    <w:basedOn w:val="Normal"/>
+    <w:link w:val="En-tteCar"/>
+    <w:unhideWhenUsed/>
+    <w:rsid w:val="00E00258"/>
+    <w:pPr>
+      <w:tabs>
+        <w:tab w:val="center" w:pos="4536"/>
+        <w:tab w:val="right" w:pos="9072"/>
+      </w:tabs>
+      <w:spacing w:after="0"/>
+    </w:pPr>
+  </w:style>
+  <w:style w:type="character" w:customStyle="1" w:styleId="En-tteCar">
+    <w:name w:val="En-tête Car"/>
+    <w:basedOn w:val="Policepardfaut"/>
+    <w:link w:val="En-tte"/>
+    <w:rsid w:val="00E00258"/>
+    <w:rPr>
+      <w:rFonts w:ascii="Calibri" w:hAnsi="Calibri" w:cs="Calibri"/>
+      <w:sz w:val="20"/>
+    </w:rPr>
+  </w:style>
+  <w:style w:type="paragraph" w:styleId="Pieddepage">
+    <w:name w:val="footer"/>
+    <w:basedOn w:val="Normal"/>
+    <w:link w:val="PieddepageCar"/>
+    <w:unhideWhenUsed/>
+    <w:rsid w:val="00E00258"/>
+    <w:pPr>
+      <w:tabs>
+        <w:tab w:val="center" w:pos="4536"/>
+        <w:tab w:val="right" w:pos="9072"/>
+      </w:tabs>
+      <w:spacing w:after="0"/>
+    </w:pPr>
+  </w:style>
+  <w:style w:type="character" w:customStyle="1" w:styleId="PieddepageCar">
+    <w:name w:val="Pied de page Car"/>
+    <w:basedOn w:val="Policepardfaut"/>
+    <w:link w:val="Pieddepage"/>
+    <w:rsid w:val="00E00258"/>
+    <w:rPr>
+      <w:rFonts w:ascii="Calibri" w:hAnsi="Calibri" w:cs="Calibri"/>
+      <w:sz w:val="20"/>
+    </w:rPr>
+  </w:style>
+  <w:style w:type="paragraph" w:styleId="TM2">
+    <w:name w:val="toc 2"/>
+    <w:basedOn w:val="Normal"/>
+    <w:next w:val="Normal"/>
+    <w:autoRedefine/>
+    <w:uiPriority w:val="39"/>
+    <w:unhideWhenUsed/>
+    <w:rsid w:val="00E00258"/>
+    <w:pPr>
+      <w:spacing w:after="100"/>
+      <w:ind w:left="200"/>
+    </w:pPr>
+  </w:style>
+  <w:style w:type="table" w:styleId="Grilledutableau">
+    <w:name w:val="Table Grid"/>
+    <w:basedOn w:val="TableauNormal"/>
+    <w:rsid w:val="00E00258"/>
+    <w:pPr>
+      <w:spacing w:after="0"/>
+    </w:pPr>
+    <w:tblPr>
+      <w:tblBorders>
+        <w:top w:val="single" w:sz="4" w:space="0" w:color="auto"/>
+        <w:left w:val="single" w:sz="4" w:space="0" w:color="auto"/>
+        <w:bottom w:val="single" w:sz="4" w:space="0" w:color="auto"/>
+        <w:right w:val="single" w:sz="4" w:space="0" w:color="auto"/>
+        <w:insideH w:val="single" w:sz="4" w:space="0" w:color="auto"/>
+        <w:insideV w:val="single" w:sz="4" w:space="0" w:color="auto"/>
+      </w:tblBorders>
+    </w:tblPr>
   </w:style>
 </w:styles>
 </file>
@@ -3071,4 +4176,16 @@
     </a:ext>
   </a:extLst>
 </a:theme>
+</file>
+
+<file path=customXml/item1.xml><?xml version="1.0" encoding="utf-8"?>
+<b:Sources xmlns:b="http://schemas.openxmlformats.org/officeDocument/2006/bibliography" xmlns="http://schemas.openxmlformats.org/officeDocument/2006/bibliography" SelectedStyle="\APASixthEditionOfficeOnline.xsl" StyleName="APA" Version="6"/>
+</file>
+
+<file path=customXml/itemProps1.xml><?xml version="1.0" encoding="utf-8"?>
+<ds:datastoreItem xmlns:ds="http://schemas.openxmlformats.org/officeDocument/2006/customXml" ds:itemID="{1C27A9F4-0475-48F7-9589-2DEA0A3CDF17}">
+  <ds:schemaRefs>
+    <ds:schemaRef ds:uri="http://schemas.openxmlformats.org/officeDocument/2006/bibliography"/>
+  </ds:schemaRefs>
+</ds:datastoreItem>
 </file>